--- a/output/검수조서_CP-2026-0003.docx
+++ b/output/검수조서_CP-2026-0003.docx
@@ -803,7 +803,7 @@
                 <w:sz w:val="18"/>
                 <w:szCs w:val="18"/>
               </w:rPr>
-              <w:t xml:space="preserve"/>
+              <w:t xml:space="preserve">UPS</w:t>
             </w:r>
           </w:p>
         </w:tc>
@@ -832,7 +832,7 @@
                 <w:sz w:val="18"/>
                 <w:szCs w:val="18"/>
               </w:rPr>
-              <w:t xml:space="preserve"/>
+              <w:t xml:space="preserve">SRTG20KXLI</w:t>
             </w:r>
           </w:p>
         </w:tc>
@@ -861,7 +861,7 @@
                 <w:sz w:val="18"/>
                 <w:szCs w:val="18"/>
               </w:rPr>
-              <w:t xml:space="preserve"/>
+              <w:t xml:space="preserve">식</w:t>
             </w:r>
           </w:p>
         </w:tc>
@@ -890,7 +890,7 @@
                 <w:sz w:val="18"/>
                 <w:szCs w:val="18"/>
               </w:rPr>
-              <w:t xml:space="preserve"/>
+              <w:t xml:space="preserve">1</w:t>
             </w:r>
           </w:p>
         </w:tc>
@@ -919,7 +919,7 @@
                 <w:sz w:val="18"/>
                 <w:szCs w:val="18"/>
               </w:rPr>
-              <w:t xml:space="preserve"/>
+              <w:t xml:space="preserve">적합</w:t>
             </w:r>
           </w:p>
         </w:tc>
@@ -979,7 +979,7 @@
                 <w:sz w:val="18"/>
                 <w:szCs w:val="18"/>
               </w:rPr>
-              <w:t xml:space="preserve"/>
+              <w:t xml:space="preserve">에어컨 실외기</w:t>
             </w:r>
           </w:p>
         </w:tc>
@@ -1008,7 +1008,7 @@
                 <w:sz w:val="18"/>
                 <w:szCs w:val="18"/>
               </w:rPr>
-              <w:t xml:space="preserve"/>
+              <w:t xml:space="preserve">AM180AXVHHH1</w:t>
             </w:r>
           </w:p>
         </w:tc>
@@ -1037,7 +1037,7 @@
                 <w:sz w:val="18"/>
                 <w:szCs w:val="18"/>
               </w:rPr>
-              <w:t xml:space="preserve"/>
+              <w:t xml:space="preserve">식</w:t>
             </w:r>
           </w:p>
         </w:tc>
@@ -1066,7 +1066,7 @@
                 <w:sz w:val="18"/>
                 <w:szCs w:val="18"/>
               </w:rPr>
-              <w:t xml:space="preserve"/>
+              <w:t xml:space="preserve">1</w:t>
             </w:r>
           </w:p>
         </w:tc>
@@ -1095,7 +1095,7 @@
                 <w:sz w:val="18"/>
                 <w:szCs w:val="18"/>
               </w:rPr>
-              <w:t xml:space="preserve"/>
+              <w:t xml:space="preserve">적합</w:t>
             </w:r>
           </w:p>
         </w:tc>
@@ -1155,7 +1155,7 @@
                 <w:sz w:val="18"/>
                 <w:szCs w:val="18"/>
               </w:rPr>
-              <w:t xml:space="preserve"/>
+              <w:t xml:space="preserve">ESS 에너지저장시스템</w:t>
             </w:r>
           </w:p>
         </w:tc>
@@ -1184,7 +1184,7 @@
                 <w:sz w:val="18"/>
                 <w:szCs w:val="18"/>
               </w:rPr>
-              <w:t xml:space="preserve"/>
+              <w:t xml:space="preserve">에너지저장시스템</w:t>
             </w:r>
           </w:p>
         </w:tc>
@@ -1213,7 +1213,7 @@
                 <w:sz w:val="18"/>
                 <w:szCs w:val="18"/>
               </w:rPr>
-              <w:t xml:space="preserve"/>
+              <w:t xml:space="preserve">식</w:t>
             </w:r>
           </w:p>
         </w:tc>
@@ -1242,7 +1242,7 @@
                 <w:sz w:val="18"/>
                 <w:szCs w:val="18"/>
               </w:rPr>
-              <w:t xml:space="preserve"/>
+              <w:t xml:space="preserve">1</w:t>
             </w:r>
           </w:p>
         </w:tc>
@@ -1271,7 +1271,7 @@
                 <w:sz w:val="18"/>
                 <w:szCs w:val="18"/>
               </w:rPr>
-              <w:t xml:space="preserve"/>
+              <w:t xml:space="preserve">적합</w:t>
             </w:r>
           </w:p>
         </w:tc>
@@ -1331,7 +1331,7 @@
                 <w:sz w:val="18"/>
                 <w:szCs w:val="18"/>
               </w:rPr>
-              <w:t xml:space="preserve"/>
+              <w:t xml:space="preserve">방음 부스</w:t>
             </w:r>
           </w:p>
         </w:tc>
@@ -1360,7 +1360,7 @@
                 <w:sz w:val="18"/>
                 <w:szCs w:val="18"/>
               </w:rPr>
-              <w:t xml:space="preserve"/>
+              <w:t xml:space="preserve">COLABOX SOLO</w:t>
             </w:r>
           </w:p>
         </w:tc>
@@ -1389,7 +1389,7 @@
                 <w:sz w:val="18"/>
                 <w:szCs w:val="18"/>
               </w:rPr>
-              <w:t xml:space="preserve"/>
+              <w:t xml:space="preserve">식</w:t>
             </w:r>
           </w:p>
         </w:tc>
@@ -1418,7 +1418,7 @@
                 <w:sz w:val="18"/>
                 <w:szCs w:val="18"/>
               </w:rPr>
-              <w:t xml:space="preserve"/>
+              <w:t xml:space="preserve">1</w:t>
             </w:r>
           </w:p>
         </w:tc>
@@ -1447,7 +1447,7 @@
                 <w:sz w:val="18"/>
                 <w:szCs w:val="18"/>
               </w:rPr>
-              <w:t xml:space="preserve"/>
+              <w:t xml:space="preserve">적합</w:t>
             </w:r>
           </w:p>
         </w:tc>
@@ -1507,7 +1507,7 @@
                 <w:sz w:val="18"/>
                 <w:szCs w:val="18"/>
               </w:rPr>
-              <w:t xml:space="preserve"/>
+              <w:t xml:space="preserve">항온항습기</w:t>
             </w:r>
           </w:p>
         </w:tc>
@@ -1536,7 +1536,7 @@
                 <w:sz w:val="18"/>
                 <w:szCs w:val="18"/>
               </w:rPr>
-              <w:t xml:space="preserve"/>
+              <w:t xml:space="preserve">HT-E3GC5</w:t>
             </w:r>
           </w:p>
         </w:tc>
@@ -1565,7 +1565,7 @@
                 <w:sz w:val="18"/>
                 <w:szCs w:val="18"/>
               </w:rPr>
-              <w:t xml:space="preserve"/>
+              <w:t xml:space="preserve">식</w:t>
             </w:r>
           </w:p>
         </w:tc>
@@ -1594,7 +1594,7 @@
                 <w:sz w:val="18"/>
                 <w:szCs w:val="18"/>
               </w:rPr>
-              <w:t xml:space="preserve"/>
+              <w:t xml:space="preserve">1</w:t>
             </w:r>
           </w:p>
         </w:tc>
@@ -1623,12 +1623,7514 @@
                 <w:sz w:val="18"/>
                 <w:szCs w:val="18"/>
               </w:rPr>
-              <w:t xml:space="preserve"/>
+              <w:t xml:space="preserve">적합</w:t>
+            </w:r>
+          </w:p>
+        </w:tc>
+      </w:tr>
+      <w:tr>
+        <w:tc>
+          <w:tcPr>
+            <w:tcW w:type="dxa" w:w="675"/>
+            <w:tcMar>
+              <w:top w:type="dxa" w:w="60"/>
+              <w:left w:type="dxa" w:w="90"/>
+              <w:bottom w:type="dxa" w:w="60"/>
+              <w:right w:type="dxa" w:w="90"/>
+            </w:tcMar>
+            <w:vAlign w:val="center"/>
+          </w:tcPr>
+          <w:p>
+            <w:pPr>
+              <w:spacing w:after="20" w:before="20"/>
+              <w:jc w:val="center"/>
+            </w:pPr>
+            <w:r>
+              <w:rPr>
+                <w:rFonts w:ascii="맑은 고딕" w:cs="맑은 고딕" w:eastAsia="맑은 고딕" w:hAnsi="맑은 고딕"/>
+                <w:b w:val="false"/>
+                <w:bCs w:val="false"/>
+                <w:color w:val="000000"/>
+                <w:sz w:val="18"/>
+                <w:szCs w:val="18"/>
+              </w:rPr>
+              <w:t xml:space="preserve">6</w:t>
+            </w:r>
+          </w:p>
+        </w:tc>
+        <w:tc>
+          <w:tcPr>
+            <w:tcW w:type="dxa" w:w="3181"/>
+            <w:tcMar>
+              <w:top w:type="dxa" w:w="60"/>
+              <w:left w:type="dxa" w:w="90"/>
+              <w:bottom w:type="dxa" w:w="60"/>
+              <w:right w:type="dxa" w:w="90"/>
+            </w:tcMar>
+            <w:vAlign w:val="center"/>
+          </w:tcPr>
+          <w:p>
+            <w:pPr>
+              <w:spacing w:after="20" w:before="20"/>
+              <w:jc w:val="left"/>
+            </w:pPr>
+            <w:r>
+              <w:rPr>
+                <w:rFonts w:ascii="맑은 고딕" w:cs="맑은 고딕" w:eastAsia="맑은 고딕" w:hAnsi="맑은 고딕"/>
+                <w:b w:val="false"/>
+                <w:bCs w:val="false"/>
+                <w:color w:val="000000"/>
+                <w:sz w:val="18"/>
+                <w:szCs w:val="18"/>
+              </w:rPr>
+              <w:t xml:space="preserve">지하2층 테이블-2</w:t>
+            </w:r>
+          </w:p>
+        </w:tc>
+        <w:tc>
+          <w:tcPr>
+            <w:tcW w:type="dxa" w:w="2313"/>
+            <w:tcMar>
+              <w:top w:type="dxa" w:w="60"/>
+              <w:left w:type="dxa" w:w="90"/>
+              <w:bottom w:type="dxa" w:w="60"/>
+              <w:right w:type="dxa" w:w="90"/>
+            </w:tcMar>
+            <w:vAlign w:val="center"/>
+          </w:tcPr>
+          <w:p>
+            <w:pPr>
+              <w:spacing w:after="20" w:before="20"/>
+              <w:jc w:val="left"/>
+            </w:pPr>
+            <w:r>
+              <w:rPr>
+                <w:rFonts w:ascii="맑은 고딕" w:cs="맑은 고딕" w:eastAsia="맑은 고딕" w:hAnsi="맑은 고딕"/>
+                <w:b w:val="false"/>
+                <w:bCs w:val="false"/>
+                <w:color w:val="000000"/>
+                <w:sz w:val="18"/>
+                <w:szCs w:val="18"/>
+              </w:rPr>
+              <w:t xml:space="preserve">제작가구</w:t>
+            </w:r>
+          </w:p>
+        </w:tc>
+        <w:tc>
+          <w:tcPr>
+            <w:tcW w:type="dxa" w:w="964"/>
+            <w:tcMar>
+              <w:top w:type="dxa" w:w="60"/>
+              <w:left w:type="dxa" w:w="90"/>
+              <w:bottom w:type="dxa" w:w="60"/>
+              <w:right w:type="dxa" w:w="90"/>
+            </w:tcMar>
+            <w:vAlign w:val="center"/>
+          </w:tcPr>
+          <w:p>
+            <w:pPr>
+              <w:spacing w:after="20" w:before="20"/>
+              <w:jc w:val="center"/>
+            </w:pPr>
+            <w:r>
+              <w:rPr>
+                <w:rFonts w:ascii="맑은 고딕" w:cs="맑은 고딕" w:eastAsia="맑은 고딕" w:hAnsi="맑은 고딕"/>
+                <w:b w:val="false"/>
+                <w:bCs w:val="false"/>
+                <w:color w:val="000000"/>
+                <w:sz w:val="18"/>
+                <w:szCs w:val="18"/>
+              </w:rPr>
+              <w:t xml:space="preserve">식</w:t>
+            </w:r>
+          </w:p>
+        </w:tc>
+        <w:tc>
+          <w:tcPr>
+            <w:tcW w:type="dxa" w:w="964"/>
+            <w:tcMar>
+              <w:top w:type="dxa" w:w="60"/>
+              <w:left w:type="dxa" w:w="90"/>
+              <w:bottom w:type="dxa" w:w="60"/>
+              <w:right w:type="dxa" w:w="90"/>
+            </w:tcMar>
+            <w:vAlign w:val="center"/>
+          </w:tcPr>
+          <w:p>
+            <w:pPr>
+              <w:spacing w:after="20" w:before="20"/>
+              <w:jc w:val="center"/>
+            </w:pPr>
+            <w:r>
+              <w:rPr>
+                <w:rFonts w:ascii="맑은 고딕" w:cs="맑은 고딕" w:eastAsia="맑은 고딕" w:hAnsi="맑은 고딕"/>
+                <w:b w:val="false"/>
+                <w:bCs w:val="false"/>
+                <w:color w:val="000000"/>
+                <w:sz w:val="18"/>
+                <w:szCs w:val="18"/>
+              </w:rPr>
+              <w:t xml:space="preserve">1</w:t>
+            </w:r>
+          </w:p>
+        </w:tc>
+        <w:tc>
+          <w:tcPr>
+            <w:tcW w:type="dxa" w:w="1542"/>
+            <w:tcMar>
+              <w:top w:type="dxa" w:w="60"/>
+              <w:left w:type="dxa" w:w="90"/>
+              <w:bottom w:type="dxa" w:w="60"/>
+              <w:right w:type="dxa" w:w="90"/>
+            </w:tcMar>
+            <w:vAlign w:val="center"/>
+          </w:tcPr>
+          <w:p>
+            <w:pPr>
+              <w:spacing w:after="20" w:before="20"/>
+              <w:jc w:val="center"/>
+            </w:pPr>
+            <w:r>
+              <w:rPr>
+                <w:rFonts w:ascii="맑은 고딕" w:cs="맑은 고딕" w:eastAsia="맑은 고딕" w:hAnsi="맑은 고딕"/>
+                <w:b w:val="false"/>
+                <w:bCs w:val="false"/>
+                <w:color w:val="000000"/>
+                <w:sz w:val="18"/>
+                <w:szCs w:val="18"/>
+              </w:rPr>
+              <w:t xml:space="preserve">적합</w:t>
+            </w:r>
+          </w:p>
+        </w:tc>
+      </w:tr>
+      <w:tr>
+        <w:tc>
+          <w:tcPr>
+            <w:tcW w:type="dxa" w:w="675"/>
+            <w:tcMar>
+              <w:top w:type="dxa" w:w="60"/>
+              <w:left w:type="dxa" w:w="90"/>
+              <w:bottom w:type="dxa" w:w="60"/>
+              <w:right w:type="dxa" w:w="90"/>
+            </w:tcMar>
+            <w:vAlign w:val="center"/>
+          </w:tcPr>
+          <w:p>
+            <w:pPr>
+              <w:spacing w:after="20" w:before="20"/>
+              <w:jc w:val="center"/>
+            </w:pPr>
+            <w:r>
+              <w:rPr>
+                <w:rFonts w:ascii="맑은 고딕" w:cs="맑은 고딕" w:eastAsia="맑은 고딕" w:hAnsi="맑은 고딕"/>
+                <w:b w:val="false"/>
+                <w:bCs w:val="false"/>
+                <w:color w:val="000000"/>
+                <w:sz w:val="18"/>
+                <w:szCs w:val="18"/>
+              </w:rPr>
+              <w:t xml:space="preserve">7</w:t>
+            </w:r>
+          </w:p>
+        </w:tc>
+        <w:tc>
+          <w:tcPr>
+            <w:tcW w:type="dxa" w:w="3181"/>
+            <w:tcMar>
+              <w:top w:type="dxa" w:w="60"/>
+              <w:left w:type="dxa" w:w="90"/>
+              <w:bottom w:type="dxa" w:w="60"/>
+              <w:right w:type="dxa" w:w="90"/>
+            </w:tcMar>
+            <w:vAlign w:val="center"/>
+          </w:tcPr>
+          <w:p>
+            <w:pPr>
+              <w:spacing w:after="20" w:before="20"/>
+              <w:jc w:val="left"/>
+            </w:pPr>
+            <w:r>
+              <w:rPr>
+                <w:rFonts w:ascii="맑은 고딕" w:cs="맑은 고딕" w:eastAsia="맑은 고딕" w:hAnsi="맑은 고딕"/>
+                <w:b w:val="false"/>
+                <w:bCs w:val="false"/>
+                <w:color w:val="000000"/>
+                <w:sz w:val="18"/>
+                <w:szCs w:val="18"/>
+              </w:rPr>
+              <w:t xml:space="preserve">캐비닛형 자동소화장치</w:t>
+            </w:r>
+          </w:p>
+        </w:tc>
+        <w:tc>
+          <w:tcPr>
+            <w:tcW w:type="dxa" w:w="2313"/>
+            <w:tcMar>
+              <w:top w:type="dxa" w:w="60"/>
+              <w:left w:type="dxa" w:w="90"/>
+              <w:bottom w:type="dxa" w:w="60"/>
+              <w:right w:type="dxa" w:w="90"/>
+            </w:tcMar>
+            <w:vAlign w:val="center"/>
+          </w:tcPr>
+          <w:p>
+            <w:pPr>
+              <w:spacing w:after="20" w:before="20"/>
+              <w:jc w:val="left"/>
+            </w:pPr>
+            <w:r>
+              <w:rPr>
+                <w:rFonts w:ascii="맑은 고딕" w:cs="맑은 고딕" w:eastAsia="맑은 고딕" w:hAnsi="맑은 고딕"/>
+                <w:b w:val="false"/>
+                <w:bCs w:val="false"/>
+                <w:color w:val="000000"/>
+                <w:sz w:val="18"/>
+                <w:szCs w:val="18"/>
+              </w:rPr>
+              <w:t xml:space="preserve">1B/T</w:t>
+            </w:r>
+          </w:p>
+        </w:tc>
+        <w:tc>
+          <w:tcPr>
+            <w:tcW w:type="dxa" w:w="964"/>
+            <w:tcMar>
+              <w:top w:type="dxa" w:w="60"/>
+              <w:left w:type="dxa" w:w="90"/>
+              <w:bottom w:type="dxa" w:w="60"/>
+              <w:right w:type="dxa" w:w="90"/>
+            </w:tcMar>
+            <w:vAlign w:val="center"/>
+          </w:tcPr>
+          <w:p>
+            <w:pPr>
+              <w:spacing w:after="20" w:before="20"/>
+              <w:jc w:val="center"/>
+            </w:pPr>
+            <w:r>
+              <w:rPr>
+                <w:rFonts w:ascii="맑은 고딕" w:cs="맑은 고딕" w:eastAsia="맑은 고딕" w:hAnsi="맑은 고딕"/>
+                <w:b w:val="false"/>
+                <w:bCs w:val="false"/>
+                <w:color w:val="000000"/>
+                <w:sz w:val="18"/>
+                <w:szCs w:val="18"/>
+              </w:rPr>
+              <w:t xml:space="preserve">식</w:t>
+            </w:r>
+          </w:p>
+        </w:tc>
+        <w:tc>
+          <w:tcPr>
+            <w:tcW w:type="dxa" w:w="964"/>
+            <w:tcMar>
+              <w:top w:type="dxa" w:w="60"/>
+              <w:left w:type="dxa" w:w="90"/>
+              <w:bottom w:type="dxa" w:w="60"/>
+              <w:right w:type="dxa" w:w="90"/>
+            </w:tcMar>
+            <w:vAlign w:val="center"/>
+          </w:tcPr>
+          <w:p>
+            <w:pPr>
+              <w:spacing w:after="20" w:before="20"/>
+              <w:jc w:val="center"/>
+            </w:pPr>
+            <w:r>
+              <w:rPr>
+                <w:rFonts w:ascii="맑은 고딕" w:cs="맑은 고딕" w:eastAsia="맑은 고딕" w:hAnsi="맑은 고딕"/>
+                <w:b w:val="false"/>
+                <w:bCs w:val="false"/>
+                <w:color w:val="000000"/>
+                <w:sz w:val="18"/>
+                <w:szCs w:val="18"/>
+              </w:rPr>
+              <w:t xml:space="preserve">1</w:t>
+            </w:r>
+          </w:p>
+        </w:tc>
+        <w:tc>
+          <w:tcPr>
+            <w:tcW w:type="dxa" w:w="1542"/>
+            <w:tcMar>
+              <w:top w:type="dxa" w:w="60"/>
+              <w:left w:type="dxa" w:w="90"/>
+              <w:bottom w:type="dxa" w:w="60"/>
+              <w:right w:type="dxa" w:w="90"/>
+            </w:tcMar>
+            <w:vAlign w:val="center"/>
+          </w:tcPr>
+          <w:p>
+            <w:pPr>
+              <w:spacing w:after="20" w:before="20"/>
+              <w:jc w:val="center"/>
+            </w:pPr>
+            <w:r>
+              <w:rPr>
+                <w:rFonts w:ascii="맑은 고딕" w:cs="맑은 고딕" w:eastAsia="맑은 고딕" w:hAnsi="맑은 고딕"/>
+                <w:b w:val="false"/>
+                <w:bCs w:val="false"/>
+                <w:color w:val="000000"/>
+                <w:sz w:val="18"/>
+                <w:szCs w:val="18"/>
+              </w:rPr>
+              <w:t xml:space="preserve">적합</w:t>
+            </w:r>
+          </w:p>
+        </w:tc>
+      </w:tr>
+      <w:tr>
+        <w:tc>
+          <w:tcPr>
+            <w:tcW w:type="dxa" w:w="675"/>
+            <w:tcMar>
+              <w:top w:type="dxa" w:w="60"/>
+              <w:left w:type="dxa" w:w="90"/>
+              <w:bottom w:type="dxa" w:w="60"/>
+              <w:right w:type="dxa" w:w="90"/>
+            </w:tcMar>
+            <w:vAlign w:val="center"/>
+          </w:tcPr>
+          <w:p>
+            <w:pPr>
+              <w:spacing w:after="20" w:before="20"/>
+              <w:jc w:val="center"/>
+            </w:pPr>
+            <w:r>
+              <w:rPr>
+                <w:rFonts w:ascii="맑은 고딕" w:cs="맑은 고딕" w:eastAsia="맑은 고딕" w:hAnsi="맑은 고딕"/>
+                <w:b w:val="false"/>
+                <w:bCs w:val="false"/>
+                <w:color w:val="000000"/>
+                <w:sz w:val="18"/>
+                <w:szCs w:val="18"/>
+              </w:rPr>
+              <w:t xml:space="preserve">8</w:t>
+            </w:r>
+          </w:p>
+        </w:tc>
+        <w:tc>
+          <w:tcPr>
+            <w:tcW w:type="dxa" w:w="3181"/>
+            <w:tcMar>
+              <w:top w:type="dxa" w:w="60"/>
+              <w:left w:type="dxa" w:w="90"/>
+              <w:bottom w:type="dxa" w:w="60"/>
+              <w:right w:type="dxa" w:w="90"/>
+            </w:tcMar>
+            <w:vAlign w:val="center"/>
+          </w:tcPr>
+          <w:p>
+            <w:pPr>
+              <w:spacing w:after="20" w:before="20"/>
+              <w:jc w:val="left"/>
+            </w:pPr>
+            <w:r>
+              <w:rPr>
+                <w:rFonts w:ascii="맑은 고딕" w:cs="맑은 고딕" w:eastAsia="맑은 고딕" w:hAnsi="맑은 고딕"/>
+                <w:b w:val="false"/>
+                <w:bCs w:val="false"/>
+                <w:color w:val="000000"/>
+                <w:sz w:val="18"/>
+                <w:szCs w:val="18"/>
+              </w:rPr>
+              <w:t xml:space="preserve">LED DID</w:t>
+            </w:r>
+          </w:p>
+        </w:tc>
+        <w:tc>
+          <w:tcPr>
+            <w:tcW w:type="dxa" w:w="2313"/>
+            <w:tcMar>
+              <w:top w:type="dxa" w:w="60"/>
+              <w:left w:type="dxa" w:w="90"/>
+              <w:bottom w:type="dxa" w:w="60"/>
+              <w:right w:type="dxa" w:w="90"/>
+            </w:tcMar>
+            <w:vAlign w:val="center"/>
+          </w:tcPr>
+          <w:p>
+            <w:pPr>
+              <w:spacing w:after="20" w:before="20"/>
+              <w:jc w:val="left"/>
+            </w:pPr>
+            <w:r>
+              <w:rPr>
+                <w:rFonts w:ascii="맑은 고딕" w:cs="맑은 고딕" w:eastAsia="맑은 고딕" w:hAnsi="맑은 고딕"/>
+                <w:b w:val="false"/>
+                <w:bCs w:val="false"/>
+                <w:color w:val="000000"/>
+                <w:sz w:val="18"/>
+                <w:szCs w:val="18"/>
+              </w:rPr>
+              <w:t xml:space="preserve">VM55C-E</w:t>
+            </w:r>
+          </w:p>
+        </w:tc>
+        <w:tc>
+          <w:tcPr>
+            <w:tcW w:type="dxa" w:w="964"/>
+            <w:tcMar>
+              <w:top w:type="dxa" w:w="60"/>
+              <w:left w:type="dxa" w:w="90"/>
+              <w:bottom w:type="dxa" w:w="60"/>
+              <w:right w:type="dxa" w:w="90"/>
+            </w:tcMar>
+            <w:vAlign w:val="center"/>
+          </w:tcPr>
+          <w:p>
+            <w:pPr>
+              <w:spacing w:after="20" w:before="20"/>
+              <w:jc w:val="center"/>
+            </w:pPr>
+            <w:r>
+              <w:rPr>
+                <w:rFonts w:ascii="맑은 고딕" w:cs="맑은 고딕" w:eastAsia="맑은 고딕" w:hAnsi="맑은 고딕"/>
+                <w:b w:val="false"/>
+                <w:bCs w:val="false"/>
+                <w:color w:val="000000"/>
+                <w:sz w:val="18"/>
+                <w:szCs w:val="18"/>
+              </w:rPr>
+              <w:t xml:space="preserve">식</w:t>
+            </w:r>
+          </w:p>
+        </w:tc>
+        <w:tc>
+          <w:tcPr>
+            <w:tcW w:type="dxa" w:w="964"/>
+            <w:tcMar>
+              <w:top w:type="dxa" w:w="60"/>
+              <w:left w:type="dxa" w:w="90"/>
+              <w:bottom w:type="dxa" w:w="60"/>
+              <w:right w:type="dxa" w:w="90"/>
+            </w:tcMar>
+            <w:vAlign w:val="center"/>
+          </w:tcPr>
+          <w:p>
+            <w:pPr>
+              <w:spacing w:after="20" w:before="20"/>
+              <w:jc w:val="center"/>
+            </w:pPr>
+            <w:r>
+              <w:rPr>
+                <w:rFonts w:ascii="맑은 고딕" w:cs="맑은 고딕" w:eastAsia="맑은 고딕" w:hAnsi="맑은 고딕"/>
+                <w:b w:val="false"/>
+                <w:bCs w:val="false"/>
+                <w:color w:val="000000"/>
+                <w:sz w:val="18"/>
+                <w:szCs w:val="18"/>
+              </w:rPr>
+              <w:t xml:space="preserve">1</w:t>
+            </w:r>
+          </w:p>
+        </w:tc>
+        <w:tc>
+          <w:tcPr>
+            <w:tcW w:type="dxa" w:w="1542"/>
+            <w:tcMar>
+              <w:top w:type="dxa" w:w="60"/>
+              <w:left w:type="dxa" w:w="90"/>
+              <w:bottom w:type="dxa" w:w="60"/>
+              <w:right w:type="dxa" w:w="90"/>
+            </w:tcMar>
+            <w:vAlign w:val="center"/>
+          </w:tcPr>
+          <w:p>
+            <w:pPr>
+              <w:spacing w:after="20" w:before="20"/>
+              <w:jc w:val="center"/>
+            </w:pPr>
+            <w:r>
+              <w:rPr>
+                <w:rFonts w:ascii="맑은 고딕" w:cs="맑은 고딕" w:eastAsia="맑은 고딕" w:hAnsi="맑은 고딕"/>
+                <w:b w:val="false"/>
+                <w:bCs w:val="false"/>
+                <w:color w:val="000000"/>
+                <w:sz w:val="18"/>
+                <w:szCs w:val="18"/>
+              </w:rPr>
+              <w:t xml:space="preserve">적합</w:t>
+            </w:r>
+          </w:p>
+        </w:tc>
+      </w:tr>
+      <w:tr>
+        <w:tc>
+          <w:tcPr>
+            <w:tcW w:type="dxa" w:w="675"/>
+            <w:tcMar>
+              <w:top w:type="dxa" w:w="60"/>
+              <w:left w:type="dxa" w:w="90"/>
+              <w:bottom w:type="dxa" w:w="60"/>
+              <w:right w:type="dxa" w:w="90"/>
+            </w:tcMar>
+            <w:vAlign w:val="center"/>
+          </w:tcPr>
+          <w:p>
+            <w:pPr>
+              <w:spacing w:after="20" w:before="20"/>
+              <w:jc w:val="center"/>
+            </w:pPr>
+            <w:r>
+              <w:rPr>
+                <w:rFonts w:ascii="맑은 고딕" w:cs="맑은 고딕" w:eastAsia="맑은 고딕" w:hAnsi="맑은 고딕"/>
+                <w:b w:val="false"/>
+                <w:bCs w:val="false"/>
+                <w:color w:val="000000"/>
+                <w:sz w:val="18"/>
+                <w:szCs w:val="18"/>
+              </w:rPr>
+              <w:t xml:space="preserve">9</w:t>
+            </w:r>
+          </w:p>
+        </w:tc>
+        <w:tc>
+          <w:tcPr>
+            <w:tcW w:type="dxa" w:w="3181"/>
+            <w:tcMar>
+              <w:top w:type="dxa" w:w="60"/>
+              <w:left w:type="dxa" w:w="90"/>
+              <w:bottom w:type="dxa" w:w="60"/>
+              <w:right w:type="dxa" w:w="90"/>
+            </w:tcMar>
+            <w:vAlign w:val="center"/>
+          </w:tcPr>
+          <w:p>
+            <w:pPr>
+              <w:spacing w:after="20" w:before="20"/>
+              <w:jc w:val="left"/>
+            </w:pPr>
+            <w:r>
+              <w:rPr>
+                <w:rFonts w:ascii="맑은 고딕" w:cs="맑은 고딕" w:eastAsia="맑은 고딕" w:hAnsi="맑은 고딕"/>
+                <w:b w:val="false"/>
+                <w:bCs w:val="false"/>
+                <w:color w:val="000000"/>
+                <w:sz w:val="18"/>
+                <w:szCs w:val="18"/>
+              </w:rPr>
+              <w:t xml:space="preserve">지하2층 테이블-1</w:t>
+            </w:r>
+          </w:p>
+        </w:tc>
+        <w:tc>
+          <w:tcPr>
+            <w:tcW w:type="dxa" w:w="2313"/>
+            <w:tcMar>
+              <w:top w:type="dxa" w:w="60"/>
+              <w:left w:type="dxa" w:w="90"/>
+              <w:bottom w:type="dxa" w:w="60"/>
+              <w:right w:type="dxa" w:w="90"/>
+            </w:tcMar>
+            <w:vAlign w:val="center"/>
+          </w:tcPr>
+          <w:p>
+            <w:pPr>
+              <w:spacing w:after="20" w:before="20"/>
+              <w:jc w:val="left"/>
+            </w:pPr>
+            <w:r>
+              <w:rPr>
+                <w:rFonts w:ascii="맑은 고딕" w:cs="맑은 고딕" w:eastAsia="맑은 고딕" w:hAnsi="맑은 고딕"/>
+                <w:b w:val="false"/>
+                <w:bCs w:val="false"/>
+                <w:color w:val="000000"/>
+                <w:sz w:val="18"/>
+                <w:szCs w:val="18"/>
+              </w:rPr>
+              <w:t xml:space="preserve">제작가구</w:t>
+            </w:r>
+          </w:p>
+        </w:tc>
+        <w:tc>
+          <w:tcPr>
+            <w:tcW w:type="dxa" w:w="964"/>
+            <w:tcMar>
+              <w:top w:type="dxa" w:w="60"/>
+              <w:left w:type="dxa" w:w="90"/>
+              <w:bottom w:type="dxa" w:w="60"/>
+              <w:right w:type="dxa" w:w="90"/>
+            </w:tcMar>
+            <w:vAlign w:val="center"/>
+          </w:tcPr>
+          <w:p>
+            <w:pPr>
+              <w:spacing w:after="20" w:before="20"/>
+              <w:jc w:val="center"/>
+            </w:pPr>
+            <w:r>
+              <w:rPr>
+                <w:rFonts w:ascii="맑은 고딕" w:cs="맑은 고딕" w:eastAsia="맑은 고딕" w:hAnsi="맑은 고딕"/>
+                <w:b w:val="false"/>
+                <w:bCs w:val="false"/>
+                <w:color w:val="000000"/>
+                <w:sz w:val="18"/>
+                <w:szCs w:val="18"/>
+              </w:rPr>
+              <w:t xml:space="preserve">식</w:t>
+            </w:r>
+          </w:p>
+        </w:tc>
+        <w:tc>
+          <w:tcPr>
+            <w:tcW w:type="dxa" w:w="964"/>
+            <w:tcMar>
+              <w:top w:type="dxa" w:w="60"/>
+              <w:left w:type="dxa" w:w="90"/>
+              <w:bottom w:type="dxa" w:w="60"/>
+              <w:right w:type="dxa" w:w="90"/>
+            </w:tcMar>
+            <w:vAlign w:val="center"/>
+          </w:tcPr>
+          <w:p>
+            <w:pPr>
+              <w:spacing w:after="20" w:before="20"/>
+              <w:jc w:val="center"/>
+            </w:pPr>
+            <w:r>
+              <w:rPr>
+                <w:rFonts w:ascii="맑은 고딕" w:cs="맑은 고딕" w:eastAsia="맑은 고딕" w:hAnsi="맑은 고딕"/>
+                <w:b w:val="false"/>
+                <w:bCs w:val="false"/>
+                <w:color w:val="000000"/>
+                <w:sz w:val="18"/>
+                <w:szCs w:val="18"/>
+              </w:rPr>
+              <w:t xml:space="preserve">1</w:t>
+            </w:r>
+          </w:p>
+        </w:tc>
+        <w:tc>
+          <w:tcPr>
+            <w:tcW w:type="dxa" w:w="1542"/>
+            <w:tcMar>
+              <w:top w:type="dxa" w:w="60"/>
+              <w:left w:type="dxa" w:w="90"/>
+              <w:bottom w:type="dxa" w:w="60"/>
+              <w:right w:type="dxa" w:w="90"/>
+            </w:tcMar>
+            <w:vAlign w:val="center"/>
+          </w:tcPr>
+          <w:p>
+            <w:pPr>
+              <w:spacing w:after="20" w:before="20"/>
+              <w:jc w:val="center"/>
+            </w:pPr>
+            <w:r>
+              <w:rPr>
+                <w:rFonts w:ascii="맑은 고딕" w:cs="맑은 고딕" w:eastAsia="맑은 고딕" w:hAnsi="맑은 고딕"/>
+                <w:b w:val="false"/>
+                <w:bCs w:val="false"/>
+                <w:color w:val="000000"/>
+                <w:sz w:val="18"/>
+                <w:szCs w:val="18"/>
+              </w:rPr>
+              <w:t xml:space="preserve">적합</w:t>
+            </w:r>
+          </w:p>
+        </w:tc>
+      </w:tr>
+      <w:tr>
+        <w:tc>
+          <w:tcPr>
+            <w:tcW w:type="dxa" w:w="675"/>
+            <w:tcMar>
+              <w:top w:type="dxa" w:w="60"/>
+              <w:left w:type="dxa" w:w="90"/>
+              <w:bottom w:type="dxa" w:w="60"/>
+              <w:right w:type="dxa" w:w="90"/>
+            </w:tcMar>
+            <w:vAlign w:val="center"/>
+          </w:tcPr>
+          <w:p>
+            <w:pPr>
+              <w:spacing w:after="20" w:before="20"/>
+              <w:jc w:val="center"/>
+            </w:pPr>
+            <w:r>
+              <w:rPr>
+                <w:rFonts w:ascii="맑은 고딕" w:cs="맑은 고딕" w:eastAsia="맑은 고딕" w:hAnsi="맑은 고딕"/>
+                <w:b w:val="false"/>
+                <w:bCs w:val="false"/>
+                <w:color w:val="000000"/>
+                <w:sz w:val="18"/>
+                <w:szCs w:val="18"/>
+              </w:rPr>
+              <w:t xml:space="preserve">10</w:t>
+            </w:r>
+          </w:p>
+        </w:tc>
+        <w:tc>
+          <w:tcPr>
+            <w:tcW w:type="dxa" w:w="3181"/>
+            <w:tcMar>
+              <w:top w:type="dxa" w:w="60"/>
+              <w:left w:type="dxa" w:w="90"/>
+              <w:bottom w:type="dxa" w:w="60"/>
+              <w:right w:type="dxa" w:w="90"/>
+            </w:tcMar>
+            <w:vAlign w:val="center"/>
+          </w:tcPr>
+          <w:p>
+            <w:pPr>
+              <w:spacing w:after="20" w:before="20"/>
+              <w:jc w:val="left"/>
+            </w:pPr>
+            <w:r>
+              <w:rPr>
+                <w:rFonts w:ascii="맑은 고딕" w:cs="맑은 고딕" w:eastAsia="맑은 고딕" w:hAnsi="맑은 고딕"/>
+                <w:b w:val="false"/>
+                <w:bCs w:val="false"/>
+                <w:color w:val="000000"/>
+                <w:sz w:val="18"/>
+                <w:szCs w:val="18"/>
+              </w:rPr>
+              <w:t xml:space="preserve">파워드 앰프</w:t>
+            </w:r>
+          </w:p>
+        </w:tc>
+        <w:tc>
+          <w:tcPr>
+            <w:tcW w:type="dxa" w:w="2313"/>
+            <w:tcMar>
+              <w:top w:type="dxa" w:w="60"/>
+              <w:left w:type="dxa" w:w="90"/>
+              <w:bottom w:type="dxa" w:w="60"/>
+              <w:right w:type="dxa" w:w="90"/>
+            </w:tcMar>
+            <w:vAlign w:val="center"/>
+          </w:tcPr>
+          <w:p>
+            <w:pPr>
+              <w:spacing w:after="20" w:before="20"/>
+              <w:jc w:val="left"/>
+            </w:pPr>
+            <w:r>
+              <w:rPr>
+                <w:rFonts w:ascii="맑은 고딕" w:cs="맑은 고딕" w:eastAsia="맑은 고딕" w:hAnsi="맑은 고딕"/>
+                <w:b w:val="false"/>
+                <w:bCs w:val="false"/>
+                <w:color w:val="000000"/>
+                <w:sz w:val="18"/>
+                <w:szCs w:val="18"/>
+              </w:rPr>
+              <w:t xml:space="preserve">EMX5</w:t>
+            </w:r>
+          </w:p>
+        </w:tc>
+        <w:tc>
+          <w:tcPr>
+            <w:tcW w:type="dxa" w:w="964"/>
+            <w:tcMar>
+              <w:top w:type="dxa" w:w="60"/>
+              <w:left w:type="dxa" w:w="90"/>
+              <w:bottom w:type="dxa" w:w="60"/>
+              <w:right w:type="dxa" w:w="90"/>
+            </w:tcMar>
+            <w:vAlign w:val="center"/>
+          </w:tcPr>
+          <w:p>
+            <w:pPr>
+              <w:spacing w:after="20" w:before="20"/>
+              <w:jc w:val="center"/>
+            </w:pPr>
+            <w:r>
+              <w:rPr>
+                <w:rFonts w:ascii="맑은 고딕" w:cs="맑은 고딕" w:eastAsia="맑은 고딕" w:hAnsi="맑은 고딕"/>
+                <w:b w:val="false"/>
+                <w:bCs w:val="false"/>
+                <w:color w:val="000000"/>
+                <w:sz w:val="18"/>
+                <w:szCs w:val="18"/>
+              </w:rPr>
+              <w:t xml:space="preserve">식</w:t>
+            </w:r>
+          </w:p>
+        </w:tc>
+        <w:tc>
+          <w:tcPr>
+            <w:tcW w:type="dxa" w:w="964"/>
+            <w:tcMar>
+              <w:top w:type="dxa" w:w="60"/>
+              <w:left w:type="dxa" w:w="90"/>
+              <w:bottom w:type="dxa" w:w="60"/>
+              <w:right w:type="dxa" w:w="90"/>
+            </w:tcMar>
+            <w:vAlign w:val="center"/>
+          </w:tcPr>
+          <w:p>
+            <w:pPr>
+              <w:spacing w:after="20" w:before="20"/>
+              <w:jc w:val="center"/>
+            </w:pPr>
+            <w:r>
+              <w:rPr>
+                <w:rFonts w:ascii="맑은 고딕" w:cs="맑은 고딕" w:eastAsia="맑은 고딕" w:hAnsi="맑은 고딕"/>
+                <w:b w:val="false"/>
+                <w:bCs w:val="false"/>
+                <w:color w:val="000000"/>
+                <w:sz w:val="18"/>
+                <w:szCs w:val="18"/>
+              </w:rPr>
+              <w:t xml:space="preserve">1</w:t>
+            </w:r>
+          </w:p>
+        </w:tc>
+        <w:tc>
+          <w:tcPr>
+            <w:tcW w:type="dxa" w:w="1542"/>
+            <w:tcMar>
+              <w:top w:type="dxa" w:w="60"/>
+              <w:left w:type="dxa" w:w="90"/>
+              <w:bottom w:type="dxa" w:w="60"/>
+              <w:right w:type="dxa" w:w="90"/>
+            </w:tcMar>
+            <w:vAlign w:val="center"/>
+          </w:tcPr>
+          <w:p>
+            <w:pPr>
+              <w:spacing w:after="20" w:before="20"/>
+              <w:jc w:val="center"/>
+            </w:pPr>
+            <w:r>
+              <w:rPr>
+                <w:rFonts w:ascii="맑은 고딕" w:cs="맑은 고딕" w:eastAsia="맑은 고딕" w:hAnsi="맑은 고딕"/>
+                <w:b w:val="false"/>
+                <w:bCs w:val="false"/>
+                <w:color w:val="000000"/>
+                <w:sz w:val="18"/>
+                <w:szCs w:val="18"/>
+              </w:rPr>
+              <w:t xml:space="preserve">적합</w:t>
+            </w:r>
+          </w:p>
+        </w:tc>
+      </w:tr>
+      <w:tr>
+        <w:tc>
+          <w:tcPr>
+            <w:tcW w:type="dxa" w:w="675"/>
+            <w:tcMar>
+              <w:top w:type="dxa" w:w="60"/>
+              <w:left w:type="dxa" w:w="90"/>
+              <w:bottom w:type="dxa" w:w="60"/>
+              <w:right w:type="dxa" w:w="90"/>
+            </w:tcMar>
+            <w:vAlign w:val="center"/>
+          </w:tcPr>
+          <w:p>
+            <w:pPr>
+              <w:spacing w:after="20" w:before="20"/>
+              <w:jc w:val="center"/>
+            </w:pPr>
+            <w:r>
+              <w:rPr>
+                <w:rFonts w:ascii="맑은 고딕" w:cs="맑은 고딕" w:eastAsia="맑은 고딕" w:hAnsi="맑은 고딕"/>
+                <w:b w:val="false"/>
+                <w:bCs w:val="false"/>
+                <w:color w:val="000000"/>
+                <w:sz w:val="18"/>
+                <w:szCs w:val="18"/>
+              </w:rPr>
+              <w:t xml:space="preserve">11</w:t>
+            </w:r>
+          </w:p>
+        </w:tc>
+        <w:tc>
+          <w:tcPr>
+            <w:tcW w:type="dxa" w:w="3181"/>
+            <w:tcMar>
+              <w:top w:type="dxa" w:w="60"/>
+              <w:left w:type="dxa" w:w="90"/>
+              <w:bottom w:type="dxa" w:w="60"/>
+              <w:right w:type="dxa" w:w="90"/>
+            </w:tcMar>
+            <w:vAlign w:val="center"/>
+          </w:tcPr>
+          <w:p>
+            <w:pPr>
+              <w:spacing w:after="20" w:before="20"/>
+              <w:jc w:val="left"/>
+            </w:pPr>
+            <w:r>
+              <w:rPr>
+                <w:rFonts w:ascii="맑은 고딕" w:cs="맑은 고딕" w:eastAsia="맑은 고딕" w:hAnsi="맑은 고딕"/>
+                <w:b w:val="false"/>
+                <w:bCs w:val="false"/>
+                <w:color w:val="000000"/>
+                <w:sz w:val="18"/>
+                <w:szCs w:val="18"/>
+              </w:rPr>
+              <w:t xml:space="preserve">지하2층 로비 싱크대</w:t>
+            </w:r>
+          </w:p>
+        </w:tc>
+        <w:tc>
+          <w:tcPr>
+            <w:tcW w:type="dxa" w:w="2313"/>
+            <w:tcMar>
+              <w:top w:type="dxa" w:w="60"/>
+              <w:left w:type="dxa" w:w="90"/>
+              <w:bottom w:type="dxa" w:w="60"/>
+              <w:right w:type="dxa" w:w="90"/>
+            </w:tcMar>
+            <w:vAlign w:val="center"/>
+          </w:tcPr>
+          <w:p>
+            <w:pPr>
+              <w:spacing w:after="20" w:before="20"/>
+              <w:jc w:val="left"/>
+            </w:pPr>
+            <w:r>
+              <w:rPr>
+                <w:rFonts w:ascii="맑은 고딕" w:cs="맑은 고딕" w:eastAsia="맑은 고딕" w:hAnsi="맑은 고딕"/>
+                <w:b w:val="false"/>
+                <w:bCs w:val="false"/>
+                <w:color w:val="000000"/>
+                <w:sz w:val="18"/>
+                <w:szCs w:val="18"/>
+              </w:rPr>
+              <w:t xml:space="preserve">제작가구</w:t>
+            </w:r>
+          </w:p>
+        </w:tc>
+        <w:tc>
+          <w:tcPr>
+            <w:tcW w:type="dxa" w:w="964"/>
+            <w:tcMar>
+              <w:top w:type="dxa" w:w="60"/>
+              <w:left w:type="dxa" w:w="90"/>
+              <w:bottom w:type="dxa" w:w="60"/>
+              <w:right w:type="dxa" w:w="90"/>
+            </w:tcMar>
+            <w:vAlign w:val="center"/>
+          </w:tcPr>
+          <w:p>
+            <w:pPr>
+              <w:spacing w:after="20" w:before="20"/>
+              <w:jc w:val="center"/>
+            </w:pPr>
+            <w:r>
+              <w:rPr>
+                <w:rFonts w:ascii="맑은 고딕" w:cs="맑은 고딕" w:eastAsia="맑은 고딕" w:hAnsi="맑은 고딕"/>
+                <w:b w:val="false"/>
+                <w:bCs w:val="false"/>
+                <w:color w:val="000000"/>
+                <w:sz w:val="18"/>
+                <w:szCs w:val="18"/>
+              </w:rPr>
+              <w:t xml:space="preserve">식</w:t>
+            </w:r>
+          </w:p>
+        </w:tc>
+        <w:tc>
+          <w:tcPr>
+            <w:tcW w:type="dxa" w:w="964"/>
+            <w:tcMar>
+              <w:top w:type="dxa" w:w="60"/>
+              <w:left w:type="dxa" w:w="90"/>
+              <w:bottom w:type="dxa" w:w="60"/>
+              <w:right w:type="dxa" w:w="90"/>
+            </w:tcMar>
+            <w:vAlign w:val="center"/>
+          </w:tcPr>
+          <w:p>
+            <w:pPr>
+              <w:spacing w:after="20" w:before="20"/>
+              <w:jc w:val="center"/>
+            </w:pPr>
+            <w:r>
+              <w:rPr>
+                <w:rFonts w:ascii="맑은 고딕" w:cs="맑은 고딕" w:eastAsia="맑은 고딕" w:hAnsi="맑은 고딕"/>
+                <w:b w:val="false"/>
+                <w:bCs w:val="false"/>
+                <w:color w:val="000000"/>
+                <w:sz w:val="18"/>
+                <w:szCs w:val="18"/>
+              </w:rPr>
+              <w:t xml:space="preserve">1</w:t>
+            </w:r>
+          </w:p>
+        </w:tc>
+        <w:tc>
+          <w:tcPr>
+            <w:tcW w:type="dxa" w:w="1542"/>
+            <w:tcMar>
+              <w:top w:type="dxa" w:w="60"/>
+              <w:left w:type="dxa" w:w="90"/>
+              <w:bottom w:type="dxa" w:w="60"/>
+              <w:right w:type="dxa" w:w="90"/>
+            </w:tcMar>
+            <w:vAlign w:val="center"/>
+          </w:tcPr>
+          <w:p>
+            <w:pPr>
+              <w:spacing w:after="20" w:before="20"/>
+              <w:jc w:val="center"/>
+            </w:pPr>
+            <w:r>
+              <w:rPr>
+                <w:rFonts w:ascii="맑은 고딕" w:cs="맑은 고딕" w:eastAsia="맑은 고딕" w:hAnsi="맑은 고딕"/>
+                <w:b w:val="false"/>
+                <w:bCs w:val="false"/>
+                <w:color w:val="000000"/>
+                <w:sz w:val="18"/>
+                <w:szCs w:val="18"/>
+              </w:rPr>
+              <w:t xml:space="preserve">적합</w:t>
+            </w:r>
+          </w:p>
+        </w:tc>
+      </w:tr>
+      <w:tr>
+        <w:tc>
+          <w:tcPr>
+            <w:tcW w:type="dxa" w:w="675"/>
+            <w:tcMar>
+              <w:top w:type="dxa" w:w="60"/>
+              <w:left w:type="dxa" w:w="90"/>
+              <w:bottom w:type="dxa" w:w="60"/>
+              <w:right w:type="dxa" w:w="90"/>
+            </w:tcMar>
+            <w:vAlign w:val="center"/>
+          </w:tcPr>
+          <w:p>
+            <w:pPr>
+              <w:spacing w:after="20" w:before="20"/>
+              <w:jc w:val="center"/>
+            </w:pPr>
+            <w:r>
+              <w:rPr>
+                <w:rFonts w:ascii="맑은 고딕" w:cs="맑은 고딕" w:eastAsia="맑은 고딕" w:hAnsi="맑은 고딕"/>
+                <w:b w:val="false"/>
+                <w:bCs w:val="false"/>
+                <w:color w:val="000000"/>
+                <w:sz w:val="18"/>
+                <w:szCs w:val="18"/>
+              </w:rPr>
+              <w:t xml:space="preserve">12</w:t>
+            </w:r>
+          </w:p>
+        </w:tc>
+        <w:tc>
+          <w:tcPr>
+            <w:tcW w:type="dxa" w:w="3181"/>
+            <w:tcMar>
+              <w:top w:type="dxa" w:w="60"/>
+              <w:left w:type="dxa" w:w="90"/>
+              <w:bottom w:type="dxa" w:w="60"/>
+              <w:right w:type="dxa" w:w="90"/>
+            </w:tcMar>
+            <w:vAlign w:val="center"/>
+          </w:tcPr>
+          <w:p>
+            <w:pPr>
+              <w:spacing w:after="20" w:before="20"/>
+              <w:jc w:val="left"/>
+            </w:pPr>
+            <w:r>
+              <w:rPr>
+                <w:rFonts w:ascii="맑은 고딕" w:cs="맑은 고딕" w:eastAsia="맑은 고딕" w:hAnsi="맑은 고딕"/>
+                <w:b w:val="false"/>
+                <w:bCs w:val="false"/>
+                <w:color w:val="000000"/>
+                <w:sz w:val="18"/>
+                <w:szCs w:val="18"/>
+              </w:rPr>
+              <w:t xml:space="preserve">여자화장실 세면대</w:t>
+            </w:r>
+          </w:p>
+        </w:tc>
+        <w:tc>
+          <w:tcPr>
+            <w:tcW w:type="dxa" w:w="2313"/>
+            <w:tcMar>
+              <w:top w:type="dxa" w:w="60"/>
+              <w:left w:type="dxa" w:w="90"/>
+              <w:bottom w:type="dxa" w:w="60"/>
+              <w:right w:type="dxa" w:w="90"/>
+            </w:tcMar>
+            <w:vAlign w:val="center"/>
+          </w:tcPr>
+          <w:p>
+            <w:pPr>
+              <w:spacing w:after="20" w:before="20"/>
+              <w:jc w:val="left"/>
+            </w:pPr>
+            <w:r>
+              <w:rPr>
+                <w:rFonts w:ascii="맑은 고딕" w:cs="맑은 고딕" w:eastAsia="맑은 고딕" w:hAnsi="맑은 고딕"/>
+                <w:b w:val="false"/>
+                <w:bCs w:val="false"/>
+                <w:color w:val="000000"/>
+                <w:sz w:val="18"/>
+                <w:szCs w:val="18"/>
+              </w:rPr>
+              <w:t xml:space="preserve">제작가구</w:t>
+            </w:r>
+          </w:p>
+        </w:tc>
+        <w:tc>
+          <w:tcPr>
+            <w:tcW w:type="dxa" w:w="964"/>
+            <w:tcMar>
+              <w:top w:type="dxa" w:w="60"/>
+              <w:left w:type="dxa" w:w="90"/>
+              <w:bottom w:type="dxa" w:w="60"/>
+              <w:right w:type="dxa" w:w="90"/>
+            </w:tcMar>
+            <w:vAlign w:val="center"/>
+          </w:tcPr>
+          <w:p>
+            <w:pPr>
+              <w:spacing w:after="20" w:before="20"/>
+              <w:jc w:val="center"/>
+            </w:pPr>
+            <w:r>
+              <w:rPr>
+                <w:rFonts w:ascii="맑은 고딕" w:cs="맑은 고딕" w:eastAsia="맑은 고딕" w:hAnsi="맑은 고딕"/>
+                <w:b w:val="false"/>
+                <w:bCs w:val="false"/>
+                <w:color w:val="000000"/>
+                <w:sz w:val="18"/>
+                <w:szCs w:val="18"/>
+              </w:rPr>
+              <w:t xml:space="preserve">식</w:t>
+            </w:r>
+          </w:p>
+        </w:tc>
+        <w:tc>
+          <w:tcPr>
+            <w:tcW w:type="dxa" w:w="964"/>
+            <w:tcMar>
+              <w:top w:type="dxa" w:w="60"/>
+              <w:left w:type="dxa" w:w="90"/>
+              <w:bottom w:type="dxa" w:w="60"/>
+              <w:right w:type="dxa" w:w="90"/>
+            </w:tcMar>
+            <w:vAlign w:val="center"/>
+          </w:tcPr>
+          <w:p>
+            <w:pPr>
+              <w:spacing w:after="20" w:before="20"/>
+              <w:jc w:val="center"/>
+            </w:pPr>
+            <w:r>
+              <w:rPr>
+                <w:rFonts w:ascii="맑은 고딕" w:cs="맑은 고딕" w:eastAsia="맑은 고딕" w:hAnsi="맑은 고딕"/>
+                <w:b w:val="false"/>
+                <w:bCs w:val="false"/>
+                <w:color w:val="000000"/>
+                <w:sz w:val="18"/>
+                <w:szCs w:val="18"/>
+              </w:rPr>
+              <w:t xml:space="preserve">1</w:t>
+            </w:r>
+          </w:p>
+        </w:tc>
+        <w:tc>
+          <w:tcPr>
+            <w:tcW w:type="dxa" w:w="1542"/>
+            <w:tcMar>
+              <w:top w:type="dxa" w:w="60"/>
+              <w:left w:type="dxa" w:w="90"/>
+              <w:bottom w:type="dxa" w:w="60"/>
+              <w:right w:type="dxa" w:w="90"/>
+            </w:tcMar>
+            <w:vAlign w:val="center"/>
+          </w:tcPr>
+          <w:p>
+            <w:pPr>
+              <w:spacing w:after="20" w:before="20"/>
+              <w:jc w:val="center"/>
+            </w:pPr>
+            <w:r>
+              <w:rPr>
+                <w:rFonts w:ascii="맑은 고딕" w:cs="맑은 고딕" w:eastAsia="맑은 고딕" w:hAnsi="맑은 고딕"/>
+                <w:b w:val="false"/>
+                <w:bCs w:val="false"/>
+                <w:color w:val="000000"/>
+                <w:sz w:val="18"/>
+                <w:szCs w:val="18"/>
+              </w:rPr>
+              <w:t xml:space="preserve">적합</w:t>
+            </w:r>
+          </w:p>
+        </w:tc>
+      </w:tr>
+      <w:tr>
+        <w:tc>
+          <w:tcPr>
+            <w:tcW w:type="dxa" w:w="675"/>
+            <w:tcMar>
+              <w:top w:type="dxa" w:w="60"/>
+              <w:left w:type="dxa" w:w="90"/>
+              <w:bottom w:type="dxa" w:w="60"/>
+              <w:right w:type="dxa" w:w="90"/>
+            </w:tcMar>
+            <w:vAlign w:val="center"/>
+          </w:tcPr>
+          <w:p>
+            <w:pPr>
+              <w:spacing w:after="20" w:before="20"/>
+              <w:jc w:val="center"/>
+            </w:pPr>
+            <w:r>
+              <w:rPr>
+                <w:rFonts w:ascii="맑은 고딕" w:cs="맑은 고딕" w:eastAsia="맑은 고딕" w:hAnsi="맑은 고딕"/>
+                <w:b w:val="false"/>
+                <w:bCs w:val="false"/>
+                <w:color w:val="000000"/>
+                <w:sz w:val="18"/>
+                <w:szCs w:val="18"/>
+              </w:rPr>
+              <w:t xml:space="preserve">13</w:t>
+            </w:r>
+          </w:p>
+        </w:tc>
+        <w:tc>
+          <w:tcPr>
+            <w:tcW w:type="dxa" w:w="3181"/>
+            <w:tcMar>
+              <w:top w:type="dxa" w:w="60"/>
+              <w:left w:type="dxa" w:w="90"/>
+              <w:bottom w:type="dxa" w:w="60"/>
+              <w:right w:type="dxa" w:w="90"/>
+            </w:tcMar>
+            <w:vAlign w:val="center"/>
+          </w:tcPr>
+          <w:p>
+            <w:pPr>
+              <w:spacing w:after="20" w:before="20"/>
+              <w:jc w:val="left"/>
+            </w:pPr>
+            <w:r>
+              <w:rPr>
+                <w:rFonts w:ascii="맑은 고딕" w:cs="맑은 고딕" w:eastAsia="맑은 고딕" w:hAnsi="맑은 고딕"/>
+                <w:b w:val="false"/>
+                <w:bCs w:val="false"/>
+                <w:color w:val="000000"/>
+                <w:sz w:val="18"/>
+                <w:szCs w:val="18"/>
+              </w:rPr>
+              <w:t xml:space="preserve">남자화장실 세면대</w:t>
+            </w:r>
+          </w:p>
+        </w:tc>
+        <w:tc>
+          <w:tcPr>
+            <w:tcW w:type="dxa" w:w="2313"/>
+            <w:tcMar>
+              <w:top w:type="dxa" w:w="60"/>
+              <w:left w:type="dxa" w:w="90"/>
+              <w:bottom w:type="dxa" w:w="60"/>
+              <w:right w:type="dxa" w:w="90"/>
+            </w:tcMar>
+            <w:vAlign w:val="center"/>
+          </w:tcPr>
+          <w:p>
+            <w:pPr>
+              <w:spacing w:after="20" w:before="20"/>
+              <w:jc w:val="left"/>
+            </w:pPr>
+            <w:r>
+              <w:rPr>
+                <w:rFonts w:ascii="맑은 고딕" w:cs="맑은 고딕" w:eastAsia="맑은 고딕" w:hAnsi="맑은 고딕"/>
+                <w:b w:val="false"/>
+                <w:bCs w:val="false"/>
+                <w:color w:val="000000"/>
+                <w:sz w:val="18"/>
+                <w:szCs w:val="18"/>
+              </w:rPr>
+              <w:t xml:space="preserve">제작가구</w:t>
+            </w:r>
+          </w:p>
+        </w:tc>
+        <w:tc>
+          <w:tcPr>
+            <w:tcW w:type="dxa" w:w="964"/>
+            <w:tcMar>
+              <w:top w:type="dxa" w:w="60"/>
+              <w:left w:type="dxa" w:w="90"/>
+              <w:bottom w:type="dxa" w:w="60"/>
+              <w:right w:type="dxa" w:w="90"/>
+            </w:tcMar>
+            <w:vAlign w:val="center"/>
+          </w:tcPr>
+          <w:p>
+            <w:pPr>
+              <w:spacing w:after="20" w:before="20"/>
+              <w:jc w:val="center"/>
+            </w:pPr>
+            <w:r>
+              <w:rPr>
+                <w:rFonts w:ascii="맑은 고딕" w:cs="맑은 고딕" w:eastAsia="맑은 고딕" w:hAnsi="맑은 고딕"/>
+                <w:b w:val="false"/>
+                <w:bCs w:val="false"/>
+                <w:color w:val="000000"/>
+                <w:sz w:val="18"/>
+                <w:szCs w:val="18"/>
+              </w:rPr>
+              <w:t xml:space="preserve">식</w:t>
+            </w:r>
+          </w:p>
+        </w:tc>
+        <w:tc>
+          <w:tcPr>
+            <w:tcW w:type="dxa" w:w="964"/>
+            <w:tcMar>
+              <w:top w:type="dxa" w:w="60"/>
+              <w:left w:type="dxa" w:w="90"/>
+              <w:bottom w:type="dxa" w:w="60"/>
+              <w:right w:type="dxa" w:w="90"/>
+            </w:tcMar>
+            <w:vAlign w:val="center"/>
+          </w:tcPr>
+          <w:p>
+            <w:pPr>
+              <w:spacing w:after="20" w:before="20"/>
+              <w:jc w:val="center"/>
+            </w:pPr>
+            <w:r>
+              <w:rPr>
+                <w:rFonts w:ascii="맑은 고딕" w:cs="맑은 고딕" w:eastAsia="맑은 고딕" w:hAnsi="맑은 고딕"/>
+                <w:b w:val="false"/>
+                <w:bCs w:val="false"/>
+                <w:color w:val="000000"/>
+                <w:sz w:val="18"/>
+                <w:szCs w:val="18"/>
+              </w:rPr>
+              <w:t xml:space="preserve">1</w:t>
+            </w:r>
+          </w:p>
+        </w:tc>
+        <w:tc>
+          <w:tcPr>
+            <w:tcW w:type="dxa" w:w="1542"/>
+            <w:tcMar>
+              <w:top w:type="dxa" w:w="60"/>
+              <w:left w:type="dxa" w:w="90"/>
+              <w:bottom w:type="dxa" w:w="60"/>
+              <w:right w:type="dxa" w:w="90"/>
+            </w:tcMar>
+            <w:vAlign w:val="center"/>
+          </w:tcPr>
+          <w:p>
+            <w:pPr>
+              <w:spacing w:after="20" w:before="20"/>
+              <w:jc w:val="center"/>
+            </w:pPr>
+            <w:r>
+              <w:rPr>
+                <w:rFonts w:ascii="맑은 고딕" w:cs="맑은 고딕" w:eastAsia="맑은 고딕" w:hAnsi="맑은 고딕"/>
+                <w:b w:val="false"/>
+                <w:bCs w:val="false"/>
+                <w:color w:val="000000"/>
+                <w:sz w:val="18"/>
+                <w:szCs w:val="18"/>
+              </w:rPr>
+              <w:t xml:space="preserve">적합</w:t>
+            </w:r>
+          </w:p>
+        </w:tc>
+      </w:tr>
+      <w:tr>
+        <w:tc>
+          <w:tcPr>
+            <w:tcW w:type="dxa" w:w="675"/>
+            <w:tcMar>
+              <w:top w:type="dxa" w:w="60"/>
+              <w:left w:type="dxa" w:w="90"/>
+              <w:bottom w:type="dxa" w:w="60"/>
+              <w:right w:type="dxa" w:w="90"/>
+            </w:tcMar>
+            <w:vAlign w:val="center"/>
+          </w:tcPr>
+          <w:p>
+            <w:pPr>
+              <w:spacing w:after="20" w:before="20"/>
+              <w:jc w:val="center"/>
+            </w:pPr>
+            <w:r>
+              <w:rPr>
+                <w:rFonts w:ascii="맑은 고딕" w:cs="맑은 고딕" w:eastAsia="맑은 고딕" w:hAnsi="맑은 고딕"/>
+                <w:b w:val="false"/>
+                <w:bCs w:val="false"/>
+                <w:color w:val="000000"/>
+                <w:sz w:val="18"/>
+                <w:szCs w:val="18"/>
+              </w:rPr>
+              <w:t xml:space="preserve">14</w:t>
+            </w:r>
+          </w:p>
+        </w:tc>
+        <w:tc>
+          <w:tcPr>
+            <w:tcW w:type="dxa" w:w="3181"/>
+            <w:tcMar>
+              <w:top w:type="dxa" w:w="60"/>
+              <w:left w:type="dxa" w:w="90"/>
+              <w:bottom w:type="dxa" w:w="60"/>
+              <w:right w:type="dxa" w:w="90"/>
+            </w:tcMar>
+            <w:vAlign w:val="center"/>
+          </w:tcPr>
+          <w:p>
+            <w:pPr>
+              <w:spacing w:after="20" w:before="20"/>
+              <w:jc w:val="left"/>
+            </w:pPr>
+            <w:r>
+              <w:rPr>
+                <w:rFonts w:ascii="맑은 고딕" w:cs="맑은 고딕" w:eastAsia="맑은 고딕" w:hAnsi="맑은 고딕"/>
+                <w:b w:val="false"/>
+                <w:bCs w:val="false"/>
+                <w:color w:val="000000"/>
+                <w:sz w:val="18"/>
+                <w:szCs w:val="18"/>
+              </w:rPr>
+              <w:t xml:space="preserve">98인치 LED 사이니지</w:t>
+            </w:r>
+          </w:p>
+        </w:tc>
+        <w:tc>
+          <w:tcPr>
+            <w:tcW w:type="dxa" w:w="2313"/>
+            <w:tcMar>
+              <w:top w:type="dxa" w:w="60"/>
+              <w:left w:type="dxa" w:w="90"/>
+              <w:bottom w:type="dxa" w:w="60"/>
+              <w:right w:type="dxa" w:w="90"/>
+            </w:tcMar>
+            <w:vAlign w:val="center"/>
+          </w:tcPr>
+          <w:p>
+            <w:pPr>
+              <w:spacing w:after="20" w:before="20"/>
+              <w:jc w:val="left"/>
+            </w:pPr>
+            <w:r>
+              <w:rPr>
+                <w:rFonts w:ascii="맑은 고딕" w:cs="맑은 고딕" w:eastAsia="맑은 고딕" w:hAnsi="맑은 고딕"/>
+                <w:b w:val="false"/>
+                <w:bCs w:val="false"/>
+                <w:color w:val="000000"/>
+                <w:sz w:val="18"/>
+                <w:szCs w:val="18"/>
+              </w:rPr>
+              <w:t xml:space="preserve">QE98C</w:t>
+            </w:r>
+          </w:p>
+        </w:tc>
+        <w:tc>
+          <w:tcPr>
+            <w:tcW w:type="dxa" w:w="964"/>
+            <w:tcMar>
+              <w:top w:type="dxa" w:w="60"/>
+              <w:left w:type="dxa" w:w="90"/>
+              <w:bottom w:type="dxa" w:w="60"/>
+              <w:right w:type="dxa" w:w="90"/>
+            </w:tcMar>
+            <w:vAlign w:val="center"/>
+          </w:tcPr>
+          <w:p>
+            <w:pPr>
+              <w:spacing w:after="20" w:before="20"/>
+              <w:jc w:val="center"/>
+            </w:pPr>
+            <w:r>
+              <w:rPr>
+                <w:rFonts w:ascii="맑은 고딕" w:cs="맑은 고딕" w:eastAsia="맑은 고딕" w:hAnsi="맑은 고딕"/>
+                <w:b w:val="false"/>
+                <w:bCs w:val="false"/>
+                <w:color w:val="000000"/>
+                <w:sz w:val="18"/>
+                <w:szCs w:val="18"/>
+              </w:rPr>
+              <w:t xml:space="preserve">식</w:t>
+            </w:r>
+          </w:p>
+        </w:tc>
+        <w:tc>
+          <w:tcPr>
+            <w:tcW w:type="dxa" w:w="964"/>
+            <w:tcMar>
+              <w:top w:type="dxa" w:w="60"/>
+              <w:left w:type="dxa" w:w="90"/>
+              <w:bottom w:type="dxa" w:w="60"/>
+              <w:right w:type="dxa" w:w="90"/>
+            </w:tcMar>
+            <w:vAlign w:val="center"/>
+          </w:tcPr>
+          <w:p>
+            <w:pPr>
+              <w:spacing w:after="20" w:before="20"/>
+              <w:jc w:val="center"/>
+            </w:pPr>
+            <w:r>
+              <w:rPr>
+                <w:rFonts w:ascii="맑은 고딕" w:cs="맑은 고딕" w:eastAsia="맑은 고딕" w:hAnsi="맑은 고딕"/>
+                <w:b w:val="false"/>
+                <w:bCs w:val="false"/>
+                <w:color w:val="000000"/>
+                <w:sz w:val="18"/>
+                <w:szCs w:val="18"/>
+              </w:rPr>
+              <w:t xml:space="preserve">1</w:t>
+            </w:r>
+          </w:p>
+        </w:tc>
+        <w:tc>
+          <w:tcPr>
+            <w:tcW w:type="dxa" w:w="1542"/>
+            <w:tcMar>
+              <w:top w:type="dxa" w:w="60"/>
+              <w:left w:type="dxa" w:w="90"/>
+              <w:bottom w:type="dxa" w:w="60"/>
+              <w:right w:type="dxa" w:w="90"/>
+            </w:tcMar>
+            <w:vAlign w:val="center"/>
+          </w:tcPr>
+          <w:p>
+            <w:pPr>
+              <w:spacing w:after="20" w:before="20"/>
+              <w:jc w:val="center"/>
+            </w:pPr>
+            <w:r>
+              <w:rPr>
+                <w:rFonts w:ascii="맑은 고딕" w:cs="맑은 고딕" w:eastAsia="맑은 고딕" w:hAnsi="맑은 고딕"/>
+                <w:b w:val="false"/>
+                <w:bCs w:val="false"/>
+                <w:color w:val="000000"/>
+                <w:sz w:val="18"/>
+                <w:szCs w:val="18"/>
+              </w:rPr>
+              <w:t xml:space="preserve">적합</w:t>
+            </w:r>
+          </w:p>
+        </w:tc>
+      </w:tr>
+      <w:tr>
+        <w:tc>
+          <w:tcPr>
+            <w:tcW w:type="dxa" w:w="675"/>
+            <w:tcMar>
+              <w:top w:type="dxa" w:w="60"/>
+              <w:left w:type="dxa" w:w="90"/>
+              <w:bottom w:type="dxa" w:w="60"/>
+              <w:right w:type="dxa" w:w="90"/>
+            </w:tcMar>
+            <w:vAlign w:val="center"/>
+          </w:tcPr>
+          <w:p>
+            <w:pPr>
+              <w:spacing w:after="20" w:before="20"/>
+              <w:jc w:val="center"/>
+            </w:pPr>
+            <w:r>
+              <w:rPr>
+                <w:rFonts w:ascii="맑은 고딕" w:cs="맑은 고딕" w:eastAsia="맑은 고딕" w:hAnsi="맑은 고딕"/>
+                <w:b w:val="false"/>
+                <w:bCs w:val="false"/>
+                <w:color w:val="000000"/>
+                <w:sz w:val="18"/>
+                <w:szCs w:val="18"/>
+              </w:rPr>
+              <w:t xml:space="preserve">15</w:t>
+            </w:r>
+          </w:p>
+        </w:tc>
+        <w:tc>
+          <w:tcPr>
+            <w:tcW w:type="dxa" w:w="3181"/>
+            <w:tcMar>
+              <w:top w:type="dxa" w:w="60"/>
+              <w:left w:type="dxa" w:w="90"/>
+              <w:bottom w:type="dxa" w:w="60"/>
+              <w:right w:type="dxa" w:w="90"/>
+            </w:tcMar>
+            <w:vAlign w:val="center"/>
+          </w:tcPr>
+          <w:p>
+            <w:pPr>
+              <w:spacing w:after="20" w:before="20"/>
+              <w:jc w:val="left"/>
+            </w:pPr>
+            <w:r>
+              <w:rPr>
+                <w:rFonts w:ascii="맑은 고딕" w:cs="맑은 고딕" w:eastAsia="맑은 고딕" w:hAnsi="맑은 고딕"/>
+                <w:b w:val="false"/>
+                <w:bCs w:val="false"/>
+                <w:color w:val="000000"/>
+                <w:sz w:val="18"/>
+                <w:szCs w:val="18"/>
+              </w:rPr>
+              <w:t xml:space="preserve">LED Controller</w:t>
+            </w:r>
+          </w:p>
+        </w:tc>
+        <w:tc>
+          <w:tcPr>
+            <w:tcW w:type="dxa" w:w="2313"/>
+            <w:tcMar>
+              <w:top w:type="dxa" w:w="60"/>
+              <w:left w:type="dxa" w:w="90"/>
+              <w:bottom w:type="dxa" w:w="60"/>
+              <w:right w:type="dxa" w:w="90"/>
+            </w:tcMar>
+            <w:vAlign w:val="center"/>
+          </w:tcPr>
+          <w:p>
+            <w:pPr>
+              <w:spacing w:after="20" w:before="20"/>
+              <w:jc w:val="left"/>
+            </w:pPr>
+            <w:r>
+              <w:rPr>
+                <w:rFonts w:ascii="맑은 고딕" w:cs="맑은 고딕" w:eastAsia="맑은 고딕" w:hAnsi="맑은 고딕"/>
+                <w:b w:val="false"/>
+                <w:bCs w:val="false"/>
+                <w:color w:val="000000"/>
+                <w:sz w:val="18"/>
+                <w:szCs w:val="18"/>
+              </w:rPr>
+              <w:t xml:space="preserve">H5</w:t>
+            </w:r>
+          </w:p>
+        </w:tc>
+        <w:tc>
+          <w:tcPr>
+            <w:tcW w:type="dxa" w:w="964"/>
+            <w:tcMar>
+              <w:top w:type="dxa" w:w="60"/>
+              <w:left w:type="dxa" w:w="90"/>
+              <w:bottom w:type="dxa" w:w="60"/>
+              <w:right w:type="dxa" w:w="90"/>
+            </w:tcMar>
+            <w:vAlign w:val="center"/>
+          </w:tcPr>
+          <w:p>
+            <w:pPr>
+              <w:spacing w:after="20" w:before="20"/>
+              <w:jc w:val="center"/>
+            </w:pPr>
+            <w:r>
+              <w:rPr>
+                <w:rFonts w:ascii="맑은 고딕" w:cs="맑은 고딕" w:eastAsia="맑은 고딕" w:hAnsi="맑은 고딕"/>
+                <w:b w:val="false"/>
+                <w:bCs w:val="false"/>
+                <w:color w:val="000000"/>
+                <w:sz w:val="18"/>
+                <w:szCs w:val="18"/>
+              </w:rPr>
+              <w:t xml:space="preserve">식</w:t>
+            </w:r>
+          </w:p>
+        </w:tc>
+        <w:tc>
+          <w:tcPr>
+            <w:tcW w:type="dxa" w:w="964"/>
+            <w:tcMar>
+              <w:top w:type="dxa" w:w="60"/>
+              <w:left w:type="dxa" w:w="90"/>
+              <w:bottom w:type="dxa" w:w="60"/>
+              <w:right w:type="dxa" w:w="90"/>
+            </w:tcMar>
+            <w:vAlign w:val="center"/>
+          </w:tcPr>
+          <w:p>
+            <w:pPr>
+              <w:spacing w:after="20" w:before="20"/>
+              <w:jc w:val="center"/>
+            </w:pPr>
+            <w:r>
+              <w:rPr>
+                <w:rFonts w:ascii="맑은 고딕" w:cs="맑은 고딕" w:eastAsia="맑은 고딕" w:hAnsi="맑은 고딕"/>
+                <w:b w:val="false"/>
+                <w:bCs w:val="false"/>
+                <w:color w:val="000000"/>
+                <w:sz w:val="18"/>
+                <w:szCs w:val="18"/>
+              </w:rPr>
+              <w:t xml:space="preserve">1</w:t>
+            </w:r>
+          </w:p>
+        </w:tc>
+        <w:tc>
+          <w:tcPr>
+            <w:tcW w:type="dxa" w:w="1542"/>
+            <w:tcMar>
+              <w:top w:type="dxa" w:w="60"/>
+              <w:left w:type="dxa" w:w="90"/>
+              <w:bottom w:type="dxa" w:w="60"/>
+              <w:right w:type="dxa" w:w="90"/>
+            </w:tcMar>
+            <w:vAlign w:val="center"/>
+          </w:tcPr>
+          <w:p>
+            <w:pPr>
+              <w:spacing w:after="20" w:before="20"/>
+              <w:jc w:val="center"/>
+            </w:pPr>
+            <w:r>
+              <w:rPr>
+                <w:rFonts w:ascii="맑은 고딕" w:cs="맑은 고딕" w:eastAsia="맑은 고딕" w:hAnsi="맑은 고딕"/>
+                <w:b w:val="false"/>
+                <w:bCs w:val="false"/>
+                <w:color w:val="000000"/>
+                <w:sz w:val="18"/>
+                <w:szCs w:val="18"/>
+              </w:rPr>
+              <w:t xml:space="preserve">적합</w:t>
+            </w:r>
+          </w:p>
+        </w:tc>
+      </w:tr>
+      <w:tr>
+        <w:tc>
+          <w:tcPr>
+            <w:tcW w:type="dxa" w:w="675"/>
+            <w:tcMar>
+              <w:top w:type="dxa" w:w="60"/>
+              <w:left w:type="dxa" w:w="90"/>
+              <w:bottom w:type="dxa" w:w="60"/>
+              <w:right w:type="dxa" w:w="90"/>
+            </w:tcMar>
+            <w:vAlign w:val="center"/>
+          </w:tcPr>
+          <w:p>
+            <w:pPr>
+              <w:spacing w:after="20" w:before="20"/>
+              <w:jc w:val="center"/>
+            </w:pPr>
+            <w:r>
+              <w:rPr>
+                <w:rFonts w:ascii="맑은 고딕" w:cs="맑은 고딕" w:eastAsia="맑은 고딕" w:hAnsi="맑은 고딕"/>
+                <w:b w:val="false"/>
+                <w:bCs w:val="false"/>
+                <w:color w:val="000000"/>
+                <w:sz w:val="18"/>
+                <w:szCs w:val="18"/>
+              </w:rPr>
+              <w:t xml:space="preserve">16</w:t>
+            </w:r>
+          </w:p>
+        </w:tc>
+        <w:tc>
+          <w:tcPr>
+            <w:tcW w:type="dxa" w:w="3181"/>
+            <w:tcMar>
+              <w:top w:type="dxa" w:w="60"/>
+              <w:left w:type="dxa" w:w="90"/>
+              <w:bottom w:type="dxa" w:w="60"/>
+              <w:right w:type="dxa" w:w="90"/>
+            </w:tcMar>
+            <w:vAlign w:val="center"/>
+          </w:tcPr>
+          <w:p>
+            <w:pPr>
+              <w:spacing w:after="20" w:before="20"/>
+              <w:jc w:val="left"/>
+            </w:pPr>
+            <w:r>
+              <w:rPr>
+                <w:rFonts w:ascii="맑은 고딕" w:cs="맑은 고딕" w:eastAsia="맑은 고딕" w:hAnsi="맑은 고딕"/>
+                <w:b w:val="false"/>
+                <w:bCs w:val="false"/>
+                <w:color w:val="000000"/>
+                <w:sz w:val="18"/>
+                <w:szCs w:val="18"/>
+              </w:rPr>
+              <w:t xml:space="preserve">프롬프트</w:t>
+            </w:r>
+          </w:p>
+        </w:tc>
+        <w:tc>
+          <w:tcPr>
+            <w:tcW w:type="dxa" w:w="2313"/>
+            <w:tcMar>
+              <w:top w:type="dxa" w:w="60"/>
+              <w:left w:type="dxa" w:w="90"/>
+              <w:bottom w:type="dxa" w:w="60"/>
+              <w:right w:type="dxa" w:w="90"/>
+            </w:tcMar>
+            <w:vAlign w:val="center"/>
+          </w:tcPr>
+          <w:p>
+            <w:pPr>
+              <w:spacing w:after="20" w:before="20"/>
+              <w:jc w:val="left"/>
+            </w:pPr>
+            <w:r>
+              <w:rPr>
+                <w:rFonts w:ascii="맑은 고딕" w:cs="맑은 고딕" w:eastAsia="맑은 고딕" w:hAnsi="맑은 고딕"/>
+                <w:b w:val="false"/>
+                <w:bCs w:val="false"/>
+                <w:color w:val="000000"/>
+                <w:sz w:val="18"/>
+                <w:szCs w:val="18"/>
+              </w:rPr>
+              <w:t xml:space="preserve">POP24</w:t>
+            </w:r>
+          </w:p>
+        </w:tc>
+        <w:tc>
+          <w:tcPr>
+            <w:tcW w:type="dxa" w:w="964"/>
+            <w:tcMar>
+              <w:top w:type="dxa" w:w="60"/>
+              <w:left w:type="dxa" w:w="90"/>
+              <w:bottom w:type="dxa" w:w="60"/>
+              <w:right w:type="dxa" w:w="90"/>
+            </w:tcMar>
+            <w:vAlign w:val="center"/>
+          </w:tcPr>
+          <w:p>
+            <w:pPr>
+              <w:spacing w:after="20" w:before="20"/>
+              <w:jc w:val="center"/>
+            </w:pPr>
+            <w:r>
+              <w:rPr>
+                <w:rFonts w:ascii="맑은 고딕" w:cs="맑은 고딕" w:eastAsia="맑은 고딕" w:hAnsi="맑은 고딕"/>
+                <w:b w:val="false"/>
+                <w:bCs w:val="false"/>
+                <w:color w:val="000000"/>
+                <w:sz w:val="18"/>
+                <w:szCs w:val="18"/>
+              </w:rPr>
+              <w:t xml:space="preserve">식</w:t>
+            </w:r>
+          </w:p>
+        </w:tc>
+        <w:tc>
+          <w:tcPr>
+            <w:tcW w:type="dxa" w:w="964"/>
+            <w:tcMar>
+              <w:top w:type="dxa" w:w="60"/>
+              <w:left w:type="dxa" w:w="90"/>
+              <w:bottom w:type="dxa" w:w="60"/>
+              <w:right w:type="dxa" w:w="90"/>
+            </w:tcMar>
+            <w:vAlign w:val="center"/>
+          </w:tcPr>
+          <w:p>
+            <w:pPr>
+              <w:spacing w:after="20" w:before="20"/>
+              <w:jc w:val="center"/>
+            </w:pPr>
+            <w:r>
+              <w:rPr>
+                <w:rFonts w:ascii="맑은 고딕" w:cs="맑은 고딕" w:eastAsia="맑은 고딕" w:hAnsi="맑은 고딕"/>
+                <w:b w:val="false"/>
+                <w:bCs w:val="false"/>
+                <w:color w:val="000000"/>
+                <w:sz w:val="18"/>
+                <w:szCs w:val="18"/>
+              </w:rPr>
+              <w:t xml:space="preserve">1</w:t>
+            </w:r>
+          </w:p>
+        </w:tc>
+        <w:tc>
+          <w:tcPr>
+            <w:tcW w:type="dxa" w:w="1542"/>
+            <w:tcMar>
+              <w:top w:type="dxa" w:w="60"/>
+              <w:left w:type="dxa" w:w="90"/>
+              <w:bottom w:type="dxa" w:w="60"/>
+              <w:right w:type="dxa" w:w="90"/>
+            </w:tcMar>
+            <w:vAlign w:val="center"/>
+          </w:tcPr>
+          <w:p>
+            <w:pPr>
+              <w:spacing w:after="20" w:before="20"/>
+              <w:jc w:val="center"/>
+            </w:pPr>
+            <w:r>
+              <w:rPr>
+                <w:rFonts w:ascii="맑은 고딕" w:cs="맑은 고딕" w:eastAsia="맑은 고딕" w:hAnsi="맑은 고딕"/>
+                <w:b w:val="false"/>
+                <w:bCs w:val="false"/>
+                <w:color w:val="000000"/>
+                <w:sz w:val="18"/>
+                <w:szCs w:val="18"/>
+              </w:rPr>
+              <w:t xml:space="preserve">적합</w:t>
+            </w:r>
+          </w:p>
+        </w:tc>
+      </w:tr>
+      <w:tr>
+        <w:tc>
+          <w:tcPr>
+            <w:tcW w:type="dxa" w:w="675"/>
+            <w:tcMar>
+              <w:top w:type="dxa" w:w="60"/>
+              <w:left w:type="dxa" w:w="90"/>
+              <w:bottom w:type="dxa" w:w="60"/>
+              <w:right w:type="dxa" w:w="90"/>
+            </w:tcMar>
+            <w:vAlign w:val="center"/>
+          </w:tcPr>
+          <w:p>
+            <w:pPr>
+              <w:spacing w:after="20" w:before="20"/>
+              <w:jc w:val="center"/>
+            </w:pPr>
+            <w:r>
+              <w:rPr>
+                <w:rFonts w:ascii="맑은 고딕" w:cs="맑은 고딕" w:eastAsia="맑은 고딕" w:hAnsi="맑은 고딕"/>
+                <w:b w:val="false"/>
+                <w:bCs w:val="false"/>
+                <w:color w:val="000000"/>
+                <w:sz w:val="18"/>
+                <w:szCs w:val="18"/>
+              </w:rPr>
+              <w:t xml:space="preserve">17</w:t>
+            </w:r>
+          </w:p>
+        </w:tc>
+        <w:tc>
+          <w:tcPr>
+            <w:tcW w:type="dxa" w:w="3181"/>
+            <w:tcMar>
+              <w:top w:type="dxa" w:w="60"/>
+              <w:left w:type="dxa" w:w="90"/>
+              <w:bottom w:type="dxa" w:w="60"/>
+              <w:right w:type="dxa" w:w="90"/>
+            </w:tcMar>
+            <w:vAlign w:val="center"/>
+          </w:tcPr>
+          <w:p>
+            <w:pPr>
+              <w:spacing w:after="20" w:before="20"/>
+              <w:jc w:val="left"/>
+            </w:pPr>
+            <w:r>
+              <w:rPr>
+                <w:rFonts w:ascii="맑은 고딕" w:cs="맑은 고딕" w:eastAsia="맑은 고딕" w:hAnsi="맑은 고딕"/>
+                <w:b w:val="false"/>
+                <w:bCs w:val="false"/>
+                <w:color w:val="000000"/>
+                <w:sz w:val="18"/>
+                <w:szCs w:val="18"/>
+              </w:rPr>
+              <w:t xml:space="preserve">4K 카메라</w:t>
+            </w:r>
+          </w:p>
+        </w:tc>
+        <w:tc>
+          <w:tcPr>
+            <w:tcW w:type="dxa" w:w="2313"/>
+            <w:tcMar>
+              <w:top w:type="dxa" w:w="60"/>
+              <w:left w:type="dxa" w:w="90"/>
+              <w:bottom w:type="dxa" w:w="60"/>
+              <w:right w:type="dxa" w:w="90"/>
+            </w:tcMar>
+            <w:vAlign w:val="center"/>
+          </w:tcPr>
+          <w:p>
+            <w:pPr>
+              <w:spacing w:after="20" w:before="20"/>
+              <w:jc w:val="left"/>
+            </w:pPr>
+            <w:r>
+              <w:rPr>
+                <w:rFonts w:ascii="맑은 고딕" w:cs="맑은 고딕" w:eastAsia="맑은 고딕" w:hAnsi="맑은 고딕"/>
+                <w:b w:val="false"/>
+                <w:bCs w:val="false"/>
+                <w:color w:val="000000"/>
+                <w:sz w:val="18"/>
+                <w:szCs w:val="18"/>
+              </w:rPr>
+              <w:t xml:space="preserve">PXW-Z190</w:t>
+            </w:r>
+          </w:p>
+        </w:tc>
+        <w:tc>
+          <w:tcPr>
+            <w:tcW w:type="dxa" w:w="964"/>
+            <w:tcMar>
+              <w:top w:type="dxa" w:w="60"/>
+              <w:left w:type="dxa" w:w="90"/>
+              <w:bottom w:type="dxa" w:w="60"/>
+              <w:right w:type="dxa" w:w="90"/>
+            </w:tcMar>
+            <w:vAlign w:val="center"/>
+          </w:tcPr>
+          <w:p>
+            <w:pPr>
+              <w:spacing w:after="20" w:before="20"/>
+              <w:jc w:val="center"/>
+            </w:pPr>
+            <w:r>
+              <w:rPr>
+                <w:rFonts w:ascii="맑은 고딕" w:cs="맑은 고딕" w:eastAsia="맑은 고딕" w:hAnsi="맑은 고딕"/>
+                <w:b w:val="false"/>
+                <w:bCs w:val="false"/>
+                <w:color w:val="000000"/>
+                <w:sz w:val="18"/>
+                <w:szCs w:val="18"/>
+              </w:rPr>
+              <w:t xml:space="preserve">식</w:t>
+            </w:r>
+          </w:p>
+        </w:tc>
+        <w:tc>
+          <w:tcPr>
+            <w:tcW w:type="dxa" w:w="964"/>
+            <w:tcMar>
+              <w:top w:type="dxa" w:w="60"/>
+              <w:left w:type="dxa" w:w="90"/>
+              <w:bottom w:type="dxa" w:w="60"/>
+              <w:right w:type="dxa" w:w="90"/>
+            </w:tcMar>
+            <w:vAlign w:val="center"/>
+          </w:tcPr>
+          <w:p>
+            <w:pPr>
+              <w:spacing w:after="20" w:before="20"/>
+              <w:jc w:val="center"/>
+            </w:pPr>
+            <w:r>
+              <w:rPr>
+                <w:rFonts w:ascii="맑은 고딕" w:cs="맑은 고딕" w:eastAsia="맑은 고딕" w:hAnsi="맑은 고딕"/>
+                <w:b w:val="false"/>
+                <w:bCs w:val="false"/>
+                <w:color w:val="000000"/>
+                <w:sz w:val="18"/>
+                <w:szCs w:val="18"/>
+              </w:rPr>
+              <w:t xml:space="preserve">1</w:t>
+            </w:r>
+          </w:p>
+        </w:tc>
+        <w:tc>
+          <w:tcPr>
+            <w:tcW w:type="dxa" w:w="1542"/>
+            <w:tcMar>
+              <w:top w:type="dxa" w:w="60"/>
+              <w:left w:type="dxa" w:w="90"/>
+              <w:bottom w:type="dxa" w:w="60"/>
+              <w:right w:type="dxa" w:w="90"/>
+            </w:tcMar>
+            <w:vAlign w:val="center"/>
+          </w:tcPr>
+          <w:p>
+            <w:pPr>
+              <w:spacing w:after="20" w:before="20"/>
+              <w:jc w:val="center"/>
+            </w:pPr>
+            <w:r>
+              <w:rPr>
+                <w:rFonts w:ascii="맑은 고딕" w:cs="맑은 고딕" w:eastAsia="맑은 고딕" w:hAnsi="맑은 고딕"/>
+                <w:b w:val="false"/>
+                <w:bCs w:val="false"/>
+                <w:color w:val="000000"/>
+                <w:sz w:val="18"/>
+                <w:szCs w:val="18"/>
+              </w:rPr>
+              <w:t xml:space="preserve">적합</w:t>
+            </w:r>
+          </w:p>
+        </w:tc>
+      </w:tr>
+      <w:tr>
+        <w:tc>
+          <w:tcPr>
+            <w:tcW w:type="dxa" w:w="675"/>
+            <w:tcMar>
+              <w:top w:type="dxa" w:w="60"/>
+              <w:left w:type="dxa" w:w="90"/>
+              <w:bottom w:type="dxa" w:w="60"/>
+              <w:right w:type="dxa" w:w="90"/>
+            </w:tcMar>
+            <w:vAlign w:val="center"/>
+          </w:tcPr>
+          <w:p>
+            <w:pPr>
+              <w:spacing w:after="20" w:before="20"/>
+              <w:jc w:val="center"/>
+            </w:pPr>
+            <w:r>
+              <w:rPr>
+                <w:rFonts w:ascii="맑은 고딕" w:cs="맑은 고딕" w:eastAsia="맑은 고딕" w:hAnsi="맑은 고딕"/>
+                <w:b w:val="false"/>
+                <w:bCs w:val="false"/>
+                <w:color w:val="000000"/>
+                <w:sz w:val="18"/>
+                <w:szCs w:val="18"/>
+              </w:rPr>
+              <w:t xml:space="preserve">18</w:t>
+            </w:r>
+          </w:p>
+        </w:tc>
+        <w:tc>
+          <w:tcPr>
+            <w:tcW w:type="dxa" w:w="3181"/>
+            <w:tcMar>
+              <w:top w:type="dxa" w:w="60"/>
+              <w:left w:type="dxa" w:w="90"/>
+              <w:bottom w:type="dxa" w:w="60"/>
+              <w:right w:type="dxa" w:w="90"/>
+            </w:tcMar>
+            <w:vAlign w:val="center"/>
+          </w:tcPr>
+          <w:p>
+            <w:pPr>
+              <w:spacing w:after="20" w:before="20"/>
+              <w:jc w:val="left"/>
+            </w:pPr>
+            <w:r>
+              <w:rPr>
+                <w:rFonts w:ascii="맑은 고딕" w:cs="맑은 고딕" w:eastAsia="맑은 고딕" w:hAnsi="맑은 고딕"/>
+                <w:b w:val="false"/>
+                <w:bCs w:val="false"/>
+                <w:color w:val="000000"/>
+                <w:sz w:val="18"/>
+                <w:szCs w:val="18"/>
+              </w:rPr>
+              <w:t xml:space="preserve">전동페데스탈</w:t>
+            </w:r>
+          </w:p>
+        </w:tc>
+        <w:tc>
+          <w:tcPr>
+            <w:tcW w:type="dxa" w:w="2313"/>
+            <w:tcMar>
+              <w:top w:type="dxa" w:w="60"/>
+              <w:left w:type="dxa" w:w="90"/>
+              <w:bottom w:type="dxa" w:w="60"/>
+              <w:right w:type="dxa" w:w="90"/>
+            </w:tcMar>
+            <w:vAlign w:val="center"/>
+          </w:tcPr>
+          <w:p>
+            <w:pPr>
+              <w:spacing w:after="20" w:before="20"/>
+              <w:jc w:val="left"/>
+            </w:pPr>
+            <w:r>
+              <w:rPr>
+                <w:rFonts w:ascii="맑은 고딕" w:cs="맑은 고딕" w:eastAsia="맑은 고딕" w:hAnsi="맑은 고딕"/>
+                <w:b w:val="false"/>
+                <w:bCs w:val="false"/>
+                <w:color w:val="000000"/>
+                <w:sz w:val="18"/>
+                <w:szCs w:val="18"/>
+              </w:rPr>
+              <w:t xml:space="preserve">EP50K</w:t>
+            </w:r>
+          </w:p>
+        </w:tc>
+        <w:tc>
+          <w:tcPr>
+            <w:tcW w:type="dxa" w:w="964"/>
+            <w:tcMar>
+              <w:top w:type="dxa" w:w="60"/>
+              <w:left w:type="dxa" w:w="90"/>
+              <w:bottom w:type="dxa" w:w="60"/>
+              <w:right w:type="dxa" w:w="90"/>
+            </w:tcMar>
+            <w:vAlign w:val="center"/>
+          </w:tcPr>
+          <w:p>
+            <w:pPr>
+              <w:spacing w:after="20" w:before="20"/>
+              <w:jc w:val="center"/>
+            </w:pPr>
+            <w:r>
+              <w:rPr>
+                <w:rFonts w:ascii="맑은 고딕" w:cs="맑은 고딕" w:eastAsia="맑은 고딕" w:hAnsi="맑은 고딕"/>
+                <w:b w:val="false"/>
+                <w:bCs w:val="false"/>
+                <w:color w:val="000000"/>
+                <w:sz w:val="18"/>
+                <w:szCs w:val="18"/>
+              </w:rPr>
+              <w:t xml:space="preserve">식</w:t>
+            </w:r>
+          </w:p>
+        </w:tc>
+        <w:tc>
+          <w:tcPr>
+            <w:tcW w:type="dxa" w:w="964"/>
+            <w:tcMar>
+              <w:top w:type="dxa" w:w="60"/>
+              <w:left w:type="dxa" w:w="90"/>
+              <w:bottom w:type="dxa" w:w="60"/>
+              <w:right w:type="dxa" w:w="90"/>
+            </w:tcMar>
+            <w:vAlign w:val="center"/>
+          </w:tcPr>
+          <w:p>
+            <w:pPr>
+              <w:spacing w:after="20" w:before="20"/>
+              <w:jc w:val="center"/>
+            </w:pPr>
+            <w:r>
+              <w:rPr>
+                <w:rFonts w:ascii="맑은 고딕" w:cs="맑은 고딕" w:eastAsia="맑은 고딕" w:hAnsi="맑은 고딕"/>
+                <w:b w:val="false"/>
+                <w:bCs w:val="false"/>
+                <w:color w:val="000000"/>
+                <w:sz w:val="18"/>
+                <w:szCs w:val="18"/>
+              </w:rPr>
+              <w:t xml:space="preserve">1</w:t>
+            </w:r>
+          </w:p>
+        </w:tc>
+        <w:tc>
+          <w:tcPr>
+            <w:tcW w:type="dxa" w:w="1542"/>
+            <w:tcMar>
+              <w:top w:type="dxa" w:w="60"/>
+              <w:left w:type="dxa" w:w="90"/>
+              <w:bottom w:type="dxa" w:w="60"/>
+              <w:right w:type="dxa" w:w="90"/>
+            </w:tcMar>
+            <w:vAlign w:val="center"/>
+          </w:tcPr>
+          <w:p>
+            <w:pPr>
+              <w:spacing w:after="20" w:before="20"/>
+              <w:jc w:val="center"/>
+            </w:pPr>
+            <w:r>
+              <w:rPr>
+                <w:rFonts w:ascii="맑은 고딕" w:cs="맑은 고딕" w:eastAsia="맑은 고딕" w:hAnsi="맑은 고딕"/>
+                <w:b w:val="false"/>
+                <w:bCs w:val="false"/>
+                <w:color w:val="000000"/>
+                <w:sz w:val="18"/>
+                <w:szCs w:val="18"/>
+              </w:rPr>
+              <w:t xml:space="preserve">적합</w:t>
+            </w:r>
+          </w:p>
+        </w:tc>
+      </w:tr>
+      <w:tr>
+        <w:tc>
+          <w:tcPr>
+            <w:tcW w:type="dxa" w:w="675"/>
+            <w:tcMar>
+              <w:top w:type="dxa" w:w="60"/>
+              <w:left w:type="dxa" w:w="90"/>
+              <w:bottom w:type="dxa" w:w="60"/>
+              <w:right w:type="dxa" w:w="90"/>
+            </w:tcMar>
+            <w:vAlign w:val="center"/>
+          </w:tcPr>
+          <w:p>
+            <w:pPr>
+              <w:spacing w:after="20" w:before="20"/>
+              <w:jc w:val="center"/>
+            </w:pPr>
+            <w:r>
+              <w:rPr>
+                <w:rFonts w:ascii="맑은 고딕" w:cs="맑은 고딕" w:eastAsia="맑은 고딕" w:hAnsi="맑은 고딕"/>
+                <w:b w:val="false"/>
+                <w:bCs w:val="false"/>
+                <w:color w:val="000000"/>
+                <w:sz w:val="18"/>
+                <w:szCs w:val="18"/>
+              </w:rPr>
+              <w:t xml:space="preserve">19</w:t>
+            </w:r>
+          </w:p>
+        </w:tc>
+        <w:tc>
+          <w:tcPr>
+            <w:tcW w:type="dxa" w:w="3181"/>
+            <w:tcMar>
+              <w:top w:type="dxa" w:w="60"/>
+              <w:left w:type="dxa" w:w="90"/>
+              <w:bottom w:type="dxa" w:w="60"/>
+              <w:right w:type="dxa" w:w="90"/>
+            </w:tcMar>
+            <w:vAlign w:val="center"/>
+          </w:tcPr>
+          <w:p>
+            <w:pPr>
+              <w:spacing w:after="20" w:before="20"/>
+              <w:jc w:val="left"/>
+            </w:pPr>
+            <w:r>
+              <w:rPr>
+                <w:rFonts w:ascii="맑은 고딕" w:cs="맑은 고딕" w:eastAsia="맑은 고딕" w:hAnsi="맑은 고딕"/>
+                <w:b w:val="false"/>
+                <w:bCs w:val="false"/>
+                <w:color w:val="000000"/>
+                <w:sz w:val="18"/>
+                <w:szCs w:val="18"/>
+              </w:rPr>
+              <w:t xml:space="preserve">지하2층 테이블-3</w:t>
+            </w:r>
+          </w:p>
+        </w:tc>
+        <w:tc>
+          <w:tcPr>
+            <w:tcW w:type="dxa" w:w="2313"/>
+            <w:tcMar>
+              <w:top w:type="dxa" w:w="60"/>
+              <w:left w:type="dxa" w:w="90"/>
+              <w:bottom w:type="dxa" w:w="60"/>
+              <w:right w:type="dxa" w:w="90"/>
+            </w:tcMar>
+            <w:vAlign w:val="center"/>
+          </w:tcPr>
+          <w:p>
+            <w:pPr>
+              <w:spacing w:after="20" w:before="20"/>
+              <w:jc w:val="left"/>
+            </w:pPr>
+            <w:r>
+              <w:rPr>
+                <w:rFonts w:ascii="맑은 고딕" w:cs="맑은 고딕" w:eastAsia="맑은 고딕" w:hAnsi="맑은 고딕"/>
+                <w:b w:val="false"/>
+                <w:bCs w:val="false"/>
+                <w:color w:val="000000"/>
+                <w:sz w:val="18"/>
+                <w:szCs w:val="18"/>
+              </w:rPr>
+              <w:t xml:space="preserve">제작가구</w:t>
+            </w:r>
+          </w:p>
+        </w:tc>
+        <w:tc>
+          <w:tcPr>
+            <w:tcW w:type="dxa" w:w="964"/>
+            <w:tcMar>
+              <w:top w:type="dxa" w:w="60"/>
+              <w:left w:type="dxa" w:w="90"/>
+              <w:bottom w:type="dxa" w:w="60"/>
+              <w:right w:type="dxa" w:w="90"/>
+            </w:tcMar>
+            <w:vAlign w:val="center"/>
+          </w:tcPr>
+          <w:p>
+            <w:pPr>
+              <w:spacing w:after="20" w:before="20"/>
+              <w:jc w:val="center"/>
+            </w:pPr>
+            <w:r>
+              <w:rPr>
+                <w:rFonts w:ascii="맑은 고딕" w:cs="맑은 고딕" w:eastAsia="맑은 고딕" w:hAnsi="맑은 고딕"/>
+                <w:b w:val="false"/>
+                <w:bCs w:val="false"/>
+                <w:color w:val="000000"/>
+                <w:sz w:val="18"/>
+                <w:szCs w:val="18"/>
+              </w:rPr>
+              <w:t xml:space="preserve">식</w:t>
+            </w:r>
+          </w:p>
+        </w:tc>
+        <w:tc>
+          <w:tcPr>
+            <w:tcW w:type="dxa" w:w="964"/>
+            <w:tcMar>
+              <w:top w:type="dxa" w:w="60"/>
+              <w:left w:type="dxa" w:w="90"/>
+              <w:bottom w:type="dxa" w:w="60"/>
+              <w:right w:type="dxa" w:w="90"/>
+            </w:tcMar>
+            <w:vAlign w:val="center"/>
+          </w:tcPr>
+          <w:p>
+            <w:pPr>
+              <w:spacing w:after="20" w:before="20"/>
+              <w:jc w:val="center"/>
+            </w:pPr>
+            <w:r>
+              <w:rPr>
+                <w:rFonts w:ascii="맑은 고딕" w:cs="맑은 고딕" w:eastAsia="맑은 고딕" w:hAnsi="맑은 고딕"/>
+                <w:b w:val="false"/>
+                <w:bCs w:val="false"/>
+                <w:color w:val="000000"/>
+                <w:sz w:val="18"/>
+                <w:szCs w:val="18"/>
+              </w:rPr>
+              <w:t xml:space="preserve">1</w:t>
+            </w:r>
+          </w:p>
+        </w:tc>
+        <w:tc>
+          <w:tcPr>
+            <w:tcW w:type="dxa" w:w="1542"/>
+            <w:tcMar>
+              <w:top w:type="dxa" w:w="60"/>
+              <w:left w:type="dxa" w:w="90"/>
+              <w:bottom w:type="dxa" w:w="60"/>
+              <w:right w:type="dxa" w:w="90"/>
+            </w:tcMar>
+            <w:vAlign w:val="center"/>
+          </w:tcPr>
+          <w:p>
+            <w:pPr>
+              <w:spacing w:after="20" w:before="20"/>
+              <w:jc w:val="center"/>
+            </w:pPr>
+            <w:r>
+              <w:rPr>
+                <w:rFonts w:ascii="맑은 고딕" w:cs="맑은 고딕" w:eastAsia="맑은 고딕" w:hAnsi="맑은 고딕"/>
+                <w:b w:val="false"/>
+                <w:bCs w:val="false"/>
+                <w:color w:val="000000"/>
+                <w:sz w:val="18"/>
+                <w:szCs w:val="18"/>
+              </w:rPr>
+              <w:t xml:space="preserve">적합</w:t>
+            </w:r>
+          </w:p>
+        </w:tc>
+      </w:tr>
+      <w:tr>
+        <w:tc>
+          <w:tcPr>
+            <w:tcW w:type="dxa" w:w="675"/>
+            <w:tcMar>
+              <w:top w:type="dxa" w:w="60"/>
+              <w:left w:type="dxa" w:w="90"/>
+              <w:bottom w:type="dxa" w:w="60"/>
+              <w:right w:type="dxa" w:w="90"/>
+            </w:tcMar>
+            <w:vAlign w:val="center"/>
+          </w:tcPr>
+          <w:p>
+            <w:pPr>
+              <w:spacing w:after="20" w:before="20"/>
+              <w:jc w:val="center"/>
+            </w:pPr>
+            <w:r>
+              <w:rPr>
+                <w:rFonts w:ascii="맑은 고딕" w:cs="맑은 고딕" w:eastAsia="맑은 고딕" w:hAnsi="맑은 고딕"/>
+                <w:b w:val="false"/>
+                <w:bCs w:val="false"/>
+                <w:color w:val="000000"/>
+                <w:sz w:val="18"/>
+                <w:szCs w:val="18"/>
+              </w:rPr>
+              <w:t xml:space="preserve">20</w:t>
+            </w:r>
+          </w:p>
+        </w:tc>
+        <w:tc>
+          <w:tcPr>
+            <w:tcW w:type="dxa" w:w="3181"/>
+            <w:tcMar>
+              <w:top w:type="dxa" w:w="60"/>
+              <w:left w:type="dxa" w:w="90"/>
+              <w:bottom w:type="dxa" w:w="60"/>
+              <w:right w:type="dxa" w:w="90"/>
+            </w:tcMar>
+            <w:vAlign w:val="center"/>
+          </w:tcPr>
+          <w:p>
+            <w:pPr>
+              <w:spacing w:after="20" w:before="20"/>
+              <w:jc w:val="left"/>
+            </w:pPr>
+            <w:r>
+              <w:rPr>
+                <w:rFonts w:ascii="맑은 고딕" w:cs="맑은 고딕" w:eastAsia="맑은 고딕" w:hAnsi="맑은 고딕"/>
+                <w:b w:val="false"/>
+                <w:bCs w:val="false"/>
+                <w:color w:val="000000"/>
+                <w:sz w:val="18"/>
+                <w:szCs w:val="18"/>
+              </w:rPr>
+              <w:t xml:space="preserve">85인치 LED 사이니지</w:t>
+            </w:r>
+          </w:p>
+        </w:tc>
+        <w:tc>
+          <w:tcPr>
+            <w:tcW w:type="dxa" w:w="2313"/>
+            <w:tcMar>
+              <w:top w:type="dxa" w:w="60"/>
+              <w:left w:type="dxa" w:w="90"/>
+              <w:bottom w:type="dxa" w:w="60"/>
+              <w:right w:type="dxa" w:w="90"/>
+            </w:tcMar>
+            <w:vAlign w:val="center"/>
+          </w:tcPr>
+          <w:p>
+            <w:pPr>
+              <w:spacing w:after="20" w:before="20"/>
+              <w:jc w:val="left"/>
+            </w:pPr>
+            <w:r>
+              <w:rPr>
+                <w:rFonts w:ascii="맑은 고딕" w:cs="맑은 고딕" w:eastAsia="맑은 고딕" w:hAnsi="맑은 고딕"/>
+                <w:b w:val="false"/>
+                <w:bCs w:val="false"/>
+                <w:color w:val="000000"/>
+                <w:sz w:val="18"/>
+                <w:szCs w:val="18"/>
+              </w:rPr>
+              <w:t xml:space="preserve">BE85D</w:t>
+            </w:r>
+          </w:p>
+        </w:tc>
+        <w:tc>
+          <w:tcPr>
+            <w:tcW w:type="dxa" w:w="964"/>
+            <w:tcMar>
+              <w:top w:type="dxa" w:w="60"/>
+              <w:left w:type="dxa" w:w="90"/>
+              <w:bottom w:type="dxa" w:w="60"/>
+              <w:right w:type="dxa" w:w="90"/>
+            </w:tcMar>
+            <w:vAlign w:val="center"/>
+          </w:tcPr>
+          <w:p>
+            <w:pPr>
+              <w:spacing w:after="20" w:before="20"/>
+              <w:jc w:val="center"/>
+            </w:pPr>
+            <w:r>
+              <w:rPr>
+                <w:rFonts w:ascii="맑은 고딕" w:cs="맑은 고딕" w:eastAsia="맑은 고딕" w:hAnsi="맑은 고딕"/>
+                <w:b w:val="false"/>
+                <w:bCs w:val="false"/>
+                <w:color w:val="000000"/>
+                <w:sz w:val="18"/>
+                <w:szCs w:val="18"/>
+              </w:rPr>
+              <w:t xml:space="preserve">식</w:t>
+            </w:r>
+          </w:p>
+        </w:tc>
+        <w:tc>
+          <w:tcPr>
+            <w:tcW w:type="dxa" w:w="964"/>
+            <w:tcMar>
+              <w:top w:type="dxa" w:w="60"/>
+              <w:left w:type="dxa" w:w="90"/>
+              <w:bottom w:type="dxa" w:w="60"/>
+              <w:right w:type="dxa" w:w="90"/>
+            </w:tcMar>
+            <w:vAlign w:val="center"/>
+          </w:tcPr>
+          <w:p>
+            <w:pPr>
+              <w:spacing w:after="20" w:before="20"/>
+              <w:jc w:val="center"/>
+            </w:pPr>
+            <w:r>
+              <w:rPr>
+                <w:rFonts w:ascii="맑은 고딕" w:cs="맑은 고딕" w:eastAsia="맑은 고딕" w:hAnsi="맑은 고딕"/>
+                <w:b w:val="false"/>
+                <w:bCs w:val="false"/>
+                <w:color w:val="000000"/>
+                <w:sz w:val="18"/>
+                <w:szCs w:val="18"/>
+              </w:rPr>
+              <w:t xml:space="preserve">1</w:t>
+            </w:r>
+          </w:p>
+        </w:tc>
+        <w:tc>
+          <w:tcPr>
+            <w:tcW w:type="dxa" w:w="1542"/>
+            <w:tcMar>
+              <w:top w:type="dxa" w:w="60"/>
+              <w:left w:type="dxa" w:w="90"/>
+              <w:bottom w:type="dxa" w:w="60"/>
+              <w:right w:type="dxa" w:w="90"/>
+            </w:tcMar>
+            <w:vAlign w:val="center"/>
+          </w:tcPr>
+          <w:p>
+            <w:pPr>
+              <w:spacing w:after="20" w:before="20"/>
+              <w:jc w:val="center"/>
+            </w:pPr>
+            <w:r>
+              <w:rPr>
+                <w:rFonts w:ascii="맑은 고딕" w:cs="맑은 고딕" w:eastAsia="맑은 고딕" w:hAnsi="맑은 고딕"/>
+                <w:b w:val="false"/>
+                <w:bCs w:val="false"/>
+                <w:color w:val="000000"/>
+                <w:sz w:val="18"/>
+                <w:szCs w:val="18"/>
+              </w:rPr>
+              <w:t xml:space="preserve">적합</w:t>
+            </w:r>
+          </w:p>
+        </w:tc>
+      </w:tr>
+      <w:tr>
+        <w:tc>
+          <w:tcPr>
+            <w:tcW w:type="dxa" w:w="675"/>
+            <w:tcMar>
+              <w:top w:type="dxa" w:w="60"/>
+              <w:left w:type="dxa" w:w="90"/>
+              <w:bottom w:type="dxa" w:w="60"/>
+              <w:right w:type="dxa" w:w="90"/>
+            </w:tcMar>
+            <w:vAlign w:val="center"/>
+          </w:tcPr>
+          <w:p>
+            <w:pPr>
+              <w:spacing w:after="20" w:before="20"/>
+              <w:jc w:val="center"/>
+            </w:pPr>
+            <w:r>
+              <w:rPr>
+                <w:rFonts w:ascii="맑은 고딕" w:cs="맑은 고딕" w:eastAsia="맑은 고딕" w:hAnsi="맑은 고딕"/>
+                <w:b w:val="false"/>
+                <w:bCs w:val="false"/>
+                <w:color w:val="000000"/>
+                <w:sz w:val="18"/>
+                <w:szCs w:val="18"/>
+              </w:rPr>
+              <w:t xml:space="preserve">21</w:t>
+            </w:r>
+          </w:p>
+        </w:tc>
+        <w:tc>
+          <w:tcPr>
+            <w:tcW w:type="dxa" w:w="3181"/>
+            <w:tcMar>
+              <w:top w:type="dxa" w:w="60"/>
+              <w:left w:type="dxa" w:w="90"/>
+              <w:bottom w:type="dxa" w:w="60"/>
+              <w:right w:type="dxa" w:w="90"/>
+            </w:tcMar>
+            <w:vAlign w:val="center"/>
+          </w:tcPr>
+          <w:p>
+            <w:pPr>
+              <w:spacing w:after="20" w:before="20"/>
+              <w:jc w:val="left"/>
+            </w:pPr>
+            <w:r>
+              <w:rPr>
+                <w:rFonts w:ascii="맑은 고딕" w:cs="맑은 고딕" w:eastAsia="맑은 고딕" w:hAnsi="맑은 고딕"/>
+                <w:b w:val="false"/>
+                <w:bCs w:val="false"/>
+                <w:color w:val="000000"/>
+                <w:sz w:val="18"/>
+                <w:szCs w:val="18"/>
+              </w:rPr>
+              <w:t xml:space="preserve">KVM Switch</w:t>
+            </w:r>
+          </w:p>
+        </w:tc>
+        <w:tc>
+          <w:tcPr>
+            <w:tcW w:type="dxa" w:w="2313"/>
+            <w:tcMar>
+              <w:top w:type="dxa" w:w="60"/>
+              <w:left w:type="dxa" w:w="90"/>
+              <w:bottom w:type="dxa" w:w="60"/>
+              <w:right w:type="dxa" w:w="90"/>
+            </w:tcMar>
+            <w:vAlign w:val="center"/>
+          </w:tcPr>
+          <w:p>
+            <w:pPr>
+              <w:spacing w:after="20" w:before="20"/>
+              <w:jc w:val="left"/>
+            </w:pPr>
+            <w:r>
+              <w:rPr>
+                <w:rFonts w:ascii="맑은 고딕" w:cs="맑은 고딕" w:eastAsia="맑은 고딕" w:hAnsi="맑은 고딕"/>
+                <w:b w:val="false"/>
+                <w:bCs w:val="false"/>
+                <w:color w:val="000000"/>
+                <w:sz w:val="18"/>
+                <w:szCs w:val="18"/>
+              </w:rPr>
+              <w:t xml:space="preserve">CL5716</w:t>
+            </w:r>
+          </w:p>
+        </w:tc>
+        <w:tc>
+          <w:tcPr>
+            <w:tcW w:type="dxa" w:w="964"/>
+            <w:tcMar>
+              <w:top w:type="dxa" w:w="60"/>
+              <w:left w:type="dxa" w:w="90"/>
+              <w:bottom w:type="dxa" w:w="60"/>
+              <w:right w:type="dxa" w:w="90"/>
+            </w:tcMar>
+            <w:vAlign w:val="center"/>
+          </w:tcPr>
+          <w:p>
+            <w:pPr>
+              <w:spacing w:after="20" w:before="20"/>
+              <w:jc w:val="center"/>
+            </w:pPr>
+            <w:r>
+              <w:rPr>
+                <w:rFonts w:ascii="맑은 고딕" w:cs="맑은 고딕" w:eastAsia="맑은 고딕" w:hAnsi="맑은 고딕"/>
+                <w:b w:val="false"/>
+                <w:bCs w:val="false"/>
+                <w:color w:val="000000"/>
+                <w:sz w:val="18"/>
+                <w:szCs w:val="18"/>
+              </w:rPr>
+              <w:t xml:space="preserve">식</w:t>
+            </w:r>
+          </w:p>
+        </w:tc>
+        <w:tc>
+          <w:tcPr>
+            <w:tcW w:type="dxa" w:w="964"/>
+            <w:tcMar>
+              <w:top w:type="dxa" w:w="60"/>
+              <w:left w:type="dxa" w:w="90"/>
+              <w:bottom w:type="dxa" w:w="60"/>
+              <w:right w:type="dxa" w:w="90"/>
+            </w:tcMar>
+            <w:vAlign w:val="center"/>
+          </w:tcPr>
+          <w:p>
+            <w:pPr>
+              <w:spacing w:after="20" w:before="20"/>
+              <w:jc w:val="center"/>
+            </w:pPr>
+            <w:r>
+              <w:rPr>
+                <w:rFonts w:ascii="맑은 고딕" w:cs="맑은 고딕" w:eastAsia="맑은 고딕" w:hAnsi="맑은 고딕"/>
+                <w:b w:val="false"/>
+                <w:bCs w:val="false"/>
+                <w:color w:val="000000"/>
+                <w:sz w:val="18"/>
+                <w:szCs w:val="18"/>
+              </w:rPr>
+              <w:t xml:space="preserve">1</w:t>
+            </w:r>
+          </w:p>
+        </w:tc>
+        <w:tc>
+          <w:tcPr>
+            <w:tcW w:type="dxa" w:w="1542"/>
+            <w:tcMar>
+              <w:top w:type="dxa" w:w="60"/>
+              <w:left w:type="dxa" w:w="90"/>
+              <w:bottom w:type="dxa" w:w="60"/>
+              <w:right w:type="dxa" w:w="90"/>
+            </w:tcMar>
+            <w:vAlign w:val="center"/>
+          </w:tcPr>
+          <w:p>
+            <w:pPr>
+              <w:spacing w:after="20" w:before="20"/>
+              <w:jc w:val="center"/>
+            </w:pPr>
+            <w:r>
+              <w:rPr>
+                <w:rFonts w:ascii="맑은 고딕" w:cs="맑은 고딕" w:eastAsia="맑은 고딕" w:hAnsi="맑은 고딕"/>
+                <w:b w:val="false"/>
+                <w:bCs w:val="false"/>
+                <w:color w:val="000000"/>
+                <w:sz w:val="18"/>
+                <w:szCs w:val="18"/>
+              </w:rPr>
+              <w:t xml:space="preserve">적합</w:t>
+            </w:r>
+          </w:p>
+        </w:tc>
+      </w:tr>
+      <w:tr>
+        <w:tc>
+          <w:tcPr>
+            <w:tcW w:type="dxa" w:w="675"/>
+            <w:tcMar>
+              <w:top w:type="dxa" w:w="60"/>
+              <w:left w:type="dxa" w:w="90"/>
+              <w:bottom w:type="dxa" w:w="60"/>
+              <w:right w:type="dxa" w:w="90"/>
+            </w:tcMar>
+            <w:vAlign w:val="center"/>
+          </w:tcPr>
+          <w:p>
+            <w:pPr>
+              <w:spacing w:after="20" w:before="20"/>
+              <w:jc w:val="center"/>
+            </w:pPr>
+            <w:r>
+              <w:rPr>
+                <w:rFonts w:ascii="맑은 고딕" w:cs="맑은 고딕" w:eastAsia="맑은 고딕" w:hAnsi="맑은 고딕"/>
+                <w:b w:val="false"/>
+                <w:bCs w:val="false"/>
+                <w:color w:val="000000"/>
+                <w:sz w:val="18"/>
+                <w:szCs w:val="18"/>
+              </w:rPr>
+              <w:t xml:space="preserve">22</w:t>
+            </w:r>
+          </w:p>
+        </w:tc>
+        <w:tc>
+          <w:tcPr>
+            <w:tcW w:type="dxa" w:w="3181"/>
+            <w:tcMar>
+              <w:top w:type="dxa" w:w="60"/>
+              <w:left w:type="dxa" w:w="90"/>
+              <w:bottom w:type="dxa" w:w="60"/>
+              <w:right w:type="dxa" w:w="90"/>
+            </w:tcMar>
+            <w:vAlign w:val="center"/>
+          </w:tcPr>
+          <w:p>
+            <w:pPr>
+              <w:spacing w:after="20" w:before="20"/>
+              <w:jc w:val="left"/>
+            </w:pPr>
+            <w:r>
+              <w:rPr>
+                <w:rFonts w:ascii="맑은 고딕" w:cs="맑은 고딕" w:eastAsia="맑은 고딕" w:hAnsi="맑은 고딕"/>
+                <w:b w:val="false"/>
+                <w:bCs w:val="false"/>
+                <w:color w:val="000000"/>
+                <w:sz w:val="18"/>
+                <w:szCs w:val="18"/>
+              </w:rPr>
+              <w:t xml:space="preserve">W/L 리시버 &amp; Mic</w:t>
+            </w:r>
+          </w:p>
+        </w:tc>
+        <w:tc>
+          <w:tcPr>
+            <w:tcW w:type="dxa" w:w="2313"/>
+            <w:tcMar>
+              <w:top w:type="dxa" w:w="60"/>
+              <w:left w:type="dxa" w:w="90"/>
+              <w:bottom w:type="dxa" w:w="60"/>
+              <w:right w:type="dxa" w:w="90"/>
+            </w:tcMar>
+            <w:vAlign w:val="center"/>
+          </w:tcPr>
+          <w:p>
+            <w:pPr>
+              <w:spacing w:after="20" w:before="20"/>
+              <w:jc w:val="left"/>
+            </w:pPr>
+            <w:r>
+              <w:rPr>
+                <w:rFonts w:ascii="맑은 고딕" w:cs="맑은 고딕" w:eastAsia="맑은 고딕" w:hAnsi="맑은 고딕"/>
+                <w:b w:val="false"/>
+                <w:bCs w:val="false"/>
+                <w:color w:val="000000"/>
+                <w:sz w:val="18"/>
+                <w:szCs w:val="18"/>
+              </w:rPr>
+              <w:t xml:space="preserve">GLXD24R-SM58</w:t>
+            </w:r>
+          </w:p>
+        </w:tc>
+        <w:tc>
+          <w:tcPr>
+            <w:tcW w:type="dxa" w:w="964"/>
+            <w:tcMar>
+              <w:top w:type="dxa" w:w="60"/>
+              <w:left w:type="dxa" w:w="90"/>
+              <w:bottom w:type="dxa" w:w="60"/>
+              <w:right w:type="dxa" w:w="90"/>
+            </w:tcMar>
+            <w:vAlign w:val="center"/>
+          </w:tcPr>
+          <w:p>
+            <w:pPr>
+              <w:spacing w:after="20" w:before="20"/>
+              <w:jc w:val="center"/>
+            </w:pPr>
+            <w:r>
+              <w:rPr>
+                <w:rFonts w:ascii="맑은 고딕" w:cs="맑은 고딕" w:eastAsia="맑은 고딕" w:hAnsi="맑은 고딕"/>
+                <w:b w:val="false"/>
+                <w:bCs w:val="false"/>
+                <w:color w:val="000000"/>
+                <w:sz w:val="18"/>
+                <w:szCs w:val="18"/>
+              </w:rPr>
+              <w:t xml:space="preserve">식</w:t>
+            </w:r>
+          </w:p>
+        </w:tc>
+        <w:tc>
+          <w:tcPr>
+            <w:tcW w:type="dxa" w:w="964"/>
+            <w:tcMar>
+              <w:top w:type="dxa" w:w="60"/>
+              <w:left w:type="dxa" w:w="90"/>
+              <w:bottom w:type="dxa" w:w="60"/>
+              <w:right w:type="dxa" w:w="90"/>
+            </w:tcMar>
+            <w:vAlign w:val="center"/>
+          </w:tcPr>
+          <w:p>
+            <w:pPr>
+              <w:spacing w:after="20" w:before="20"/>
+              <w:jc w:val="center"/>
+            </w:pPr>
+            <w:r>
+              <w:rPr>
+                <w:rFonts w:ascii="맑은 고딕" w:cs="맑은 고딕" w:eastAsia="맑은 고딕" w:hAnsi="맑은 고딕"/>
+                <w:b w:val="false"/>
+                <w:bCs w:val="false"/>
+                <w:color w:val="000000"/>
+                <w:sz w:val="18"/>
+                <w:szCs w:val="18"/>
+              </w:rPr>
+              <w:t xml:space="preserve">1</w:t>
+            </w:r>
+          </w:p>
+        </w:tc>
+        <w:tc>
+          <w:tcPr>
+            <w:tcW w:type="dxa" w:w="1542"/>
+            <w:tcMar>
+              <w:top w:type="dxa" w:w="60"/>
+              <w:left w:type="dxa" w:w="90"/>
+              <w:bottom w:type="dxa" w:w="60"/>
+              <w:right w:type="dxa" w:w="90"/>
+            </w:tcMar>
+            <w:vAlign w:val="center"/>
+          </w:tcPr>
+          <w:p>
+            <w:pPr>
+              <w:spacing w:after="20" w:before="20"/>
+              <w:jc w:val="center"/>
+            </w:pPr>
+            <w:r>
+              <w:rPr>
+                <w:rFonts w:ascii="맑은 고딕" w:cs="맑은 고딕" w:eastAsia="맑은 고딕" w:hAnsi="맑은 고딕"/>
+                <w:b w:val="false"/>
+                <w:bCs w:val="false"/>
+                <w:color w:val="000000"/>
+                <w:sz w:val="18"/>
+                <w:szCs w:val="18"/>
+              </w:rPr>
+              <w:t xml:space="preserve">적합</w:t>
+            </w:r>
+          </w:p>
+        </w:tc>
+      </w:tr>
+      <w:tr>
+        <w:tc>
+          <w:tcPr>
+            <w:tcW w:type="dxa" w:w="675"/>
+            <w:tcMar>
+              <w:top w:type="dxa" w:w="60"/>
+              <w:left w:type="dxa" w:w="90"/>
+              <w:bottom w:type="dxa" w:w="60"/>
+              <w:right w:type="dxa" w:w="90"/>
+            </w:tcMar>
+            <w:vAlign w:val="center"/>
+          </w:tcPr>
+          <w:p>
+            <w:pPr>
+              <w:spacing w:after="20" w:before="20"/>
+              <w:jc w:val="center"/>
+            </w:pPr>
+            <w:r>
+              <w:rPr>
+                <w:rFonts w:ascii="맑은 고딕" w:cs="맑은 고딕" w:eastAsia="맑은 고딕" w:hAnsi="맑은 고딕"/>
+                <w:b w:val="false"/>
+                <w:bCs w:val="false"/>
+                <w:color w:val="000000"/>
+                <w:sz w:val="18"/>
+                <w:szCs w:val="18"/>
+              </w:rPr>
+              <w:t xml:space="preserve">23</w:t>
+            </w:r>
+          </w:p>
+        </w:tc>
+        <w:tc>
+          <w:tcPr>
+            <w:tcW w:type="dxa" w:w="3181"/>
+            <w:tcMar>
+              <w:top w:type="dxa" w:w="60"/>
+              <w:left w:type="dxa" w:w="90"/>
+              <w:bottom w:type="dxa" w:w="60"/>
+              <w:right w:type="dxa" w:w="90"/>
+            </w:tcMar>
+            <w:vAlign w:val="center"/>
+          </w:tcPr>
+          <w:p>
+            <w:pPr>
+              <w:spacing w:after="20" w:before="20"/>
+              <w:jc w:val="left"/>
+            </w:pPr>
+            <w:r>
+              <w:rPr>
+                <w:rFonts w:ascii="맑은 고딕" w:cs="맑은 고딕" w:eastAsia="맑은 고딕" w:hAnsi="맑은 고딕"/>
+                <w:b w:val="false"/>
+                <w:bCs w:val="false"/>
+                <w:color w:val="000000"/>
+                <w:sz w:val="18"/>
+                <w:szCs w:val="18"/>
+              </w:rPr>
+              <w:t xml:space="preserve">스피커 VXC3F</w:t>
+            </w:r>
+          </w:p>
+        </w:tc>
+        <w:tc>
+          <w:tcPr>
+            <w:tcW w:type="dxa" w:w="2313"/>
+            <w:tcMar>
+              <w:top w:type="dxa" w:w="60"/>
+              <w:left w:type="dxa" w:w="90"/>
+              <w:bottom w:type="dxa" w:w="60"/>
+              <w:right w:type="dxa" w:w="90"/>
+            </w:tcMar>
+            <w:vAlign w:val="center"/>
+          </w:tcPr>
+          <w:p>
+            <w:pPr>
+              <w:spacing w:after="20" w:before="20"/>
+              <w:jc w:val="left"/>
+            </w:pPr>
+            <w:r>
+              <w:rPr>
+                <w:rFonts w:ascii="맑은 고딕" w:cs="맑은 고딕" w:eastAsia="맑은 고딕" w:hAnsi="맑은 고딕"/>
+                <w:b w:val="false"/>
+                <w:bCs w:val="false"/>
+                <w:color w:val="000000"/>
+                <w:sz w:val="18"/>
+                <w:szCs w:val="18"/>
+              </w:rPr>
+              <w:t xml:space="preserve">VXC3F</w:t>
+            </w:r>
+          </w:p>
+        </w:tc>
+        <w:tc>
+          <w:tcPr>
+            <w:tcW w:type="dxa" w:w="964"/>
+            <w:tcMar>
+              <w:top w:type="dxa" w:w="60"/>
+              <w:left w:type="dxa" w:w="90"/>
+              <w:bottom w:type="dxa" w:w="60"/>
+              <w:right w:type="dxa" w:w="90"/>
+            </w:tcMar>
+            <w:vAlign w:val="center"/>
+          </w:tcPr>
+          <w:p>
+            <w:pPr>
+              <w:spacing w:after="20" w:before="20"/>
+              <w:jc w:val="center"/>
+            </w:pPr>
+            <w:r>
+              <w:rPr>
+                <w:rFonts w:ascii="맑은 고딕" w:cs="맑은 고딕" w:eastAsia="맑은 고딕" w:hAnsi="맑은 고딕"/>
+                <w:b w:val="false"/>
+                <w:bCs w:val="false"/>
+                <w:color w:val="000000"/>
+                <w:sz w:val="18"/>
+                <w:szCs w:val="18"/>
+              </w:rPr>
+              <w:t xml:space="preserve">식</w:t>
+            </w:r>
+          </w:p>
+        </w:tc>
+        <w:tc>
+          <w:tcPr>
+            <w:tcW w:type="dxa" w:w="964"/>
+            <w:tcMar>
+              <w:top w:type="dxa" w:w="60"/>
+              <w:left w:type="dxa" w:w="90"/>
+              <w:bottom w:type="dxa" w:w="60"/>
+              <w:right w:type="dxa" w:w="90"/>
+            </w:tcMar>
+            <w:vAlign w:val="center"/>
+          </w:tcPr>
+          <w:p>
+            <w:pPr>
+              <w:spacing w:after="20" w:before="20"/>
+              <w:jc w:val="center"/>
+            </w:pPr>
+            <w:r>
+              <w:rPr>
+                <w:rFonts w:ascii="맑은 고딕" w:cs="맑은 고딕" w:eastAsia="맑은 고딕" w:hAnsi="맑은 고딕"/>
+                <w:b w:val="false"/>
+                <w:bCs w:val="false"/>
+                <w:color w:val="000000"/>
+                <w:sz w:val="18"/>
+                <w:szCs w:val="18"/>
+              </w:rPr>
+              <w:t xml:space="preserve">1</w:t>
+            </w:r>
+          </w:p>
+        </w:tc>
+        <w:tc>
+          <w:tcPr>
+            <w:tcW w:type="dxa" w:w="1542"/>
+            <w:tcMar>
+              <w:top w:type="dxa" w:w="60"/>
+              <w:left w:type="dxa" w:w="90"/>
+              <w:bottom w:type="dxa" w:w="60"/>
+              <w:right w:type="dxa" w:w="90"/>
+            </w:tcMar>
+            <w:vAlign w:val="center"/>
+          </w:tcPr>
+          <w:p>
+            <w:pPr>
+              <w:spacing w:after="20" w:before="20"/>
+              <w:jc w:val="center"/>
+            </w:pPr>
+            <w:r>
+              <w:rPr>
+                <w:rFonts w:ascii="맑은 고딕" w:cs="맑은 고딕" w:eastAsia="맑은 고딕" w:hAnsi="맑은 고딕"/>
+                <w:b w:val="false"/>
+                <w:bCs w:val="false"/>
+                <w:color w:val="000000"/>
+                <w:sz w:val="18"/>
+                <w:szCs w:val="18"/>
+              </w:rPr>
+              <w:t xml:space="preserve">적합</w:t>
+            </w:r>
+          </w:p>
+        </w:tc>
+      </w:tr>
+      <w:tr>
+        <w:tc>
+          <w:tcPr>
+            <w:tcW w:type="dxa" w:w="675"/>
+            <w:tcMar>
+              <w:top w:type="dxa" w:w="60"/>
+              <w:left w:type="dxa" w:w="90"/>
+              <w:bottom w:type="dxa" w:w="60"/>
+              <w:right w:type="dxa" w:w="90"/>
+            </w:tcMar>
+            <w:vAlign w:val="center"/>
+          </w:tcPr>
+          <w:p>
+            <w:pPr>
+              <w:spacing w:after="20" w:before="20"/>
+              <w:jc w:val="center"/>
+            </w:pPr>
+            <w:r>
+              <w:rPr>
+                <w:rFonts w:ascii="맑은 고딕" w:cs="맑은 고딕" w:eastAsia="맑은 고딕" w:hAnsi="맑은 고딕"/>
+                <w:b w:val="false"/>
+                <w:bCs w:val="false"/>
+                <w:color w:val="000000"/>
+                <w:sz w:val="18"/>
+                <w:szCs w:val="18"/>
+              </w:rPr>
+              <w:t xml:space="preserve">24</w:t>
+            </w:r>
+          </w:p>
+        </w:tc>
+        <w:tc>
+          <w:tcPr>
+            <w:tcW w:type="dxa" w:w="3181"/>
+            <w:tcMar>
+              <w:top w:type="dxa" w:w="60"/>
+              <w:left w:type="dxa" w:w="90"/>
+              <w:bottom w:type="dxa" w:w="60"/>
+              <w:right w:type="dxa" w:w="90"/>
+            </w:tcMar>
+            <w:vAlign w:val="center"/>
+          </w:tcPr>
+          <w:p>
+            <w:pPr>
+              <w:spacing w:after="20" w:before="20"/>
+              <w:jc w:val="left"/>
+            </w:pPr>
+            <w:r>
+              <w:rPr>
+                <w:rFonts w:ascii="맑은 고딕" w:cs="맑은 고딕" w:eastAsia="맑은 고딕" w:hAnsi="맑은 고딕"/>
+                <w:b w:val="false"/>
+                <w:bCs w:val="false"/>
+                <w:color w:val="000000"/>
+                <w:sz w:val="18"/>
+                <w:szCs w:val="18"/>
+              </w:rPr>
+              <w:t xml:space="preserve">관리 PC</w:t>
+            </w:r>
+          </w:p>
+        </w:tc>
+        <w:tc>
+          <w:tcPr>
+            <w:tcW w:type="dxa" w:w="2313"/>
+            <w:tcMar>
+              <w:top w:type="dxa" w:w="60"/>
+              <w:left w:type="dxa" w:w="90"/>
+              <w:bottom w:type="dxa" w:w="60"/>
+              <w:right w:type="dxa" w:w="90"/>
+            </w:tcMar>
+            <w:vAlign w:val="center"/>
+          </w:tcPr>
+          <w:p>
+            <w:pPr>
+              <w:spacing w:after="20" w:before="20"/>
+              <w:jc w:val="left"/>
+            </w:pPr>
+            <w:r>
+              <w:rPr>
+                <w:rFonts w:ascii="맑은 고딕" w:cs="맑은 고딕" w:eastAsia="맑은 고딕" w:hAnsi="맑은 고딕"/>
+                <w:b w:val="false"/>
+                <w:bCs w:val="false"/>
+                <w:color w:val="000000"/>
+                <w:sz w:val="18"/>
+                <w:szCs w:val="18"/>
+              </w:rPr>
+              <w:t xml:space="preserve">DM500TFA-A9BSV</w:t>
+            </w:r>
+          </w:p>
+        </w:tc>
+        <w:tc>
+          <w:tcPr>
+            <w:tcW w:type="dxa" w:w="964"/>
+            <w:tcMar>
+              <w:top w:type="dxa" w:w="60"/>
+              <w:left w:type="dxa" w:w="90"/>
+              <w:bottom w:type="dxa" w:w="60"/>
+              <w:right w:type="dxa" w:w="90"/>
+            </w:tcMar>
+            <w:vAlign w:val="center"/>
+          </w:tcPr>
+          <w:p>
+            <w:pPr>
+              <w:spacing w:after="20" w:before="20"/>
+              <w:jc w:val="center"/>
+            </w:pPr>
+            <w:r>
+              <w:rPr>
+                <w:rFonts w:ascii="맑은 고딕" w:cs="맑은 고딕" w:eastAsia="맑은 고딕" w:hAnsi="맑은 고딕"/>
+                <w:b w:val="false"/>
+                <w:bCs w:val="false"/>
+                <w:color w:val="000000"/>
+                <w:sz w:val="18"/>
+                <w:szCs w:val="18"/>
+              </w:rPr>
+              <w:t xml:space="preserve">식</w:t>
+            </w:r>
+          </w:p>
+        </w:tc>
+        <w:tc>
+          <w:tcPr>
+            <w:tcW w:type="dxa" w:w="964"/>
+            <w:tcMar>
+              <w:top w:type="dxa" w:w="60"/>
+              <w:left w:type="dxa" w:w="90"/>
+              <w:bottom w:type="dxa" w:w="60"/>
+              <w:right w:type="dxa" w:w="90"/>
+            </w:tcMar>
+            <w:vAlign w:val="center"/>
+          </w:tcPr>
+          <w:p>
+            <w:pPr>
+              <w:spacing w:after="20" w:before="20"/>
+              <w:jc w:val="center"/>
+            </w:pPr>
+            <w:r>
+              <w:rPr>
+                <w:rFonts w:ascii="맑은 고딕" w:cs="맑은 고딕" w:eastAsia="맑은 고딕" w:hAnsi="맑은 고딕"/>
+                <w:b w:val="false"/>
+                <w:bCs w:val="false"/>
+                <w:color w:val="000000"/>
+                <w:sz w:val="18"/>
+                <w:szCs w:val="18"/>
+              </w:rPr>
+              <w:t xml:space="preserve">1</w:t>
+            </w:r>
+          </w:p>
+        </w:tc>
+        <w:tc>
+          <w:tcPr>
+            <w:tcW w:type="dxa" w:w="1542"/>
+            <w:tcMar>
+              <w:top w:type="dxa" w:w="60"/>
+              <w:left w:type="dxa" w:w="90"/>
+              <w:bottom w:type="dxa" w:w="60"/>
+              <w:right w:type="dxa" w:w="90"/>
+            </w:tcMar>
+            <w:vAlign w:val="center"/>
+          </w:tcPr>
+          <w:p>
+            <w:pPr>
+              <w:spacing w:after="20" w:before="20"/>
+              <w:jc w:val="center"/>
+            </w:pPr>
+            <w:r>
+              <w:rPr>
+                <w:rFonts w:ascii="맑은 고딕" w:cs="맑은 고딕" w:eastAsia="맑은 고딕" w:hAnsi="맑은 고딕"/>
+                <w:b w:val="false"/>
+                <w:bCs w:val="false"/>
+                <w:color w:val="000000"/>
+                <w:sz w:val="18"/>
+                <w:szCs w:val="18"/>
+              </w:rPr>
+              <w:t xml:space="preserve">적합</w:t>
+            </w:r>
+          </w:p>
+        </w:tc>
+      </w:tr>
+      <w:tr>
+        <w:tc>
+          <w:tcPr>
+            <w:tcW w:type="dxa" w:w="675"/>
+            <w:tcMar>
+              <w:top w:type="dxa" w:w="60"/>
+              <w:left w:type="dxa" w:w="90"/>
+              <w:bottom w:type="dxa" w:w="60"/>
+              <w:right w:type="dxa" w:w="90"/>
+            </w:tcMar>
+            <w:vAlign w:val="center"/>
+          </w:tcPr>
+          <w:p>
+            <w:pPr>
+              <w:spacing w:after="20" w:before="20"/>
+              <w:jc w:val="center"/>
+            </w:pPr>
+            <w:r>
+              <w:rPr>
+                <w:rFonts w:ascii="맑은 고딕" w:cs="맑은 고딕" w:eastAsia="맑은 고딕" w:hAnsi="맑은 고딕"/>
+                <w:b w:val="false"/>
+                <w:bCs w:val="false"/>
+                <w:color w:val="000000"/>
+                <w:sz w:val="18"/>
+                <w:szCs w:val="18"/>
+              </w:rPr>
+              <w:t xml:space="preserve">25</w:t>
+            </w:r>
+          </w:p>
+        </w:tc>
+        <w:tc>
+          <w:tcPr>
+            <w:tcW w:type="dxa" w:w="3181"/>
+            <w:tcMar>
+              <w:top w:type="dxa" w:w="60"/>
+              <w:left w:type="dxa" w:w="90"/>
+              <w:bottom w:type="dxa" w:w="60"/>
+              <w:right w:type="dxa" w:w="90"/>
+            </w:tcMar>
+            <w:vAlign w:val="center"/>
+          </w:tcPr>
+          <w:p>
+            <w:pPr>
+              <w:spacing w:after="20" w:before="20"/>
+              <w:jc w:val="left"/>
+            </w:pPr>
+            <w:r>
+              <w:rPr>
+                <w:rFonts w:ascii="맑은 고딕" w:cs="맑은 고딕" w:eastAsia="맑은 고딕" w:hAnsi="맑은 고딕"/>
+                <w:b w:val="false"/>
+                <w:bCs w:val="false"/>
+                <w:color w:val="000000"/>
+                <w:sz w:val="18"/>
+                <w:szCs w:val="18"/>
+              </w:rPr>
+              <w:t xml:space="preserve">스피커 PMP-12</w:t>
+            </w:r>
+          </w:p>
+        </w:tc>
+        <w:tc>
+          <w:tcPr>
+            <w:tcW w:type="dxa" w:w="2313"/>
+            <w:tcMar>
+              <w:top w:type="dxa" w:w="60"/>
+              <w:left w:type="dxa" w:w="90"/>
+              <w:bottom w:type="dxa" w:w="60"/>
+              <w:right w:type="dxa" w:w="90"/>
+            </w:tcMar>
+            <w:vAlign w:val="center"/>
+          </w:tcPr>
+          <w:p>
+            <w:pPr>
+              <w:spacing w:after="20" w:before="20"/>
+              <w:jc w:val="left"/>
+            </w:pPr>
+            <w:r>
+              <w:rPr>
+                <w:rFonts w:ascii="맑은 고딕" w:cs="맑은 고딕" w:eastAsia="맑은 고딕" w:hAnsi="맑은 고딕"/>
+                <w:b w:val="false"/>
+                <w:bCs w:val="false"/>
+                <w:color w:val="000000"/>
+                <w:sz w:val="18"/>
+                <w:szCs w:val="18"/>
+              </w:rPr>
+              <w:t xml:space="preserve">PMP-12</w:t>
+            </w:r>
+          </w:p>
+        </w:tc>
+        <w:tc>
+          <w:tcPr>
+            <w:tcW w:type="dxa" w:w="964"/>
+            <w:tcMar>
+              <w:top w:type="dxa" w:w="60"/>
+              <w:left w:type="dxa" w:w="90"/>
+              <w:bottom w:type="dxa" w:w="60"/>
+              <w:right w:type="dxa" w:w="90"/>
+            </w:tcMar>
+            <w:vAlign w:val="center"/>
+          </w:tcPr>
+          <w:p>
+            <w:pPr>
+              <w:spacing w:after="20" w:before="20"/>
+              <w:jc w:val="center"/>
+            </w:pPr>
+            <w:r>
+              <w:rPr>
+                <w:rFonts w:ascii="맑은 고딕" w:cs="맑은 고딕" w:eastAsia="맑은 고딕" w:hAnsi="맑은 고딕"/>
+                <w:b w:val="false"/>
+                <w:bCs w:val="false"/>
+                <w:color w:val="000000"/>
+                <w:sz w:val="18"/>
+                <w:szCs w:val="18"/>
+              </w:rPr>
+              <w:t xml:space="preserve">식</w:t>
+            </w:r>
+          </w:p>
+        </w:tc>
+        <w:tc>
+          <w:tcPr>
+            <w:tcW w:type="dxa" w:w="964"/>
+            <w:tcMar>
+              <w:top w:type="dxa" w:w="60"/>
+              <w:left w:type="dxa" w:w="90"/>
+              <w:bottom w:type="dxa" w:w="60"/>
+              <w:right w:type="dxa" w:w="90"/>
+            </w:tcMar>
+            <w:vAlign w:val="center"/>
+          </w:tcPr>
+          <w:p>
+            <w:pPr>
+              <w:spacing w:after="20" w:before="20"/>
+              <w:jc w:val="center"/>
+            </w:pPr>
+            <w:r>
+              <w:rPr>
+                <w:rFonts w:ascii="맑은 고딕" w:cs="맑은 고딕" w:eastAsia="맑은 고딕" w:hAnsi="맑은 고딕"/>
+                <w:b w:val="false"/>
+                <w:bCs w:val="false"/>
+                <w:color w:val="000000"/>
+                <w:sz w:val="18"/>
+                <w:szCs w:val="18"/>
+              </w:rPr>
+              <w:t xml:space="preserve">1</w:t>
+            </w:r>
+          </w:p>
+        </w:tc>
+        <w:tc>
+          <w:tcPr>
+            <w:tcW w:type="dxa" w:w="1542"/>
+            <w:tcMar>
+              <w:top w:type="dxa" w:w="60"/>
+              <w:left w:type="dxa" w:w="90"/>
+              <w:bottom w:type="dxa" w:w="60"/>
+              <w:right w:type="dxa" w:w="90"/>
+            </w:tcMar>
+            <w:vAlign w:val="center"/>
+          </w:tcPr>
+          <w:p>
+            <w:pPr>
+              <w:spacing w:after="20" w:before="20"/>
+              <w:jc w:val="center"/>
+            </w:pPr>
+            <w:r>
+              <w:rPr>
+                <w:rFonts w:ascii="맑은 고딕" w:cs="맑은 고딕" w:eastAsia="맑은 고딕" w:hAnsi="맑은 고딕"/>
+                <w:b w:val="false"/>
+                <w:bCs w:val="false"/>
+                <w:color w:val="000000"/>
+                <w:sz w:val="18"/>
+                <w:szCs w:val="18"/>
+              </w:rPr>
+              <w:t xml:space="preserve">적합</w:t>
+            </w:r>
+          </w:p>
+        </w:tc>
+      </w:tr>
+      <w:tr>
+        <w:tc>
+          <w:tcPr>
+            <w:tcW w:type="dxa" w:w="675"/>
+            <w:tcMar>
+              <w:top w:type="dxa" w:w="60"/>
+              <w:left w:type="dxa" w:w="90"/>
+              <w:bottom w:type="dxa" w:w="60"/>
+              <w:right w:type="dxa" w:w="90"/>
+            </w:tcMar>
+            <w:vAlign w:val="center"/>
+          </w:tcPr>
+          <w:p>
+            <w:pPr>
+              <w:spacing w:after="20" w:before="20"/>
+              <w:jc w:val="center"/>
+            </w:pPr>
+            <w:r>
+              <w:rPr>
+                <w:rFonts w:ascii="맑은 고딕" w:cs="맑은 고딕" w:eastAsia="맑은 고딕" w:hAnsi="맑은 고딕"/>
+                <w:b w:val="false"/>
+                <w:bCs w:val="false"/>
+                <w:color w:val="000000"/>
+                <w:sz w:val="18"/>
+                <w:szCs w:val="18"/>
+              </w:rPr>
+              <w:t xml:space="preserve">26</w:t>
+            </w:r>
+          </w:p>
+        </w:tc>
+        <w:tc>
+          <w:tcPr>
+            <w:tcW w:type="dxa" w:w="3181"/>
+            <w:tcMar>
+              <w:top w:type="dxa" w:w="60"/>
+              <w:left w:type="dxa" w:w="90"/>
+              <w:bottom w:type="dxa" w:w="60"/>
+              <w:right w:type="dxa" w:w="90"/>
+            </w:tcMar>
+            <w:vAlign w:val="center"/>
+          </w:tcPr>
+          <w:p>
+            <w:pPr>
+              <w:spacing w:after="20" w:before="20"/>
+              <w:jc w:val="left"/>
+            </w:pPr>
+            <w:r>
+              <w:rPr>
+                <w:rFonts w:ascii="맑은 고딕" w:cs="맑은 고딕" w:eastAsia="맑은 고딕" w:hAnsi="맑은 고딕"/>
+                <w:b w:val="false"/>
+                <w:bCs w:val="false"/>
+                <w:color w:val="000000"/>
+                <w:sz w:val="18"/>
+                <w:szCs w:val="18"/>
+              </w:rPr>
+              <w:t xml:space="preserve">지하1층 스툴</w:t>
+            </w:r>
+          </w:p>
+        </w:tc>
+        <w:tc>
+          <w:tcPr>
+            <w:tcW w:type="dxa" w:w="2313"/>
+            <w:tcMar>
+              <w:top w:type="dxa" w:w="60"/>
+              <w:left w:type="dxa" w:w="90"/>
+              <w:bottom w:type="dxa" w:w="60"/>
+              <w:right w:type="dxa" w:w="90"/>
+            </w:tcMar>
+            <w:vAlign w:val="center"/>
+          </w:tcPr>
+          <w:p>
+            <w:pPr>
+              <w:spacing w:after="20" w:before="20"/>
+              <w:jc w:val="left"/>
+            </w:pPr>
+            <w:r>
+              <w:rPr>
+                <w:rFonts w:ascii="맑은 고딕" w:cs="맑은 고딕" w:eastAsia="맑은 고딕" w:hAnsi="맑은 고딕"/>
+                <w:b w:val="false"/>
+                <w:bCs w:val="false"/>
+                <w:color w:val="000000"/>
+                <w:sz w:val="18"/>
+                <w:szCs w:val="18"/>
+              </w:rPr>
+              <w:t xml:space="preserve">제작가구</w:t>
+            </w:r>
+          </w:p>
+        </w:tc>
+        <w:tc>
+          <w:tcPr>
+            <w:tcW w:type="dxa" w:w="964"/>
+            <w:tcMar>
+              <w:top w:type="dxa" w:w="60"/>
+              <w:left w:type="dxa" w:w="90"/>
+              <w:bottom w:type="dxa" w:w="60"/>
+              <w:right w:type="dxa" w:w="90"/>
+            </w:tcMar>
+            <w:vAlign w:val="center"/>
+          </w:tcPr>
+          <w:p>
+            <w:pPr>
+              <w:spacing w:after="20" w:before="20"/>
+              <w:jc w:val="center"/>
+            </w:pPr>
+            <w:r>
+              <w:rPr>
+                <w:rFonts w:ascii="맑은 고딕" w:cs="맑은 고딕" w:eastAsia="맑은 고딕" w:hAnsi="맑은 고딕"/>
+                <w:b w:val="false"/>
+                <w:bCs w:val="false"/>
+                <w:color w:val="000000"/>
+                <w:sz w:val="18"/>
+                <w:szCs w:val="18"/>
+              </w:rPr>
+              <w:t xml:space="preserve">식</w:t>
+            </w:r>
+          </w:p>
+        </w:tc>
+        <w:tc>
+          <w:tcPr>
+            <w:tcW w:type="dxa" w:w="964"/>
+            <w:tcMar>
+              <w:top w:type="dxa" w:w="60"/>
+              <w:left w:type="dxa" w:w="90"/>
+              <w:bottom w:type="dxa" w:w="60"/>
+              <w:right w:type="dxa" w:w="90"/>
+            </w:tcMar>
+            <w:vAlign w:val="center"/>
+          </w:tcPr>
+          <w:p>
+            <w:pPr>
+              <w:spacing w:after="20" w:before="20"/>
+              <w:jc w:val="center"/>
+            </w:pPr>
+            <w:r>
+              <w:rPr>
+                <w:rFonts w:ascii="맑은 고딕" w:cs="맑은 고딕" w:eastAsia="맑은 고딕" w:hAnsi="맑은 고딕"/>
+                <w:b w:val="false"/>
+                <w:bCs w:val="false"/>
+                <w:color w:val="000000"/>
+                <w:sz w:val="18"/>
+                <w:szCs w:val="18"/>
+              </w:rPr>
+              <w:t xml:space="preserve">1</w:t>
+            </w:r>
+          </w:p>
+        </w:tc>
+        <w:tc>
+          <w:tcPr>
+            <w:tcW w:type="dxa" w:w="1542"/>
+            <w:tcMar>
+              <w:top w:type="dxa" w:w="60"/>
+              <w:left w:type="dxa" w:w="90"/>
+              <w:bottom w:type="dxa" w:w="60"/>
+              <w:right w:type="dxa" w:w="90"/>
+            </w:tcMar>
+            <w:vAlign w:val="center"/>
+          </w:tcPr>
+          <w:p>
+            <w:pPr>
+              <w:spacing w:after="20" w:before="20"/>
+              <w:jc w:val="center"/>
+            </w:pPr>
+            <w:r>
+              <w:rPr>
+                <w:rFonts w:ascii="맑은 고딕" w:cs="맑은 고딕" w:eastAsia="맑은 고딕" w:hAnsi="맑은 고딕"/>
+                <w:b w:val="false"/>
+                <w:bCs w:val="false"/>
+                <w:color w:val="000000"/>
+                <w:sz w:val="18"/>
+                <w:szCs w:val="18"/>
+              </w:rPr>
+              <w:t xml:space="preserve">적합</w:t>
+            </w:r>
+          </w:p>
+        </w:tc>
+      </w:tr>
+      <w:tr>
+        <w:tc>
+          <w:tcPr>
+            <w:tcW w:type="dxa" w:w="675"/>
+            <w:tcMar>
+              <w:top w:type="dxa" w:w="60"/>
+              <w:left w:type="dxa" w:w="90"/>
+              <w:bottom w:type="dxa" w:w="60"/>
+              <w:right w:type="dxa" w:w="90"/>
+            </w:tcMar>
+            <w:vAlign w:val="center"/>
+          </w:tcPr>
+          <w:p>
+            <w:pPr>
+              <w:spacing w:after="20" w:before="20"/>
+              <w:jc w:val="center"/>
+            </w:pPr>
+            <w:r>
+              <w:rPr>
+                <w:rFonts w:ascii="맑은 고딕" w:cs="맑은 고딕" w:eastAsia="맑은 고딕" w:hAnsi="맑은 고딕"/>
+                <w:b w:val="false"/>
+                <w:bCs w:val="false"/>
+                <w:color w:val="000000"/>
+                <w:sz w:val="18"/>
+                <w:szCs w:val="18"/>
+              </w:rPr>
+              <w:t xml:space="preserve">27</w:t>
+            </w:r>
+          </w:p>
+        </w:tc>
+        <w:tc>
+          <w:tcPr>
+            <w:tcW w:type="dxa" w:w="3181"/>
+            <w:tcMar>
+              <w:top w:type="dxa" w:w="60"/>
+              <w:left w:type="dxa" w:w="90"/>
+              <w:bottom w:type="dxa" w:w="60"/>
+              <w:right w:type="dxa" w:w="90"/>
+            </w:tcMar>
+            <w:vAlign w:val="center"/>
+          </w:tcPr>
+          <w:p>
+            <w:pPr>
+              <w:spacing w:after="20" w:before="20"/>
+              <w:jc w:val="left"/>
+            </w:pPr>
+            <w:r>
+              <w:rPr>
+                <w:rFonts w:ascii="맑은 고딕" w:cs="맑은 고딕" w:eastAsia="맑은 고딕" w:hAnsi="맑은 고딕"/>
+                <w:b w:val="false"/>
+                <w:bCs w:val="false"/>
+                <w:color w:val="000000"/>
+                <w:sz w:val="18"/>
+                <w:szCs w:val="18"/>
+              </w:rPr>
+              <w:t xml:space="preserve">비콘 플러스 연결형 테이블</w:t>
+            </w:r>
+          </w:p>
+        </w:tc>
+        <w:tc>
+          <w:tcPr>
+            <w:tcW w:type="dxa" w:w="2313"/>
+            <w:tcMar>
+              <w:top w:type="dxa" w:w="60"/>
+              <w:left w:type="dxa" w:w="90"/>
+              <w:bottom w:type="dxa" w:w="60"/>
+              <w:right w:type="dxa" w:w="90"/>
+            </w:tcMar>
+            <w:vAlign w:val="center"/>
+          </w:tcPr>
+          <w:p>
+            <w:pPr>
+              <w:spacing w:after="20" w:before="20"/>
+              <w:jc w:val="left"/>
+            </w:pPr>
+            <w:r>
+              <w:rPr>
+                <w:rFonts w:ascii="맑은 고딕" w:cs="맑은 고딕" w:eastAsia="맑은 고딕" w:hAnsi="맑은 고딕"/>
+                <w:b w:val="false"/>
+                <w:bCs w:val="false"/>
+                <w:color w:val="000000"/>
+                <w:sz w:val="18"/>
+                <w:szCs w:val="18"/>
+              </w:rPr>
+              <w:t xml:space="preserve">연결형테이블</w:t>
+            </w:r>
+          </w:p>
+        </w:tc>
+        <w:tc>
+          <w:tcPr>
+            <w:tcW w:type="dxa" w:w="964"/>
+            <w:tcMar>
+              <w:top w:type="dxa" w:w="60"/>
+              <w:left w:type="dxa" w:w="90"/>
+              <w:bottom w:type="dxa" w:w="60"/>
+              <w:right w:type="dxa" w:w="90"/>
+            </w:tcMar>
+            <w:vAlign w:val="center"/>
+          </w:tcPr>
+          <w:p>
+            <w:pPr>
+              <w:spacing w:after="20" w:before="20"/>
+              <w:jc w:val="center"/>
+            </w:pPr>
+            <w:r>
+              <w:rPr>
+                <w:rFonts w:ascii="맑은 고딕" w:cs="맑은 고딕" w:eastAsia="맑은 고딕" w:hAnsi="맑은 고딕"/>
+                <w:b w:val="false"/>
+                <w:bCs w:val="false"/>
+                <w:color w:val="000000"/>
+                <w:sz w:val="18"/>
+                <w:szCs w:val="18"/>
+              </w:rPr>
+              <w:t xml:space="preserve">식</w:t>
+            </w:r>
+          </w:p>
+        </w:tc>
+        <w:tc>
+          <w:tcPr>
+            <w:tcW w:type="dxa" w:w="964"/>
+            <w:tcMar>
+              <w:top w:type="dxa" w:w="60"/>
+              <w:left w:type="dxa" w:w="90"/>
+              <w:bottom w:type="dxa" w:w="60"/>
+              <w:right w:type="dxa" w:w="90"/>
+            </w:tcMar>
+            <w:vAlign w:val="center"/>
+          </w:tcPr>
+          <w:p>
+            <w:pPr>
+              <w:spacing w:after="20" w:before="20"/>
+              <w:jc w:val="center"/>
+            </w:pPr>
+            <w:r>
+              <w:rPr>
+                <w:rFonts w:ascii="맑은 고딕" w:cs="맑은 고딕" w:eastAsia="맑은 고딕" w:hAnsi="맑은 고딕"/>
+                <w:b w:val="false"/>
+                <w:bCs w:val="false"/>
+                <w:color w:val="000000"/>
+                <w:sz w:val="18"/>
+                <w:szCs w:val="18"/>
+              </w:rPr>
+              <w:t xml:space="preserve">1</w:t>
+            </w:r>
+          </w:p>
+        </w:tc>
+        <w:tc>
+          <w:tcPr>
+            <w:tcW w:type="dxa" w:w="1542"/>
+            <w:tcMar>
+              <w:top w:type="dxa" w:w="60"/>
+              <w:left w:type="dxa" w:w="90"/>
+              <w:bottom w:type="dxa" w:w="60"/>
+              <w:right w:type="dxa" w:w="90"/>
+            </w:tcMar>
+            <w:vAlign w:val="center"/>
+          </w:tcPr>
+          <w:p>
+            <w:pPr>
+              <w:spacing w:after="20" w:before="20"/>
+              <w:jc w:val="center"/>
+            </w:pPr>
+            <w:r>
+              <w:rPr>
+                <w:rFonts w:ascii="맑은 고딕" w:cs="맑은 고딕" w:eastAsia="맑은 고딕" w:hAnsi="맑은 고딕"/>
+                <w:b w:val="false"/>
+                <w:bCs w:val="false"/>
+                <w:color w:val="000000"/>
+                <w:sz w:val="18"/>
+                <w:szCs w:val="18"/>
+              </w:rPr>
+              <w:t xml:space="preserve">적합</w:t>
+            </w:r>
+          </w:p>
+        </w:tc>
+      </w:tr>
+      <w:tr>
+        <w:tc>
+          <w:tcPr>
+            <w:tcW w:type="dxa" w:w="675"/>
+            <w:tcMar>
+              <w:top w:type="dxa" w:w="60"/>
+              <w:left w:type="dxa" w:w="90"/>
+              <w:bottom w:type="dxa" w:w="60"/>
+              <w:right w:type="dxa" w:w="90"/>
+            </w:tcMar>
+            <w:vAlign w:val="center"/>
+          </w:tcPr>
+          <w:p>
+            <w:pPr>
+              <w:spacing w:after="20" w:before="20"/>
+              <w:jc w:val="center"/>
+            </w:pPr>
+            <w:r>
+              <w:rPr>
+                <w:rFonts w:ascii="맑은 고딕" w:cs="맑은 고딕" w:eastAsia="맑은 고딕" w:hAnsi="맑은 고딕"/>
+                <w:b w:val="false"/>
+                <w:bCs w:val="false"/>
+                <w:color w:val="000000"/>
+                <w:sz w:val="18"/>
+                <w:szCs w:val="18"/>
+              </w:rPr>
+              <w:t xml:space="preserve">28</w:t>
+            </w:r>
+          </w:p>
+        </w:tc>
+        <w:tc>
+          <w:tcPr>
+            <w:tcW w:type="dxa" w:w="3181"/>
+            <w:tcMar>
+              <w:top w:type="dxa" w:w="60"/>
+              <w:left w:type="dxa" w:w="90"/>
+              <w:bottom w:type="dxa" w:w="60"/>
+              <w:right w:type="dxa" w:w="90"/>
+            </w:tcMar>
+            <w:vAlign w:val="center"/>
+          </w:tcPr>
+          <w:p>
+            <w:pPr>
+              <w:spacing w:after="20" w:before="20"/>
+              <w:jc w:val="left"/>
+            </w:pPr>
+            <w:r>
+              <w:rPr>
+                <w:rFonts w:ascii="맑은 고딕" w:cs="맑은 고딕" w:eastAsia="맑은 고딕" w:hAnsi="맑은 고딕"/>
+                <w:b w:val="false"/>
+                <w:bCs w:val="false"/>
+                <w:color w:val="000000"/>
+                <w:sz w:val="18"/>
+                <w:szCs w:val="18"/>
+              </w:rPr>
+              <w:t xml:space="preserve">RACK Universal V2</w:t>
+            </w:r>
+          </w:p>
+        </w:tc>
+        <w:tc>
+          <w:tcPr>
+            <w:tcW w:type="dxa" w:w="2313"/>
+            <w:tcMar>
+              <w:top w:type="dxa" w:w="60"/>
+              <w:left w:type="dxa" w:w="90"/>
+              <w:bottom w:type="dxa" w:w="60"/>
+              <w:right w:type="dxa" w:w="90"/>
+            </w:tcMar>
+            <w:vAlign w:val="center"/>
+          </w:tcPr>
+          <w:p>
+            <w:pPr>
+              <w:spacing w:after="20" w:before="20"/>
+              <w:jc w:val="left"/>
+            </w:pPr>
+            <w:r>
+              <w:rPr>
+                <w:rFonts w:ascii="맑은 고딕" w:cs="맑은 고딕" w:eastAsia="맑은 고딕" w:hAnsi="맑은 고딕"/>
+                <w:b w:val="false"/>
+                <w:bCs w:val="false"/>
+                <w:color w:val="000000"/>
+                <w:sz w:val="18"/>
+                <w:szCs w:val="18"/>
+              </w:rPr>
+              <w:t xml:space="preserve">Universal V2</w:t>
+            </w:r>
+          </w:p>
+        </w:tc>
+        <w:tc>
+          <w:tcPr>
+            <w:tcW w:type="dxa" w:w="964"/>
+            <w:tcMar>
+              <w:top w:type="dxa" w:w="60"/>
+              <w:left w:type="dxa" w:w="90"/>
+              <w:bottom w:type="dxa" w:w="60"/>
+              <w:right w:type="dxa" w:w="90"/>
+            </w:tcMar>
+            <w:vAlign w:val="center"/>
+          </w:tcPr>
+          <w:p>
+            <w:pPr>
+              <w:spacing w:after="20" w:before="20"/>
+              <w:jc w:val="center"/>
+            </w:pPr>
+            <w:r>
+              <w:rPr>
+                <w:rFonts w:ascii="맑은 고딕" w:cs="맑은 고딕" w:eastAsia="맑은 고딕" w:hAnsi="맑은 고딕"/>
+                <w:b w:val="false"/>
+                <w:bCs w:val="false"/>
+                <w:color w:val="000000"/>
+                <w:sz w:val="18"/>
+                <w:szCs w:val="18"/>
+              </w:rPr>
+              <w:t xml:space="preserve">식</w:t>
+            </w:r>
+          </w:p>
+        </w:tc>
+        <w:tc>
+          <w:tcPr>
+            <w:tcW w:type="dxa" w:w="964"/>
+            <w:tcMar>
+              <w:top w:type="dxa" w:w="60"/>
+              <w:left w:type="dxa" w:w="90"/>
+              <w:bottom w:type="dxa" w:w="60"/>
+              <w:right w:type="dxa" w:w="90"/>
+            </w:tcMar>
+            <w:vAlign w:val="center"/>
+          </w:tcPr>
+          <w:p>
+            <w:pPr>
+              <w:spacing w:after="20" w:before="20"/>
+              <w:jc w:val="center"/>
+            </w:pPr>
+            <w:r>
+              <w:rPr>
+                <w:rFonts w:ascii="맑은 고딕" w:cs="맑은 고딕" w:eastAsia="맑은 고딕" w:hAnsi="맑은 고딕"/>
+                <w:b w:val="false"/>
+                <w:bCs w:val="false"/>
+                <w:color w:val="000000"/>
+                <w:sz w:val="18"/>
+                <w:szCs w:val="18"/>
+              </w:rPr>
+              <w:t xml:space="preserve">1</w:t>
+            </w:r>
+          </w:p>
+        </w:tc>
+        <w:tc>
+          <w:tcPr>
+            <w:tcW w:type="dxa" w:w="1542"/>
+            <w:tcMar>
+              <w:top w:type="dxa" w:w="60"/>
+              <w:left w:type="dxa" w:w="90"/>
+              <w:bottom w:type="dxa" w:w="60"/>
+              <w:right w:type="dxa" w:w="90"/>
+            </w:tcMar>
+            <w:vAlign w:val="center"/>
+          </w:tcPr>
+          <w:p>
+            <w:pPr>
+              <w:spacing w:after="20" w:before="20"/>
+              <w:jc w:val="center"/>
+            </w:pPr>
+            <w:r>
+              <w:rPr>
+                <w:rFonts w:ascii="맑은 고딕" w:cs="맑은 고딕" w:eastAsia="맑은 고딕" w:hAnsi="맑은 고딕"/>
+                <w:b w:val="false"/>
+                <w:bCs w:val="false"/>
+                <w:color w:val="000000"/>
+                <w:sz w:val="18"/>
+                <w:szCs w:val="18"/>
+              </w:rPr>
+              <w:t xml:space="preserve">적합</w:t>
+            </w:r>
+          </w:p>
+        </w:tc>
+      </w:tr>
+      <w:tr>
+        <w:tc>
+          <w:tcPr>
+            <w:tcW w:type="dxa" w:w="675"/>
+            <w:tcMar>
+              <w:top w:type="dxa" w:w="60"/>
+              <w:left w:type="dxa" w:w="90"/>
+              <w:bottom w:type="dxa" w:w="60"/>
+              <w:right w:type="dxa" w:w="90"/>
+            </w:tcMar>
+            <w:vAlign w:val="center"/>
+          </w:tcPr>
+          <w:p>
+            <w:pPr>
+              <w:spacing w:after="20" w:before="20"/>
+              <w:jc w:val="center"/>
+            </w:pPr>
+            <w:r>
+              <w:rPr>
+                <w:rFonts w:ascii="맑은 고딕" w:cs="맑은 고딕" w:eastAsia="맑은 고딕" w:hAnsi="맑은 고딕"/>
+                <w:b w:val="false"/>
+                <w:bCs w:val="false"/>
+                <w:color w:val="000000"/>
+                <w:sz w:val="18"/>
+                <w:szCs w:val="18"/>
+              </w:rPr>
+              <w:t xml:space="preserve">29</w:t>
+            </w:r>
+          </w:p>
+        </w:tc>
+        <w:tc>
+          <w:tcPr>
+            <w:tcW w:type="dxa" w:w="3181"/>
+            <w:tcMar>
+              <w:top w:type="dxa" w:w="60"/>
+              <w:left w:type="dxa" w:w="90"/>
+              <w:bottom w:type="dxa" w:w="60"/>
+              <w:right w:type="dxa" w:w="90"/>
+            </w:tcMar>
+            <w:vAlign w:val="center"/>
+          </w:tcPr>
+          <w:p>
+            <w:pPr>
+              <w:spacing w:after="20" w:before="20"/>
+              <w:jc w:val="left"/>
+            </w:pPr>
+            <w:r>
+              <w:rPr>
+                <w:rFonts w:ascii="맑은 고딕" w:cs="맑은 고딕" w:eastAsia="맑은 고딕" w:hAnsi="맑은 고딕"/>
+                <w:b w:val="false"/>
+                <w:bCs w:val="false"/>
+                <w:color w:val="000000"/>
+                <w:sz w:val="18"/>
+                <w:szCs w:val="18"/>
+              </w:rPr>
+              <w:t xml:space="preserve">영상용 스크린</w:t>
+            </w:r>
+          </w:p>
+        </w:tc>
+        <w:tc>
+          <w:tcPr>
+            <w:tcW w:type="dxa" w:w="2313"/>
+            <w:tcMar>
+              <w:top w:type="dxa" w:w="60"/>
+              <w:left w:type="dxa" w:w="90"/>
+              <w:bottom w:type="dxa" w:w="60"/>
+              <w:right w:type="dxa" w:w="90"/>
+            </w:tcMar>
+            <w:vAlign w:val="center"/>
+          </w:tcPr>
+          <w:p>
+            <w:pPr>
+              <w:spacing w:after="20" w:before="20"/>
+              <w:jc w:val="left"/>
+            </w:pPr>
+            <w:r>
+              <w:rPr>
+                <w:rFonts w:ascii="맑은 고딕" w:cs="맑은 고딕" w:eastAsia="맑은 고딕" w:hAnsi="맑은 고딕"/>
+                <w:b w:val="false"/>
+                <w:bCs w:val="false"/>
+                <w:color w:val="000000"/>
+                <w:sz w:val="18"/>
+                <w:szCs w:val="18"/>
+              </w:rPr>
+              <w:t xml:space="preserve">MSC-BL180</w:t>
+            </w:r>
+          </w:p>
+        </w:tc>
+        <w:tc>
+          <w:tcPr>
+            <w:tcW w:type="dxa" w:w="964"/>
+            <w:tcMar>
+              <w:top w:type="dxa" w:w="60"/>
+              <w:left w:type="dxa" w:w="90"/>
+              <w:bottom w:type="dxa" w:w="60"/>
+              <w:right w:type="dxa" w:w="90"/>
+            </w:tcMar>
+            <w:vAlign w:val="center"/>
+          </w:tcPr>
+          <w:p>
+            <w:pPr>
+              <w:spacing w:after="20" w:before="20"/>
+              <w:jc w:val="center"/>
+            </w:pPr>
+            <w:r>
+              <w:rPr>
+                <w:rFonts w:ascii="맑은 고딕" w:cs="맑은 고딕" w:eastAsia="맑은 고딕" w:hAnsi="맑은 고딕"/>
+                <w:b w:val="false"/>
+                <w:bCs w:val="false"/>
+                <w:color w:val="000000"/>
+                <w:sz w:val="18"/>
+                <w:szCs w:val="18"/>
+              </w:rPr>
+              <w:t xml:space="preserve">식</w:t>
+            </w:r>
+          </w:p>
+        </w:tc>
+        <w:tc>
+          <w:tcPr>
+            <w:tcW w:type="dxa" w:w="964"/>
+            <w:tcMar>
+              <w:top w:type="dxa" w:w="60"/>
+              <w:left w:type="dxa" w:w="90"/>
+              <w:bottom w:type="dxa" w:w="60"/>
+              <w:right w:type="dxa" w:w="90"/>
+            </w:tcMar>
+            <w:vAlign w:val="center"/>
+          </w:tcPr>
+          <w:p>
+            <w:pPr>
+              <w:spacing w:after="20" w:before="20"/>
+              <w:jc w:val="center"/>
+            </w:pPr>
+            <w:r>
+              <w:rPr>
+                <w:rFonts w:ascii="맑은 고딕" w:cs="맑은 고딕" w:eastAsia="맑은 고딕" w:hAnsi="맑은 고딕"/>
+                <w:b w:val="false"/>
+                <w:bCs w:val="false"/>
+                <w:color w:val="000000"/>
+                <w:sz w:val="18"/>
+                <w:szCs w:val="18"/>
+              </w:rPr>
+              <w:t xml:space="preserve">1</w:t>
+            </w:r>
+          </w:p>
+        </w:tc>
+        <w:tc>
+          <w:tcPr>
+            <w:tcW w:type="dxa" w:w="1542"/>
+            <w:tcMar>
+              <w:top w:type="dxa" w:w="60"/>
+              <w:left w:type="dxa" w:w="90"/>
+              <w:bottom w:type="dxa" w:w="60"/>
+              <w:right w:type="dxa" w:w="90"/>
+            </w:tcMar>
+            <w:vAlign w:val="center"/>
+          </w:tcPr>
+          <w:p>
+            <w:pPr>
+              <w:spacing w:after="20" w:before="20"/>
+              <w:jc w:val="center"/>
+            </w:pPr>
+            <w:r>
+              <w:rPr>
+                <w:rFonts w:ascii="맑은 고딕" w:cs="맑은 고딕" w:eastAsia="맑은 고딕" w:hAnsi="맑은 고딕"/>
+                <w:b w:val="false"/>
+                <w:bCs w:val="false"/>
+                <w:color w:val="000000"/>
+                <w:sz w:val="18"/>
+                <w:szCs w:val="18"/>
+              </w:rPr>
+              <w:t xml:space="preserve">적합</w:t>
+            </w:r>
+          </w:p>
+        </w:tc>
+      </w:tr>
+      <w:tr>
+        <w:tc>
+          <w:tcPr>
+            <w:tcW w:type="dxa" w:w="675"/>
+            <w:tcMar>
+              <w:top w:type="dxa" w:w="60"/>
+              <w:left w:type="dxa" w:w="90"/>
+              <w:bottom w:type="dxa" w:w="60"/>
+              <w:right w:type="dxa" w:w="90"/>
+            </w:tcMar>
+            <w:vAlign w:val="center"/>
+          </w:tcPr>
+          <w:p>
+            <w:pPr>
+              <w:spacing w:after="20" w:before="20"/>
+              <w:jc w:val="center"/>
+            </w:pPr>
+            <w:r>
+              <w:rPr>
+                <w:rFonts w:ascii="맑은 고딕" w:cs="맑은 고딕" w:eastAsia="맑은 고딕" w:hAnsi="맑은 고딕"/>
+                <w:b w:val="false"/>
+                <w:bCs w:val="false"/>
+                <w:color w:val="000000"/>
+                <w:sz w:val="18"/>
+                <w:szCs w:val="18"/>
+              </w:rPr>
+              <w:t xml:space="preserve">30</w:t>
+            </w:r>
+          </w:p>
+        </w:tc>
+        <w:tc>
+          <w:tcPr>
+            <w:tcW w:type="dxa" w:w="3181"/>
+            <w:tcMar>
+              <w:top w:type="dxa" w:w="60"/>
+              <w:left w:type="dxa" w:w="90"/>
+              <w:bottom w:type="dxa" w:w="60"/>
+              <w:right w:type="dxa" w:w="90"/>
+            </w:tcMar>
+            <w:vAlign w:val="center"/>
+          </w:tcPr>
+          <w:p>
+            <w:pPr>
+              <w:spacing w:after="20" w:before="20"/>
+              <w:jc w:val="left"/>
+            </w:pPr>
+            <w:r>
+              <w:rPr>
+                <w:rFonts w:ascii="맑은 고딕" w:cs="맑은 고딕" w:eastAsia="맑은 고딕" w:hAnsi="맑은 고딕"/>
+                <w:b w:val="false"/>
+                <w:bCs w:val="false"/>
+                <w:color w:val="000000"/>
+                <w:sz w:val="18"/>
+                <w:szCs w:val="18"/>
+              </w:rPr>
+              <w:t xml:space="preserve">오디오앰프</w:t>
+            </w:r>
+          </w:p>
+        </w:tc>
+        <w:tc>
+          <w:tcPr>
+            <w:tcW w:type="dxa" w:w="2313"/>
+            <w:tcMar>
+              <w:top w:type="dxa" w:w="60"/>
+              <w:left w:type="dxa" w:w="90"/>
+              <w:bottom w:type="dxa" w:w="60"/>
+              <w:right w:type="dxa" w:w="90"/>
+            </w:tcMar>
+            <w:vAlign w:val="center"/>
+          </w:tcPr>
+          <w:p>
+            <w:pPr>
+              <w:spacing w:after="20" w:before="20"/>
+              <w:jc w:val="left"/>
+            </w:pPr>
+            <w:r>
+              <w:rPr>
+                <w:rFonts w:ascii="맑은 고딕" w:cs="맑은 고딕" w:eastAsia="맑은 고딕" w:hAnsi="맑은 고딕"/>
+                <w:b w:val="false"/>
+                <w:bCs w:val="false"/>
+                <w:color w:val="000000"/>
+                <w:sz w:val="18"/>
+                <w:szCs w:val="18"/>
+              </w:rPr>
+              <w:t xml:space="preserve">TL-1000</w:t>
+            </w:r>
+          </w:p>
+        </w:tc>
+        <w:tc>
+          <w:tcPr>
+            <w:tcW w:type="dxa" w:w="964"/>
+            <w:tcMar>
+              <w:top w:type="dxa" w:w="60"/>
+              <w:left w:type="dxa" w:w="90"/>
+              <w:bottom w:type="dxa" w:w="60"/>
+              <w:right w:type="dxa" w:w="90"/>
+            </w:tcMar>
+            <w:vAlign w:val="center"/>
+          </w:tcPr>
+          <w:p>
+            <w:pPr>
+              <w:spacing w:after="20" w:before="20"/>
+              <w:jc w:val="center"/>
+            </w:pPr>
+            <w:r>
+              <w:rPr>
+                <w:rFonts w:ascii="맑은 고딕" w:cs="맑은 고딕" w:eastAsia="맑은 고딕" w:hAnsi="맑은 고딕"/>
+                <w:b w:val="false"/>
+                <w:bCs w:val="false"/>
+                <w:color w:val="000000"/>
+                <w:sz w:val="18"/>
+                <w:szCs w:val="18"/>
+              </w:rPr>
+              <w:t xml:space="preserve">식</w:t>
+            </w:r>
+          </w:p>
+        </w:tc>
+        <w:tc>
+          <w:tcPr>
+            <w:tcW w:type="dxa" w:w="964"/>
+            <w:tcMar>
+              <w:top w:type="dxa" w:w="60"/>
+              <w:left w:type="dxa" w:w="90"/>
+              <w:bottom w:type="dxa" w:w="60"/>
+              <w:right w:type="dxa" w:w="90"/>
+            </w:tcMar>
+            <w:vAlign w:val="center"/>
+          </w:tcPr>
+          <w:p>
+            <w:pPr>
+              <w:spacing w:after="20" w:before="20"/>
+              <w:jc w:val="center"/>
+            </w:pPr>
+            <w:r>
+              <w:rPr>
+                <w:rFonts w:ascii="맑은 고딕" w:cs="맑은 고딕" w:eastAsia="맑은 고딕" w:hAnsi="맑은 고딕"/>
+                <w:b w:val="false"/>
+                <w:bCs w:val="false"/>
+                <w:color w:val="000000"/>
+                <w:sz w:val="18"/>
+                <w:szCs w:val="18"/>
+              </w:rPr>
+              <w:t xml:space="preserve">1</w:t>
+            </w:r>
+          </w:p>
+        </w:tc>
+        <w:tc>
+          <w:tcPr>
+            <w:tcW w:type="dxa" w:w="1542"/>
+            <w:tcMar>
+              <w:top w:type="dxa" w:w="60"/>
+              <w:left w:type="dxa" w:w="90"/>
+              <w:bottom w:type="dxa" w:w="60"/>
+              <w:right w:type="dxa" w:w="90"/>
+            </w:tcMar>
+            <w:vAlign w:val="center"/>
+          </w:tcPr>
+          <w:p>
+            <w:pPr>
+              <w:spacing w:after="20" w:before="20"/>
+              <w:jc w:val="center"/>
+            </w:pPr>
+            <w:r>
+              <w:rPr>
+                <w:rFonts w:ascii="맑은 고딕" w:cs="맑은 고딕" w:eastAsia="맑은 고딕" w:hAnsi="맑은 고딕"/>
+                <w:b w:val="false"/>
+                <w:bCs w:val="false"/>
+                <w:color w:val="000000"/>
+                <w:sz w:val="18"/>
+                <w:szCs w:val="18"/>
+              </w:rPr>
+              <w:t xml:space="preserve">적합</w:t>
+            </w:r>
+          </w:p>
+        </w:tc>
+      </w:tr>
+      <w:tr>
+        <w:tc>
+          <w:tcPr>
+            <w:tcW w:type="dxa" w:w="675"/>
+            <w:tcMar>
+              <w:top w:type="dxa" w:w="60"/>
+              <w:left w:type="dxa" w:w="90"/>
+              <w:bottom w:type="dxa" w:w="60"/>
+              <w:right w:type="dxa" w:w="90"/>
+            </w:tcMar>
+            <w:vAlign w:val="center"/>
+          </w:tcPr>
+          <w:p>
+            <w:pPr>
+              <w:spacing w:after="20" w:before="20"/>
+              <w:jc w:val="center"/>
+            </w:pPr>
+            <w:r>
+              <w:rPr>
+                <w:rFonts w:ascii="맑은 고딕" w:cs="맑은 고딕" w:eastAsia="맑은 고딕" w:hAnsi="맑은 고딕"/>
+                <w:b w:val="false"/>
+                <w:bCs w:val="false"/>
+                <w:color w:val="000000"/>
+                <w:sz w:val="18"/>
+                <w:szCs w:val="18"/>
+              </w:rPr>
+              <w:t xml:space="preserve">31</w:t>
+            </w:r>
+          </w:p>
+        </w:tc>
+        <w:tc>
+          <w:tcPr>
+            <w:tcW w:type="dxa" w:w="3181"/>
+            <w:tcMar>
+              <w:top w:type="dxa" w:w="60"/>
+              <w:left w:type="dxa" w:w="90"/>
+              <w:bottom w:type="dxa" w:w="60"/>
+              <w:right w:type="dxa" w:w="90"/>
+            </w:tcMar>
+            <w:vAlign w:val="center"/>
+          </w:tcPr>
+          <w:p>
+            <w:pPr>
+              <w:spacing w:after="20" w:before="20"/>
+              <w:jc w:val="left"/>
+            </w:pPr>
+            <w:r>
+              <w:rPr>
+                <w:rFonts w:ascii="맑은 고딕" w:cs="맑은 고딕" w:eastAsia="맑은 고딕" w:hAnsi="맑은 고딕"/>
+                <w:b w:val="false"/>
+                <w:bCs w:val="false"/>
+                <w:color w:val="000000"/>
+                <w:sz w:val="18"/>
+                <w:szCs w:val="18"/>
+              </w:rPr>
+              <w:t xml:space="preserve">오디오믹서 증폭기결합</w:t>
+            </w:r>
+          </w:p>
+        </w:tc>
+        <w:tc>
+          <w:tcPr>
+            <w:tcW w:type="dxa" w:w="2313"/>
+            <w:tcMar>
+              <w:top w:type="dxa" w:w="60"/>
+              <w:left w:type="dxa" w:w="90"/>
+              <w:bottom w:type="dxa" w:w="60"/>
+              <w:right w:type="dxa" w:w="90"/>
+            </w:tcMar>
+            <w:vAlign w:val="center"/>
+          </w:tcPr>
+          <w:p>
+            <w:pPr>
+              <w:spacing w:after="20" w:before="20"/>
+              <w:jc w:val="left"/>
+            </w:pPr>
+            <w:r>
+              <w:rPr>
+                <w:rFonts w:ascii="맑은 고딕" w:cs="맑은 고딕" w:eastAsia="맑은 고딕" w:hAnsi="맑은 고딕"/>
+                <w:b w:val="false"/>
+                <w:bCs w:val="false"/>
+                <w:color w:val="000000"/>
+                <w:sz w:val="18"/>
+                <w:szCs w:val="18"/>
+              </w:rPr>
+              <w:t xml:space="preserve">MX-1406</w:t>
+            </w:r>
+          </w:p>
+        </w:tc>
+        <w:tc>
+          <w:tcPr>
+            <w:tcW w:type="dxa" w:w="964"/>
+            <w:tcMar>
+              <w:top w:type="dxa" w:w="60"/>
+              <w:left w:type="dxa" w:w="90"/>
+              <w:bottom w:type="dxa" w:w="60"/>
+              <w:right w:type="dxa" w:w="90"/>
+            </w:tcMar>
+            <w:vAlign w:val="center"/>
+          </w:tcPr>
+          <w:p>
+            <w:pPr>
+              <w:spacing w:after="20" w:before="20"/>
+              <w:jc w:val="center"/>
+            </w:pPr>
+            <w:r>
+              <w:rPr>
+                <w:rFonts w:ascii="맑은 고딕" w:cs="맑은 고딕" w:eastAsia="맑은 고딕" w:hAnsi="맑은 고딕"/>
+                <w:b w:val="false"/>
+                <w:bCs w:val="false"/>
+                <w:color w:val="000000"/>
+                <w:sz w:val="18"/>
+                <w:szCs w:val="18"/>
+              </w:rPr>
+              <w:t xml:space="preserve">식</w:t>
+            </w:r>
+          </w:p>
+        </w:tc>
+        <w:tc>
+          <w:tcPr>
+            <w:tcW w:type="dxa" w:w="964"/>
+            <w:tcMar>
+              <w:top w:type="dxa" w:w="60"/>
+              <w:left w:type="dxa" w:w="90"/>
+              <w:bottom w:type="dxa" w:w="60"/>
+              <w:right w:type="dxa" w:w="90"/>
+            </w:tcMar>
+            <w:vAlign w:val="center"/>
+          </w:tcPr>
+          <w:p>
+            <w:pPr>
+              <w:spacing w:after="20" w:before="20"/>
+              <w:jc w:val="center"/>
+            </w:pPr>
+            <w:r>
+              <w:rPr>
+                <w:rFonts w:ascii="맑은 고딕" w:cs="맑은 고딕" w:eastAsia="맑은 고딕" w:hAnsi="맑은 고딕"/>
+                <w:b w:val="false"/>
+                <w:bCs w:val="false"/>
+                <w:color w:val="000000"/>
+                <w:sz w:val="18"/>
+                <w:szCs w:val="18"/>
+              </w:rPr>
+              <w:t xml:space="preserve">1</w:t>
+            </w:r>
+          </w:p>
+        </w:tc>
+        <w:tc>
+          <w:tcPr>
+            <w:tcW w:type="dxa" w:w="1542"/>
+            <w:tcMar>
+              <w:top w:type="dxa" w:w="60"/>
+              <w:left w:type="dxa" w:w="90"/>
+              <w:bottom w:type="dxa" w:w="60"/>
+              <w:right w:type="dxa" w:w="90"/>
+            </w:tcMar>
+            <w:vAlign w:val="center"/>
+          </w:tcPr>
+          <w:p>
+            <w:pPr>
+              <w:spacing w:after="20" w:before="20"/>
+              <w:jc w:val="center"/>
+            </w:pPr>
+            <w:r>
+              <w:rPr>
+                <w:rFonts w:ascii="맑은 고딕" w:cs="맑은 고딕" w:eastAsia="맑은 고딕" w:hAnsi="맑은 고딕"/>
+                <w:b w:val="false"/>
+                <w:bCs w:val="false"/>
+                <w:color w:val="000000"/>
+                <w:sz w:val="18"/>
+                <w:szCs w:val="18"/>
+              </w:rPr>
+              <w:t xml:space="preserve">적합</w:t>
+            </w:r>
+          </w:p>
+        </w:tc>
+      </w:tr>
+      <w:tr>
+        <w:tc>
+          <w:tcPr>
+            <w:tcW w:type="dxa" w:w="675"/>
+            <w:tcMar>
+              <w:top w:type="dxa" w:w="60"/>
+              <w:left w:type="dxa" w:w="90"/>
+              <w:bottom w:type="dxa" w:w="60"/>
+              <w:right w:type="dxa" w:w="90"/>
+            </w:tcMar>
+            <w:vAlign w:val="center"/>
+          </w:tcPr>
+          <w:p>
+            <w:pPr>
+              <w:spacing w:after="20" w:before="20"/>
+              <w:jc w:val="center"/>
+            </w:pPr>
+            <w:r>
+              <w:rPr>
+                <w:rFonts w:ascii="맑은 고딕" w:cs="맑은 고딕" w:eastAsia="맑은 고딕" w:hAnsi="맑은 고딕"/>
+                <w:b w:val="false"/>
+                <w:bCs w:val="false"/>
+                <w:color w:val="000000"/>
+                <w:sz w:val="18"/>
+                <w:szCs w:val="18"/>
+              </w:rPr>
+              <w:t xml:space="preserve">32</w:t>
+            </w:r>
+          </w:p>
+        </w:tc>
+        <w:tc>
+          <w:tcPr>
+            <w:tcW w:type="dxa" w:w="3181"/>
+            <w:tcMar>
+              <w:top w:type="dxa" w:w="60"/>
+              <w:left w:type="dxa" w:w="90"/>
+              <w:bottom w:type="dxa" w:w="60"/>
+              <w:right w:type="dxa" w:w="90"/>
+            </w:tcMar>
+            <w:vAlign w:val="center"/>
+          </w:tcPr>
+          <w:p>
+            <w:pPr>
+              <w:spacing w:after="20" w:before="20"/>
+              <w:jc w:val="left"/>
+            </w:pPr>
+            <w:r>
+              <w:rPr>
+                <w:rFonts w:ascii="맑은 고딕" w:cs="맑은 고딕" w:eastAsia="맑은 고딕" w:hAnsi="맑은 고딕"/>
+                <w:b w:val="false"/>
+                <w:bCs w:val="false"/>
+                <w:color w:val="000000"/>
+                <w:sz w:val="18"/>
+                <w:szCs w:val="18"/>
+              </w:rPr>
+              <w:t xml:space="preserve">오디오믹서</w:t>
+            </w:r>
+          </w:p>
+        </w:tc>
+        <w:tc>
+          <w:tcPr>
+            <w:tcW w:type="dxa" w:w="2313"/>
+            <w:tcMar>
+              <w:top w:type="dxa" w:w="60"/>
+              <w:left w:type="dxa" w:w="90"/>
+              <w:bottom w:type="dxa" w:w="60"/>
+              <w:right w:type="dxa" w:w="90"/>
+            </w:tcMar>
+            <w:vAlign w:val="center"/>
+          </w:tcPr>
+          <w:p>
+            <w:pPr>
+              <w:spacing w:after="20" w:before="20"/>
+              <w:jc w:val="left"/>
+            </w:pPr>
+            <w:r>
+              <w:rPr>
+                <w:rFonts w:ascii="맑은 고딕" w:cs="맑은 고딕" w:eastAsia="맑은 고딕" w:hAnsi="맑은 고딕"/>
+                <w:b w:val="false"/>
+                <w:bCs w:val="false"/>
+                <w:color w:val="000000"/>
+                <w:sz w:val="18"/>
+                <w:szCs w:val="18"/>
+              </w:rPr>
+              <w:t xml:space="preserve">MX-1406</w:t>
+            </w:r>
+          </w:p>
+        </w:tc>
+        <w:tc>
+          <w:tcPr>
+            <w:tcW w:type="dxa" w:w="964"/>
+            <w:tcMar>
+              <w:top w:type="dxa" w:w="60"/>
+              <w:left w:type="dxa" w:w="90"/>
+              <w:bottom w:type="dxa" w:w="60"/>
+              <w:right w:type="dxa" w:w="90"/>
+            </w:tcMar>
+            <w:vAlign w:val="center"/>
+          </w:tcPr>
+          <w:p>
+            <w:pPr>
+              <w:spacing w:after="20" w:before="20"/>
+              <w:jc w:val="center"/>
+            </w:pPr>
+            <w:r>
+              <w:rPr>
+                <w:rFonts w:ascii="맑은 고딕" w:cs="맑은 고딕" w:eastAsia="맑은 고딕" w:hAnsi="맑은 고딕"/>
+                <w:b w:val="false"/>
+                <w:bCs w:val="false"/>
+                <w:color w:val="000000"/>
+                <w:sz w:val="18"/>
+                <w:szCs w:val="18"/>
+              </w:rPr>
+              <w:t xml:space="preserve">식</w:t>
+            </w:r>
+          </w:p>
+        </w:tc>
+        <w:tc>
+          <w:tcPr>
+            <w:tcW w:type="dxa" w:w="964"/>
+            <w:tcMar>
+              <w:top w:type="dxa" w:w="60"/>
+              <w:left w:type="dxa" w:w="90"/>
+              <w:bottom w:type="dxa" w:w="60"/>
+              <w:right w:type="dxa" w:w="90"/>
+            </w:tcMar>
+            <w:vAlign w:val="center"/>
+          </w:tcPr>
+          <w:p>
+            <w:pPr>
+              <w:spacing w:after="20" w:before="20"/>
+              <w:jc w:val="center"/>
+            </w:pPr>
+            <w:r>
+              <w:rPr>
+                <w:rFonts w:ascii="맑은 고딕" w:cs="맑은 고딕" w:eastAsia="맑은 고딕" w:hAnsi="맑은 고딕"/>
+                <w:b w:val="false"/>
+                <w:bCs w:val="false"/>
+                <w:color w:val="000000"/>
+                <w:sz w:val="18"/>
+                <w:szCs w:val="18"/>
+              </w:rPr>
+              <w:t xml:space="preserve">1</w:t>
+            </w:r>
+          </w:p>
+        </w:tc>
+        <w:tc>
+          <w:tcPr>
+            <w:tcW w:type="dxa" w:w="1542"/>
+            <w:tcMar>
+              <w:top w:type="dxa" w:w="60"/>
+              <w:left w:type="dxa" w:w="90"/>
+              <w:bottom w:type="dxa" w:w="60"/>
+              <w:right w:type="dxa" w:w="90"/>
+            </w:tcMar>
+            <w:vAlign w:val="center"/>
+          </w:tcPr>
+          <w:p>
+            <w:pPr>
+              <w:spacing w:after="20" w:before="20"/>
+              <w:jc w:val="center"/>
+            </w:pPr>
+            <w:r>
+              <w:rPr>
+                <w:rFonts w:ascii="맑은 고딕" w:cs="맑은 고딕" w:eastAsia="맑은 고딕" w:hAnsi="맑은 고딕"/>
+                <w:b w:val="false"/>
+                <w:bCs w:val="false"/>
+                <w:color w:val="000000"/>
+                <w:sz w:val="18"/>
+                <w:szCs w:val="18"/>
+              </w:rPr>
+              <w:t xml:space="preserve">적합</w:t>
+            </w:r>
+          </w:p>
+        </w:tc>
+      </w:tr>
+      <w:tr>
+        <w:tc>
+          <w:tcPr>
+            <w:tcW w:type="dxa" w:w="675"/>
+            <w:tcMar>
+              <w:top w:type="dxa" w:w="60"/>
+              <w:left w:type="dxa" w:w="90"/>
+              <w:bottom w:type="dxa" w:w="60"/>
+              <w:right w:type="dxa" w:w="90"/>
+            </w:tcMar>
+            <w:vAlign w:val="center"/>
+          </w:tcPr>
+          <w:p>
+            <w:pPr>
+              <w:spacing w:after="20" w:before="20"/>
+              <w:jc w:val="center"/>
+            </w:pPr>
+            <w:r>
+              <w:rPr>
+                <w:rFonts w:ascii="맑은 고딕" w:cs="맑은 고딕" w:eastAsia="맑은 고딕" w:hAnsi="맑은 고딕"/>
+                <w:b w:val="false"/>
+                <w:bCs w:val="false"/>
+                <w:color w:val="000000"/>
+                <w:sz w:val="18"/>
+                <w:szCs w:val="18"/>
+              </w:rPr>
+              <w:t xml:space="preserve">33</w:t>
+            </w:r>
+          </w:p>
+        </w:tc>
+        <w:tc>
+          <w:tcPr>
+            <w:tcW w:type="dxa" w:w="3181"/>
+            <w:tcMar>
+              <w:top w:type="dxa" w:w="60"/>
+              <w:left w:type="dxa" w:w="90"/>
+              <w:bottom w:type="dxa" w:w="60"/>
+              <w:right w:type="dxa" w:w="90"/>
+            </w:tcMar>
+            <w:vAlign w:val="center"/>
+          </w:tcPr>
+          <w:p>
+            <w:pPr>
+              <w:spacing w:after="20" w:before="20"/>
+              <w:jc w:val="left"/>
+            </w:pPr>
+            <w:r>
+              <w:rPr>
+                <w:rFonts w:ascii="맑은 고딕" w:cs="맑은 고딕" w:eastAsia="맑은 고딕" w:hAnsi="맑은 고딕"/>
+                <w:b w:val="false"/>
+                <w:bCs w:val="false"/>
+                <w:color w:val="000000"/>
+                <w:sz w:val="18"/>
+                <w:szCs w:val="18"/>
+              </w:rPr>
+              <w:t xml:space="preserve">Media Player</w:t>
+            </w:r>
+          </w:p>
+        </w:tc>
+        <w:tc>
+          <w:tcPr>
+            <w:tcW w:type="dxa" w:w="2313"/>
+            <w:tcMar>
+              <w:top w:type="dxa" w:w="60"/>
+              <w:left w:type="dxa" w:w="90"/>
+              <w:bottom w:type="dxa" w:w="60"/>
+              <w:right w:type="dxa" w:w="90"/>
+            </w:tcMar>
+            <w:vAlign w:val="center"/>
+          </w:tcPr>
+          <w:p>
+            <w:pPr>
+              <w:spacing w:after="20" w:before="20"/>
+              <w:jc w:val="left"/>
+            </w:pPr>
+            <w:r>
+              <w:rPr>
+                <w:rFonts w:ascii="맑은 고딕" w:cs="맑은 고딕" w:eastAsia="맑은 고딕" w:hAnsi="맑은 고딕"/>
+                <w:b w:val="false"/>
+                <w:bCs w:val="false"/>
+                <w:color w:val="000000"/>
+                <w:sz w:val="18"/>
+                <w:szCs w:val="18"/>
+              </w:rPr>
+              <w:t xml:space="preserve">A2</w:t>
+            </w:r>
+          </w:p>
+        </w:tc>
+        <w:tc>
+          <w:tcPr>
+            <w:tcW w:type="dxa" w:w="964"/>
+            <w:tcMar>
+              <w:top w:type="dxa" w:w="60"/>
+              <w:left w:type="dxa" w:w="90"/>
+              <w:bottom w:type="dxa" w:w="60"/>
+              <w:right w:type="dxa" w:w="90"/>
+            </w:tcMar>
+            <w:vAlign w:val="center"/>
+          </w:tcPr>
+          <w:p>
+            <w:pPr>
+              <w:spacing w:after="20" w:before="20"/>
+              <w:jc w:val="center"/>
+            </w:pPr>
+            <w:r>
+              <w:rPr>
+                <w:rFonts w:ascii="맑은 고딕" w:cs="맑은 고딕" w:eastAsia="맑은 고딕" w:hAnsi="맑은 고딕"/>
+                <w:b w:val="false"/>
+                <w:bCs w:val="false"/>
+                <w:color w:val="000000"/>
+                <w:sz w:val="18"/>
+                <w:szCs w:val="18"/>
+              </w:rPr>
+              <w:t xml:space="preserve">식</w:t>
+            </w:r>
+          </w:p>
+        </w:tc>
+        <w:tc>
+          <w:tcPr>
+            <w:tcW w:type="dxa" w:w="964"/>
+            <w:tcMar>
+              <w:top w:type="dxa" w:w="60"/>
+              <w:left w:type="dxa" w:w="90"/>
+              <w:bottom w:type="dxa" w:w="60"/>
+              <w:right w:type="dxa" w:w="90"/>
+            </w:tcMar>
+            <w:vAlign w:val="center"/>
+          </w:tcPr>
+          <w:p>
+            <w:pPr>
+              <w:spacing w:after="20" w:before="20"/>
+              <w:jc w:val="center"/>
+            </w:pPr>
+            <w:r>
+              <w:rPr>
+                <w:rFonts w:ascii="맑은 고딕" w:cs="맑은 고딕" w:eastAsia="맑은 고딕" w:hAnsi="맑은 고딕"/>
+                <w:b w:val="false"/>
+                <w:bCs w:val="false"/>
+                <w:color w:val="000000"/>
+                <w:sz w:val="18"/>
+                <w:szCs w:val="18"/>
+              </w:rPr>
+              <w:t xml:space="preserve">1</w:t>
+            </w:r>
+          </w:p>
+        </w:tc>
+        <w:tc>
+          <w:tcPr>
+            <w:tcW w:type="dxa" w:w="1542"/>
+            <w:tcMar>
+              <w:top w:type="dxa" w:w="60"/>
+              <w:left w:type="dxa" w:w="90"/>
+              <w:bottom w:type="dxa" w:w="60"/>
+              <w:right w:type="dxa" w:w="90"/>
+            </w:tcMar>
+            <w:vAlign w:val="center"/>
+          </w:tcPr>
+          <w:p>
+            <w:pPr>
+              <w:spacing w:after="20" w:before="20"/>
+              <w:jc w:val="center"/>
+            </w:pPr>
+            <w:r>
+              <w:rPr>
+                <w:rFonts w:ascii="맑은 고딕" w:cs="맑은 고딕" w:eastAsia="맑은 고딕" w:hAnsi="맑은 고딕"/>
+                <w:b w:val="false"/>
+                <w:bCs w:val="false"/>
+                <w:color w:val="000000"/>
+                <w:sz w:val="18"/>
+                <w:szCs w:val="18"/>
+              </w:rPr>
+              <w:t xml:space="preserve">적합</w:t>
+            </w:r>
+          </w:p>
+        </w:tc>
+      </w:tr>
+      <w:tr>
+        <w:tc>
+          <w:tcPr>
+            <w:tcW w:type="dxa" w:w="675"/>
+            <w:tcMar>
+              <w:top w:type="dxa" w:w="60"/>
+              <w:left w:type="dxa" w:w="90"/>
+              <w:bottom w:type="dxa" w:w="60"/>
+              <w:right w:type="dxa" w:w="90"/>
+            </w:tcMar>
+            <w:vAlign w:val="center"/>
+          </w:tcPr>
+          <w:p>
+            <w:pPr>
+              <w:spacing w:after="20" w:before="20"/>
+              <w:jc w:val="center"/>
+            </w:pPr>
+            <w:r>
+              <w:rPr>
+                <w:rFonts w:ascii="맑은 고딕" w:cs="맑은 고딕" w:eastAsia="맑은 고딕" w:hAnsi="맑은 고딕"/>
+                <w:b w:val="false"/>
+                <w:bCs w:val="false"/>
+                <w:color w:val="000000"/>
+                <w:sz w:val="18"/>
+                <w:szCs w:val="18"/>
+              </w:rPr>
+              <w:t xml:space="preserve">34</w:t>
+            </w:r>
+          </w:p>
+        </w:tc>
+        <w:tc>
+          <w:tcPr>
+            <w:tcW w:type="dxa" w:w="3181"/>
+            <w:tcMar>
+              <w:top w:type="dxa" w:w="60"/>
+              <w:left w:type="dxa" w:w="90"/>
+              <w:bottom w:type="dxa" w:w="60"/>
+              <w:right w:type="dxa" w:w="90"/>
+            </w:tcMar>
+            <w:vAlign w:val="center"/>
+          </w:tcPr>
+          <w:p>
+            <w:pPr>
+              <w:spacing w:after="20" w:before="20"/>
+              <w:jc w:val="left"/>
+            </w:pPr>
+            <w:r>
+              <w:rPr>
+                <w:rFonts w:ascii="맑은 고딕" w:cs="맑은 고딕" w:eastAsia="맑은 고딕" w:hAnsi="맑은 고딕"/>
+                <w:b w:val="false"/>
+                <w:bCs w:val="false"/>
+                <w:color w:val="000000"/>
+                <w:sz w:val="18"/>
+                <w:szCs w:val="18"/>
+              </w:rPr>
+              <w:t xml:space="preserve">안테나분배기</w:t>
+            </w:r>
+          </w:p>
+        </w:tc>
+        <w:tc>
+          <w:tcPr>
+            <w:tcW w:type="dxa" w:w="2313"/>
+            <w:tcMar>
+              <w:top w:type="dxa" w:w="60"/>
+              <w:left w:type="dxa" w:w="90"/>
+              <w:bottom w:type="dxa" w:w="60"/>
+              <w:right w:type="dxa" w:w="90"/>
+            </w:tcMar>
+            <w:vAlign w:val="center"/>
+          </w:tcPr>
+          <w:p>
+            <w:pPr>
+              <w:spacing w:after="20" w:before="20"/>
+              <w:jc w:val="left"/>
+            </w:pPr>
+            <w:r>
+              <w:rPr>
+                <w:rFonts w:ascii="맑은 고딕" w:cs="맑은 고딕" w:eastAsia="맑은 고딕" w:hAnsi="맑은 고딕"/>
+                <w:b w:val="false"/>
+                <w:bCs w:val="false"/>
+                <w:color w:val="000000"/>
+                <w:sz w:val="18"/>
+                <w:szCs w:val="18"/>
+              </w:rPr>
+              <w:t xml:space="preserve">전용</w:t>
+            </w:r>
+          </w:p>
+        </w:tc>
+        <w:tc>
+          <w:tcPr>
+            <w:tcW w:type="dxa" w:w="964"/>
+            <w:tcMar>
+              <w:top w:type="dxa" w:w="60"/>
+              <w:left w:type="dxa" w:w="90"/>
+              <w:bottom w:type="dxa" w:w="60"/>
+              <w:right w:type="dxa" w:w="90"/>
+            </w:tcMar>
+            <w:vAlign w:val="center"/>
+          </w:tcPr>
+          <w:p>
+            <w:pPr>
+              <w:spacing w:after="20" w:before="20"/>
+              <w:jc w:val="center"/>
+            </w:pPr>
+            <w:r>
+              <w:rPr>
+                <w:rFonts w:ascii="맑은 고딕" w:cs="맑은 고딕" w:eastAsia="맑은 고딕" w:hAnsi="맑은 고딕"/>
+                <w:b w:val="false"/>
+                <w:bCs w:val="false"/>
+                <w:color w:val="000000"/>
+                <w:sz w:val="18"/>
+                <w:szCs w:val="18"/>
+              </w:rPr>
+              <w:t xml:space="preserve">식</w:t>
+            </w:r>
+          </w:p>
+        </w:tc>
+        <w:tc>
+          <w:tcPr>
+            <w:tcW w:type="dxa" w:w="964"/>
+            <w:tcMar>
+              <w:top w:type="dxa" w:w="60"/>
+              <w:left w:type="dxa" w:w="90"/>
+              <w:bottom w:type="dxa" w:w="60"/>
+              <w:right w:type="dxa" w:w="90"/>
+            </w:tcMar>
+            <w:vAlign w:val="center"/>
+          </w:tcPr>
+          <w:p>
+            <w:pPr>
+              <w:spacing w:after="20" w:before="20"/>
+              <w:jc w:val="center"/>
+            </w:pPr>
+            <w:r>
+              <w:rPr>
+                <w:rFonts w:ascii="맑은 고딕" w:cs="맑은 고딕" w:eastAsia="맑은 고딕" w:hAnsi="맑은 고딕"/>
+                <w:b w:val="false"/>
+                <w:bCs w:val="false"/>
+                <w:color w:val="000000"/>
+                <w:sz w:val="18"/>
+                <w:szCs w:val="18"/>
+              </w:rPr>
+              <w:t xml:space="preserve">1</w:t>
+            </w:r>
+          </w:p>
+        </w:tc>
+        <w:tc>
+          <w:tcPr>
+            <w:tcW w:type="dxa" w:w="1542"/>
+            <w:tcMar>
+              <w:top w:type="dxa" w:w="60"/>
+              <w:left w:type="dxa" w:w="90"/>
+              <w:bottom w:type="dxa" w:w="60"/>
+              <w:right w:type="dxa" w:w="90"/>
+            </w:tcMar>
+            <w:vAlign w:val="center"/>
+          </w:tcPr>
+          <w:p>
+            <w:pPr>
+              <w:spacing w:after="20" w:before="20"/>
+              <w:jc w:val="center"/>
+            </w:pPr>
+            <w:r>
+              <w:rPr>
+                <w:rFonts w:ascii="맑은 고딕" w:cs="맑은 고딕" w:eastAsia="맑은 고딕" w:hAnsi="맑은 고딕"/>
+                <w:b w:val="false"/>
+                <w:bCs w:val="false"/>
+                <w:color w:val="000000"/>
+                <w:sz w:val="18"/>
+                <w:szCs w:val="18"/>
+              </w:rPr>
+              <w:t xml:space="preserve">적합</w:t>
+            </w:r>
+          </w:p>
+        </w:tc>
+      </w:tr>
+      <w:tr>
+        <w:tc>
+          <w:tcPr>
+            <w:tcW w:type="dxa" w:w="675"/>
+            <w:tcMar>
+              <w:top w:type="dxa" w:w="60"/>
+              <w:left w:type="dxa" w:w="90"/>
+              <w:bottom w:type="dxa" w:w="60"/>
+              <w:right w:type="dxa" w:w="90"/>
+            </w:tcMar>
+            <w:vAlign w:val="center"/>
+          </w:tcPr>
+          <w:p>
+            <w:pPr>
+              <w:spacing w:after="20" w:before="20"/>
+              <w:jc w:val="center"/>
+            </w:pPr>
+            <w:r>
+              <w:rPr>
+                <w:rFonts w:ascii="맑은 고딕" w:cs="맑은 고딕" w:eastAsia="맑은 고딕" w:hAnsi="맑은 고딕"/>
+                <w:b w:val="false"/>
+                <w:bCs w:val="false"/>
+                <w:color w:val="000000"/>
+                <w:sz w:val="18"/>
+                <w:szCs w:val="18"/>
+              </w:rPr>
+              <w:t xml:space="preserve">35</w:t>
+            </w:r>
+          </w:p>
+        </w:tc>
+        <w:tc>
+          <w:tcPr>
+            <w:tcW w:type="dxa" w:w="3181"/>
+            <w:tcMar>
+              <w:top w:type="dxa" w:w="60"/>
+              <w:left w:type="dxa" w:w="90"/>
+              <w:bottom w:type="dxa" w:w="60"/>
+              <w:right w:type="dxa" w:w="90"/>
+            </w:tcMar>
+            <w:vAlign w:val="center"/>
+          </w:tcPr>
+          <w:p>
+            <w:pPr>
+              <w:spacing w:after="20" w:before="20"/>
+              <w:jc w:val="left"/>
+            </w:pPr>
+            <w:r>
+              <w:rPr>
+                <w:rFonts w:ascii="맑은 고딕" w:cs="맑은 고딕" w:eastAsia="맑은 고딕" w:hAnsi="맑은 고딕"/>
+                <w:b w:val="false"/>
+                <w:bCs w:val="false"/>
+                <w:color w:val="000000"/>
+                <w:sz w:val="18"/>
+                <w:szCs w:val="18"/>
+              </w:rPr>
+              <w:t xml:space="preserve">영상제어 PC</w:t>
+            </w:r>
+          </w:p>
+        </w:tc>
+        <w:tc>
+          <w:tcPr>
+            <w:tcW w:type="dxa" w:w="2313"/>
+            <w:tcMar>
+              <w:top w:type="dxa" w:w="60"/>
+              <w:left w:type="dxa" w:w="90"/>
+              <w:bottom w:type="dxa" w:w="60"/>
+              <w:right w:type="dxa" w:w="90"/>
+            </w:tcMar>
+            <w:vAlign w:val="center"/>
+          </w:tcPr>
+          <w:p>
+            <w:pPr>
+              <w:spacing w:after="20" w:before="20"/>
+              <w:jc w:val="left"/>
+            </w:pPr>
+            <w:r>
+              <w:rPr>
+                <w:rFonts w:ascii="맑은 고딕" w:cs="맑은 고딕" w:eastAsia="맑은 고딕" w:hAnsi="맑은 고딕"/>
+                <w:b w:val="false"/>
+                <w:bCs w:val="false"/>
+                <w:color w:val="000000"/>
+                <w:sz w:val="18"/>
+                <w:szCs w:val="18"/>
+              </w:rPr>
+              <w:t xml:space="preserve">타무즈TP34</w:t>
+            </w:r>
+          </w:p>
+        </w:tc>
+        <w:tc>
+          <w:tcPr>
+            <w:tcW w:type="dxa" w:w="964"/>
+            <w:tcMar>
+              <w:top w:type="dxa" w:w="60"/>
+              <w:left w:type="dxa" w:w="90"/>
+              <w:bottom w:type="dxa" w:w="60"/>
+              <w:right w:type="dxa" w:w="90"/>
+            </w:tcMar>
+            <w:vAlign w:val="center"/>
+          </w:tcPr>
+          <w:p>
+            <w:pPr>
+              <w:spacing w:after="20" w:before="20"/>
+              <w:jc w:val="center"/>
+            </w:pPr>
+            <w:r>
+              <w:rPr>
+                <w:rFonts w:ascii="맑은 고딕" w:cs="맑은 고딕" w:eastAsia="맑은 고딕" w:hAnsi="맑은 고딕"/>
+                <w:b w:val="false"/>
+                <w:bCs w:val="false"/>
+                <w:color w:val="000000"/>
+                <w:sz w:val="18"/>
+                <w:szCs w:val="18"/>
+              </w:rPr>
+              <w:t xml:space="preserve">식</w:t>
+            </w:r>
+          </w:p>
+        </w:tc>
+        <w:tc>
+          <w:tcPr>
+            <w:tcW w:type="dxa" w:w="964"/>
+            <w:tcMar>
+              <w:top w:type="dxa" w:w="60"/>
+              <w:left w:type="dxa" w:w="90"/>
+              <w:bottom w:type="dxa" w:w="60"/>
+              <w:right w:type="dxa" w:w="90"/>
+            </w:tcMar>
+            <w:vAlign w:val="center"/>
+          </w:tcPr>
+          <w:p>
+            <w:pPr>
+              <w:spacing w:after="20" w:before="20"/>
+              <w:jc w:val="center"/>
+            </w:pPr>
+            <w:r>
+              <w:rPr>
+                <w:rFonts w:ascii="맑은 고딕" w:cs="맑은 고딕" w:eastAsia="맑은 고딕" w:hAnsi="맑은 고딕"/>
+                <w:b w:val="false"/>
+                <w:bCs w:val="false"/>
+                <w:color w:val="000000"/>
+                <w:sz w:val="18"/>
+                <w:szCs w:val="18"/>
+              </w:rPr>
+              <w:t xml:space="preserve">1</w:t>
+            </w:r>
+          </w:p>
+        </w:tc>
+        <w:tc>
+          <w:tcPr>
+            <w:tcW w:type="dxa" w:w="1542"/>
+            <w:tcMar>
+              <w:top w:type="dxa" w:w="60"/>
+              <w:left w:type="dxa" w:w="90"/>
+              <w:bottom w:type="dxa" w:w="60"/>
+              <w:right w:type="dxa" w:w="90"/>
+            </w:tcMar>
+            <w:vAlign w:val="center"/>
+          </w:tcPr>
+          <w:p>
+            <w:pPr>
+              <w:spacing w:after="20" w:before="20"/>
+              <w:jc w:val="center"/>
+            </w:pPr>
+            <w:r>
+              <w:rPr>
+                <w:rFonts w:ascii="맑은 고딕" w:cs="맑은 고딕" w:eastAsia="맑은 고딕" w:hAnsi="맑은 고딕"/>
+                <w:b w:val="false"/>
+                <w:bCs w:val="false"/>
+                <w:color w:val="000000"/>
+                <w:sz w:val="18"/>
+                <w:szCs w:val="18"/>
+              </w:rPr>
+              <w:t xml:space="preserve">적합</w:t>
+            </w:r>
+          </w:p>
+        </w:tc>
+      </w:tr>
+      <w:tr>
+        <w:tc>
+          <w:tcPr>
+            <w:tcW w:type="dxa" w:w="675"/>
+            <w:tcMar>
+              <w:top w:type="dxa" w:w="60"/>
+              <w:left w:type="dxa" w:w="90"/>
+              <w:bottom w:type="dxa" w:w="60"/>
+              <w:right w:type="dxa" w:w="90"/>
+            </w:tcMar>
+            <w:vAlign w:val="center"/>
+          </w:tcPr>
+          <w:p>
+            <w:pPr>
+              <w:spacing w:after="20" w:before="20"/>
+              <w:jc w:val="center"/>
+            </w:pPr>
+            <w:r>
+              <w:rPr>
+                <w:rFonts w:ascii="맑은 고딕" w:cs="맑은 고딕" w:eastAsia="맑은 고딕" w:hAnsi="맑은 고딕"/>
+                <w:b w:val="false"/>
+                <w:bCs w:val="false"/>
+                <w:color w:val="000000"/>
+                <w:sz w:val="18"/>
+                <w:szCs w:val="18"/>
+              </w:rPr>
+              <w:t xml:space="preserve">36</w:t>
+            </w:r>
+          </w:p>
+        </w:tc>
+        <w:tc>
+          <w:tcPr>
+            <w:tcW w:type="dxa" w:w="3181"/>
+            <w:tcMar>
+              <w:top w:type="dxa" w:w="60"/>
+              <w:left w:type="dxa" w:w="90"/>
+              <w:bottom w:type="dxa" w:w="60"/>
+              <w:right w:type="dxa" w:w="90"/>
+            </w:tcMar>
+            <w:vAlign w:val="center"/>
+          </w:tcPr>
+          <w:p>
+            <w:pPr>
+              <w:spacing w:after="20" w:before="20"/>
+              <w:jc w:val="left"/>
+            </w:pPr>
+            <w:r>
+              <w:rPr>
+                <w:rFonts w:ascii="맑은 고딕" w:cs="맑은 고딕" w:eastAsia="맑은 고딕" w:hAnsi="맑은 고딕"/>
+                <w:b w:val="false"/>
+                <w:bCs w:val="false"/>
+                <w:color w:val="000000"/>
+                <w:sz w:val="18"/>
+                <w:szCs w:val="18"/>
+              </w:rPr>
+              <w:t xml:space="preserve">IP KVM Wall Controller</w:t>
+            </w:r>
+          </w:p>
+        </w:tc>
+        <w:tc>
+          <w:tcPr>
+            <w:tcW w:type="dxa" w:w="2313"/>
+            <w:tcMar>
+              <w:top w:type="dxa" w:w="60"/>
+              <w:left w:type="dxa" w:w="90"/>
+              <w:bottom w:type="dxa" w:w="60"/>
+              <w:right w:type="dxa" w:w="90"/>
+            </w:tcMar>
+            <w:vAlign w:val="center"/>
+          </w:tcPr>
+          <w:p>
+            <w:pPr>
+              <w:spacing w:after="20" w:before="20"/>
+              <w:jc w:val="left"/>
+            </w:pPr>
+            <w:r>
+              <w:rPr>
+                <w:rFonts w:ascii="맑은 고딕" w:cs="맑은 고딕" w:eastAsia="맑은 고딕" w:hAnsi="맑은 고딕"/>
+                <w:b w:val="false"/>
+                <w:bCs w:val="false"/>
+                <w:color w:val="000000"/>
+                <w:sz w:val="18"/>
+                <w:szCs w:val="18"/>
+              </w:rPr>
+              <w:t xml:space="preserve">IPW-4K30</w:t>
+            </w:r>
+          </w:p>
+        </w:tc>
+        <w:tc>
+          <w:tcPr>
+            <w:tcW w:type="dxa" w:w="964"/>
+            <w:tcMar>
+              <w:top w:type="dxa" w:w="60"/>
+              <w:left w:type="dxa" w:w="90"/>
+              <w:bottom w:type="dxa" w:w="60"/>
+              <w:right w:type="dxa" w:w="90"/>
+            </w:tcMar>
+            <w:vAlign w:val="center"/>
+          </w:tcPr>
+          <w:p>
+            <w:pPr>
+              <w:spacing w:after="20" w:before="20"/>
+              <w:jc w:val="center"/>
+            </w:pPr>
+            <w:r>
+              <w:rPr>
+                <w:rFonts w:ascii="맑은 고딕" w:cs="맑은 고딕" w:eastAsia="맑은 고딕" w:hAnsi="맑은 고딕"/>
+                <w:b w:val="false"/>
+                <w:bCs w:val="false"/>
+                <w:color w:val="000000"/>
+                <w:sz w:val="18"/>
+                <w:szCs w:val="18"/>
+              </w:rPr>
+              <w:t xml:space="preserve">식</w:t>
+            </w:r>
+          </w:p>
+        </w:tc>
+        <w:tc>
+          <w:tcPr>
+            <w:tcW w:type="dxa" w:w="964"/>
+            <w:tcMar>
+              <w:top w:type="dxa" w:w="60"/>
+              <w:left w:type="dxa" w:w="90"/>
+              <w:bottom w:type="dxa" w:w="60"/>
+              <w:right w:type="dxa" w:w="90"/>
+            </w:tcMar>
+            <w:vAlign w:val="center"/>
+          </w:tcPr>
+          <w:p>
+            <w:pPr>
+              <w:spacing w:after="20" w:before="20"/>
+              <w:jc w:val="center"/>
+            </w:pPr>
+            <w:r>
+              <w:rPr>
+                <w:rFonts w:ascii="맑은 고딕" w:cs="맑은 고딕" w:eastAsia="맑은 고딕" w:hAnsi="맑은 고딕"/>
+                <w:b w:val="false"/>
+                <w:bCs w:val="false"/>
+                <w:color w:val="000000"/>
+                <w:sz w:val="18"/>
+                <w:szCs w:val="18"/>
+              </w:rPr>
+              <w:t xml:space="preserve">1</w:t>
+            </w:r>
+          </w:p>
+        </w:tc>
+        <w:tc>
+          <w:tcPr>
+            <w:tcW w:type="dxa" w:w="1542"/>
+            <w:tcMar>
+              <w:top w:type="dxa" w:w="60"/>
+              <w:left w:type="dxa" w:w="90"/>
+              <w:bottom w:type="dxa" w:w="60"/>
+              <w:right w:type="dxa" w:w="90"/>
+            </w:tcMar>
+            <w:vAlign w:val="center"/>
+          </w:tcPr>
+          <w:p>
+            <w:pPr>
+              <w:spacing w:after="20" w:before="20"/>
+              <w:jc w:val="center"/>
+            </w:pPr>
+            <w:r>
+              <w:rPr>
+                <w:rFonts w:ascii="맑은 고딕" w:cs="맑은 고딕" w:eastAsia="맑은 고딕" w:hAnsi="맑은 고딕"/>
+                <w:b w:val="false"/>
+                <w:bCs w:val="false"/>
+                <w:color w:val="000000"/>
+                <w:sz w:val="18"/>
+                <w:szCs w:val="18"/>
+              </w:rPr>
+              <w:t xml:space="preserve">적합</w:t>
+            </w:r>
+          </w:p>
+        </w:tc>
+      </w:tr>
+      <w:tr>
+        <w:tc>
+          <w:tcPr>
+            <w:tcW w:type="dxa" w:w="675"/>
+            <w:tcMar>
+              <w:top w:type="dxa" w:w="60"/>
+              <w:left w:type="dxa" w:w="90"/>
+              <w:bottom w:type="dxa" w:w="60"/>
+              <w:right w:type="dxa" w:w="90"/>
+            </w:tcMar>
+            <w:vAlign w:val="center"/>
+          </w:tcPr>
+          <w:p>
+            <w:pPr>
+              <w:spacing w:after="20" w:before="20"/>
+              <w:jc w:val="center"/>
+            </w:pPr>
+            <w:r>
+              <w:rPr>
+                <w:rFonts w:ascii="맑은 고딕" w:cs="맑은 고딕" w:eastAsia="맑은 고딕" w:hAnsi="맑은 고딕"/>
+                <w:b w:val="false"/>
+                <w:bCs w:val="false"/>
+                <w:color w:val="000000"/>
+                <w:sz w:val="18"/>
+                <w:szCs w:val="18"/>
+              </w:rPr>
+              <w:t xml:space="preserve">37</w:t>
+            </w:r>
+          </w:p>
+        </w:tc>
+        <w:tc>
+          <w:tcPr>
+            <w:tcW w:type="dxa" w:w="3181"/>
+            <w:tcMar>
+              <w:top w:type="dxa" w:w="60"/>
+              <w:left w:type="dxa" w:w="90"/>
+              <w:bottom w:type="dxa" w:w="60"/>
+              <w:right w:type="dxa" w:w="90"/>
+            </w:tcMar>
+            <w:vAlign w:val="center"/>
+          </w:tcPr>
+          <w:p>
+            <w:pPr>
+              <w:spacing w:after="20" w:before="20"/>
+              <w:jc w:val="left"/>
+            </w:pPr>
+            <w:r>
+              <w:rPr>
+                <w:rFonts w:ascii="맑은 고딕" w:cs="맑은 고딕" w:eastAsia="맑은 고딕" w:hAnsi="맑은 고딕"/>
+                <w:b w:val="false"/>
+                <w:bCs w:val="false"/>
+                <w:color w:val="000000"/>
+                <w:sz w:val="18"/>
+                <w:szCs w:val="18"/>
+              </w:rPr>
+              <w:t xml:space="preserve">시스템 랙 #1</w:t>
+            </w:r>
+          </w:p>
+        </w:tc>
+        <w:tc>
+          <w:tcPr>
+            <w:tcW w:type="dxa" w:w="2313"/>
+            <w:tcMar>
+              <w:top w:type="dxa" w:w="60"/>
+              <w:left w:type="dxa" w:w="90"/>
+              <w:bottom w:type="dxa" w:w="60"/>
+              <w:right w:type="dxa" w:w="90"/>
+            </w:tcMar>
+            <w:vAlign w:val="center"/>
+          </w:tcPr>
+          <w:p>
+            <w:pPr>
+              <w:spacing w:after="20" w:before="20"/>
+              <w:jc w:val="left"/>
+            </w:pPr>
+            <w:r>
+              <w:rPr>
+                <w:rFonts w:ascii="맑은 고딕" w:cs="맑은 고딕" w:eastAsia="맑은 고딕" w:hAnsi="맑은 고딕"/>
+                <w:b w:val="false"/>
+                <w:bCs w:val="false"/>
+                <w:color w:val="000000"/>
+                <w:sz w:val="18"/>
+                <w:szCs w:val="18"/>
+              </w:rPr>
+              <w:t xml:space="preserve">T1HS</w:t>
+            </w:r>
+          </w:p>
+        </w:tc>
+        <w:tc>
+          <w:tcPr>
+            <w:tcW w:type="dxa" w:w="964"/>
+            <w:tcMar>
+              <w:top w:type="dxa" w:w="60"/>
+              <w:left w:type="dxa" w:w="90"/>
+              <w:bottom w:type="dxa" w:w="60"/>
+              <w:right w:type="dxa" w:w="90"/>
+            </w:tcMar>
+            <w:vAlign w:val="center"/>
+          </w:tcPr>
+          <w:p>
+            <w:pPr>
+              <w:spacing w:after="20" w:before="20"/>
+              <w:jc w:val="center"/>
+            </w:pPr>
+            <w:r>
+              <w:rPr>
+                <w:rFonts w:ascii="맑은 고딕" w:cs="맑은 고딕" w:eastAsia="맑은 고딕" w:hAnsi="맑은 고딕"/>
+                <w:b w:val="false"/>
+                <w:bCs w:val="false"/>
+                <w:color w:val="000000"/>
+                <w:sz w:val="18"/>
+                <w:szCs w:val="18"/>
+              </w:rPr>
+              <w:t xml:space="preserve">식</w:t>
+            </w:r>
+          </w:p>
+        </w:tc>
+        <w:tc>
+          <w:tcPr>
+            <w:tcW w:type="dxa" w:w="964"/>
+            <w:tcMar>
+              <w:top w:type="dxa" w:w="60"/>
+              <w:left w:type="dxa" w:w="90"/>
+              <w:bottom w:type="dxa" w:w="60"/>
+              <w:right w:type="dxa" w:w="90"/>
+            </w:tcMar>
+            <w:vAlign w:val="center"/>
+          </w:tcPr>
+          <w:p>
+            <w:pPr>
+              <w:spacing w:after="20" w:before="20"/>
+              <w:jc w:val="center"/>
+            </w:pPr>
+            <w:r>
+              <w:rPr>
+                <w:rFonts w:ascii="맑은 고딕" w:cs="맑은 고딕" w:eastAsia="맑은 고딕" w:hAnsi="맑은 고딕"/>
+                <w:b w:val="false"/>
+                <w:bCs w:val="false"/>
+                <w:color w:val="000000"/>
+                <w:sz w:val="18"/>
+                <w:szCs w:val="18"/>
+              </w:rPr>
+              <w:t xml:space="preserve">1</w:t>
+            </w:r>
+          </w:p>
+        </w:tc>
+        <w:tc>
+          <w:tcPr>
+            <w:tcW w:type="dxa" w:w="1542"/>
+            <w:tcMar>
+              <w:top w:type="dxa" w:w="60"/>
+              <w:left w:type="dxa" w:w="90"/>
+              <w:bottom w:type="dxa" w:w="60"/>
+              <w:right w:type="dxa" w:w="90"/>
+            </w:tcMar>
+            <w:vAlign w:val="center"/>
+          </w:tcPr>
+          <w:p>
+            <w:pPr>
+              <w:spacing w:after="20" w:before="20"/>
+              <w:jc w:val="center"/>
+            </w:pPr>
+            <w:r>
+              <w:rPr>
+                <w:rFonts w:ascii="맑은 고딕" w:cs="맑은 고딕" w:eastAsia="맑은 고딕" w:hAnsi="맑은 고딕"/>
+                <w:b w:val="false"/>
+                <w:bCs w:val="false"/>
+                <w:color w:val="000000"/>
+                <w:sz w:val="18"/>
+                <w:szCs w:val="18"/>
+              </w:rPr>
+              <w:t xml:space="preserve">적합</w:t>
+            </w:r>
+          </w:p>
+        </w:tc>
+      </w:tr>
+      <w:tr>
+        <w:tc>
+          <w:tcPr>
+            <w:tcW w:type="dxa" w:w="675"/>
+            <w:tcMar>
+              <w:top w:type="dxa" w:w="60"/>
+              <w:left w:type="dxa" w:w="90"/>
+              <w:bottom w:type="dxa" w:w="60"/>
+              <w:right w:type="dxa" w:w="90"/>
+            </w:tcMar>
+            <w:vAlign w:val="center"/>
+          </w:tcPr>
+          <w:p>
+            <w:pPr>
+              <w:spacing w:after="20" w:before="20"/>
+              <w:jc w:val="center"/>
+            </w:pPr>
+            <w:r>
+              <w:rPr>
+                <w:rFonts w:ascii="맑은 고딕" w:cs="맑은 고딕" w:eastAsia="맑은 고딕" w:hAnsi="맑은 고딕"/>
+                <w:b w:val="false"/>
+                <w:bCs w:val="false"/>
+                <w:color w:val="000000"/>
+                <w:sz w:val="18"/>
+                <w:szCs w:val="18"/>
+              </w:rPr>
+              <w:t xml:space="preserve">38</w:t>
+            </w:r>
+          </w:p>
+        </w:tc>
+        <w:tc>
+          <w:tcPr>
+            <w:tcW w:type="dxa" w:w="3181"/>
+            <w:tcMar>
+              <w:top w:type="dxa" w:w="60"/>
+              <w:left w:type="dxa" w:w="90"/>
+              <w:bottom w:type="dxa" w:w="60"/>
+              <w:right w:type="dxa" w:w="90"/>
+            </w:tcMar>
+            <w:vAlign w:val="center"/>
+          </w:tcPr>
+          <w:p>
+            <w:pPr>
+              <w:spacing w:after="20" w:before="20"/>
+              <w:jc w:val="left"/>
+            </w:pPr>
+            <w:r>
+              <w:rPr>
+                <w:rFonts w:ascii="맑은 고딕" w:cs="맑은 고딕" w:eastAsia="맑은 고딕" w:hAnsi="맑은 고딕"/>
+                <w:b w:val="false"/>
+                <w:bCs w:val="false"/>
+                <w:color w:val="000000"/>
+                <w:sz w:val="18"/>
+                <w:szCs w:val="18"/>
+              </w:rPr>
+              <w:t xml:space="preserve">시스템 랙 #2</w:t>
+            </w:r>
+          </w:p>
+        </w:tc>
+        <w:tc>
+          <w:tcPr>
+            <w:tcW w:type="dxa" w:w="2313"/>
+            <w:tcMar>
+              <w:top w:type="dxa" w:w="60"/>
+              <w:left w:type="dxa" w:w="90"/>
+              <w:bottom w:type="dxa" w:w="60"/>
+              <w:right w:type="dxa" w:w="90"/>
+            </w:tcMar>
+            <w:vAlign w:val="center"/>
+          </w:tcPr>
+          <w:p>
+            <w:pPr>
+              <w:spacing w:after="20" w:before="20"/>
+              <w:jc w:val="left"/>
+            </w:pPr>
+            <w:r>
+              <w:rPr>
+                <w:rFonts w:ascii="맑은 고딕" w:cs="맑은 고딕" w:eastAsia="맑은 고딕" w:hAnsi="맑은 고딕"/>
+                <w:b w:val="false"/>
+                <w:bCs w:val="false"/>
+                <w:color w:val="000000"/>
+                <w:sz w:val="18"/>
+                <w:szCs w:val="18"/>
+              </w:rPr>
+              <w:t xml:space="preserve">T1HS</w:t>
+            </w:r>
+          </w:p>
+        </w:tc>
+        <w:tc>
+          <w:tcPr>
+            <w:tcW w:type="dxa" w:w="964"/>
+            <w:tcMar>
+              <w:top w:type="dxa" w:w="60"/>
+              <w:left w:type="dxa" w:w="90"/>
+              <w:bottom w:type="dxa" w:w="60"/>
+              <w:right w:type="dxa" w:w="90"/>
+            </w:tcMar>
+            <w:vAlign w:val="center"/>
+          </w:tcPr>
+          <w:p>
+            <w:pPr>
+              <w:spacing w:after="20" w:before="20"/>
+              <w:jc w:val="center"/>
+            </w:pPr>
+            <w:r>
+              <w:rPr>
+                <w:rFonts w:ascii="맑은 고딕" w:cs="맑은 고딕" w:eastAsia="맑은 고딕" w:hAnsi="맑은 고딕"/>
+                <w:b w:val="false"/>
+                <w:bCs w:val="false"/>
+                <w:color w:val="000000"/>
+                <w:sz w:val="18"/>
+                <w:szCs w:val="18"/>
+              </w:rPr>
+              <w:t xml:space="preserve">식</w:t>
+            </w:r>
+          </w:p>
+        </w:tc>
+        <w:tc>
+          <w:tcPr>
+            <w:tcW w:type="dxa" w:w="964"/>
+            <w:tcMar>
+              <w:top w:type="dxa" w:w="60"/>
+              <w:left w:type="dxa" w:w="90"/>
+              <w:bottom w:type="dxa" w:w="60"/>
+              <w:right w:type="dxa" w:w="90"/>
+            </w:tcMar>
+            <w:vAlign w:val="center"/>
+          </w:tcPr>
+          <w:p>
+            <w:pPr>
+              <w:spacing w:after="20" w:before="20"/>
+              <w:jc w:val="center"/>
+            </w:pPr>
+            <w:r>
+              <w:rPr>
+                <w:rFonts w:ascii="맑은 고딕" w:cs="맑은 고딕" w:eastAsia="맑은 고딕" w:hAnsi="맑은 고딕"/>
+                <w:b w:val="false"/>
+                <w:bCs w:val="false"/>
+                <w:color w:val="000000"/>
+                <w:sz w:val="18"/>
+                <w:szCs w:val="18"/>
+              </w:rPr>
+              <w:t xml:space="preserve">1</w:t>
+            </w:r>
+          </w:p>
+        </w:tc>
+        <w:tc>
+          <w:tcPr>
+            <w:tcW w:type="dxa" w:w="1542"/>
+            <w:tcMar>
+              <w:top w:type="dxa" w:w="60"/>
+              <w:left w:type="dxa" w:w="90"/>
+              <w:bottom w:type="dxa" w:w="60"/>
+              <w:right w:type="dxa" w:w="90"/>
+            </w:tcMar>
+            <w:vAlign w:val="center"/>
+          </w:tcPr>
+          <w:p>
+            <w:pPr>
+              <w:spacing w:after="20" w:before="20"/>
+              <w:jc w:val="center"/>
+            </w:pPr>
+            <w:r>
+              <w:rPr>
+                <w:rFonts w:ascii="맑은 고딕" w:cs="맑은 고딕" w:eastAsia="맑은 고딕" w:hAnsi="맑은 고딕"/>
+                <w:b w:val="false"/>
+                <w:bCs w:val="false"/>
+                <w:color w:val="000000"/>
+                <w:sz w:val="18"/>
+                <w:szCs w:val="18"/>
+              </w:rPr>
+              <w:t xml:space="preserve">적합</w:t>
+            </w:r>
+          </w:p>
+        </w:tc>
+      </w:tr>
+      <w:tr>
+        <w:tc>
+          <w:tcPr>
+            <w:tcW w:type="dxa" w:w="675"/>
+            <w:tcMar>
+              <w:top w:type="dxa" w:w="60"/>
+              <w:left w:type="dxa" w:w="90"/>
+              <w:bottom w:type="dxa" w:w="60"/>
+              <w:right w:type="dxa" w:w="90"/>
+            </w:tcMar>
+            <w:vAlign w:val="center"/>
+          </w:tcPr>
+          <w:p>
+            <w:pPr>
+              <w:spacing w:after="20" w:before="20"/>
+              <w:jc w:val="center"/>
+            </w:pPr>
+            <w:r>
+              <w:rPr>
+                <w:rFonts w:ascii="맑은 고딕" w:cs="맑은 고딕" w:eastAsia="맑은 고딕" w:hAnsi="맑은 고딕"/>
+                <w:b w:val="false"/>
+                <w:bCs w:val="false"/>
+                <w:color w:val="000000"/>
+                <w:sz w:val="18"/>
+                <w:szCs w:val="18"/>
+              </w:rPr>
+              <w:t xml:space="preserve">39</w:t>
+            </w:r>
+          </w:p>
+        </w:tc>
+        <w:tc>
+          <w:tcPr>
+            <w:tcW w:type="dxa" w:w="3181"/>
+            <w:tcMar>
+              <w:top w:type="dxa" w:w="60"/>
+              <w:left w:type="dxa" w:w="90"/>
+              <w:bottom w:type="dxa" w:w="60"/>
+              <w:right w:type="dxa" w:w="90"/>
+            </w:tcMar>
+            <w:vAlign w:val="center"/>
+          </w:tcPr>
+          <w:p>
+            <w:pPr>
+              <w:spacing w:after="20" w:before="20"/>
+              <w:jc w:val="left"/>
+            </w:pPr>
+            <w:r>
+              <w:rPr>
+                <w:rFonts w:ascii="맑은 고딕" w:cs="맑은 고딕" w:eastAsia="맑은 고딕" w:hAnsi="맑은 고딕"/>
+                <w:b w:val="false"/>
+                <w:bCs w:val="false"/>
+                <w:color w:val="000000"/>
+                <w:sz w:val="18"/>
+                <w:szCs w:val="18"/>
+              </w:rPr>
+              <w:t xml:space="preserve">에어컨 실내기 4WAY #1</w:t>
+            </w:r>
+          </w:p>
+        </w:tc>
+        <w:tc>
+          <w:tcPr>
+            <w:tcW w:type="dxa" w:w="2313"/>
+            <w:tcMar>
+              <w:top w:type="dxa" w:w="60"/>
+              <w:left w:type="dxa" w:w="90"/>
+              <w:bottom w:type="dxa" w:w="60"/>
+              <w:right w:type="dxa" w:w="90"/>
+            </w:tcMar>
+            <w:vAlign w:val="center"/>
+          </w:tcPr>
+          <w:p>
+            <w:pPr>
+              <w:spacing w:after="20" w:before="20"/>
+              <w:jc w:val="left"/>
+            </w:pPr>
+            <w:r>
+              <w:rPr>
+                <w:rFonts w:ascii="맑은 고딕" w:cs="맑은 고딕" w:eastAsia="맑은 고딕" w:hAnsi="맑은 고딕"/>
+                <w:b w:val="false"/>
+                <w:bCs w:val="false"/>
+                <w:color w:val="000000"/>
+                <w:sz w:val="18"/>
+                <w:szCs w:val="18"/>
+              </w:rPr>
+              <w:t xml:space="preserve">AM130BN4DBH1</w:t>
+            </w:r>
+          </w:p>
+        </w:tc>
+        <w:tc>
+          <w:tcPr>
+            <w:tcW w:type="dxa" w:w="964"/>
+            <w:tcMar>
+              <w:top w:type="dxa" w:w="60"/>
+              <w:left w:type="dxa" w:w="90"/>
+              <w:bottom w:type="dxa" w:w="60"/>
+              <w:right w:type="dxa" w:w="90"/>
+            </w:tcMar>
+            <w:vAlign w:val="center"/>
+          </w:tcPr>
+          <w:p>
+            <w:pPr>
+              <w:spacing w:after="20" w:before="20"/>
+              <w:jc w:val="center"/>
+            </w:pPr>
+            <w:r>
+              <w:rPr>
+                <w:rFonts w:ascii="맑은 고딕" w:cs="맑은 고딕" w:eastAsia="맑은 고딕" w:hAnsi="맑은 고딕"/>
+                <w:b w:val="false"/>
+                <w:bCs w:val="false"/>
+                <w:color w:val="000000"/>
+                <w:sz w:val="18"/>
+                <w:szCs w:val="18"/>
+              </w:rPr>
+              <w:t xml:space="preserve">식</w:t>
+            </w:r>
+          </w:p>
+        </w:tc>
+        <w:tc>
+          <w:tcPr>
+            <w:tcW w:type="dxa" w:w="964"/>
+            <w:tcMar>
+              <w:top w:type="dxa" w:w="60"/>
+              <w:left w:type="dxa" w:w="90"/>
+              <w:bottom w:type="dxa" w:w="60"/>
+              <w:right w:type="dxa" w:w="90"/>
+            </w:tcMar>
+            <w:vAlign w:val="center"/>
+          </w:tcPr>
+          <w:p>
+            <w:pPr>
+              <w:spacing w:after="20" w:before="20"/>
+              <w:jc w:val="center"/>
+            </w:pPr>
+            <w:r>
+              <w:rPr>
+                <w:rFonts w:ascii="맑은 고딕" w:cs="맑은 고딕" w:eastAsia="맑은 고딕" w:hAnsi="맑은 고딕"/>
+                <w:b w:val="false"/>
+                <w:bCs w:val="false"/>
+                <w:color w:val="000000"/>
+                <w:sz w:val="18"/>
+                <w:szCs w:val="18"/>
+              </w:rPr>
+              <w:t xml:space="preserve">1</w:t>
+            </w:r>
+          </w:p>
+        </w:tc>
+        <w:tc>
+          <w:tcPr>
+            <w:tcW w:type="dxa" w:w="1542"/>
+            <w:tcMar>
+              <w:top w:type="dxa" w:w="60"/>
+              <w:left w:type="dxa" w:w="90"/>
+              <w:bottom w:type="dxa" w:w="60"/>
+              <w:right w:type="dxa" w:w="90"/>
+            </w:tcMar>
+            <w:vAlign w:val="center"/>
+          </w:tcPr>
+          <w:p>
+            <w:pPr>
+              <w:spacing w:after="20" w:before="20"/>
+              <w:jc w:val="center"/>
+            </w:pPr>
+            <w:r>
+              <w:rPr>
+                <w:rFonts w:ascii="맑은 고딕" w:cs="맑은 고딕" w:eastAsia="맑은 고딕" w:hAnsi="맑은 고딕"/>
+                <w:b w:val="false"/>
+                <w:bCs w:val="false"/>
+                <w:color w:val="000000"/>
+                <w:sz w:val="18"/>
+                <w:szCs w:val="18"/>
+              </w:rPr>
+              <w:t xml:space="preserve">적합</w:t>
+            </w:r>
+          </w:p>
+        </w:tc>
+      </w:tr>
+      <w:tr>
+        <w:tc>
+          <w:tcPr>
+            <w:tcW w:type="dxa" w:w="675"/>
+            <w:tcMar>
+              <w:top w:type="dxa" w:w="60"/>
+              <w:left w:type="dxa" w:w="90"/>
+              <w:bottom w:type="dxa" w:w="60"/>
+              <w:right w:type="dxa" w:w="90"/>
+            </w:tcMar>
+            <w:vAlign w:val="center"/>
+          </w:tcPr>
+          <w:p>
+            <w:pPr>
+              <w:spacing w:after="20" w:before="20"/>
+              <w:jc w:val="center"/>
+            </w:pPr>
+            <w:r>
+              <w:rPr>
+                <w:rFonts w:ascii="맑은 고딕" w:cs="맑은 고딕" w:eastAsia="맑은 고딕" w:hAnsi="맑은 고딕"/>
+                <w:b w:val="false"/>
+                <w:bCs w:val="false"/>
+                <w:color w:val="000000"/>
+                <w:sz w:val="18"/>
+                <w:szCs w:val="18"/>
+              </w:rPr>
+              <w:t xml:space="preserve">40</w:t>
+            </w:r>
+          </w:p>
+        </w:tc>
+        <w:tc>
+          <w:tcPr>
+            <w:tcW w:type="dxa" w:w="3181"/>
+            <w:tcMar>
+              <w:top w:type="dxa" w:w="60"/>
+              <w:left w:type="dxa" w:w="90"/>
+              <w:bottom w:type="dxa" w:w="60"/>
+              <w:right w:type="dxa" w:w="90"/>
+            </w:tcMar>
+            <w:vAlign w:val="center"/>
+          </w:tcPr>
+          <w:p>
+            <w:pPr>
+              <w:spacing w:after="20" w:before="20"/>
+              <w:jc w:val="left"/>
+            </w:pPr>
+            <w:r>
+              <w:rPr>
+                <w:rFonts w:ascii="맑은 고딕" w:cs="맑은 고딕" w:eastAsia="맑은 고딕" w:hAnsi="맑은 고딕"/>
+                <w:b w:val="false"/>
+                <w:bCs w:val="false"/>
+                <w:color w:val="000000"/>
+                <w:sz w:val="18"/>
+                <w:szCs w:val="18"/>
+              </w:rPr>
+              <w:t xml:space="preserve">에어컨 실내기 4Way #2</w:t>
+            </w:r>
+          </w:p>
+        </w:tc>
+        <w:tc>
+          <w:tcPr>
+            <w:tcW w:type="dxa" w:w="2313"/>
+            <w:tcMar>
+              <w:top w:type="dxa" w:w="60"/>
+              <w:left w:type="dxa" w:w="90"/>
+              <w:bottom w:type="dxa" w:w="60"/>
+              <w:right w:type="dxa" w:w="90"/>
+            </w:tcMar>
+            <w:vAlign w:val="center"/>
+          </w:tcPr>
+          <w:p>
+            <w:pPr>
+              <w:spacing w:after="20" w:before="20"/>
+              <w:jc w:val="left"/>
+            </w:pPr>
+            <w:r>
+              <w:rPr>
+                <w:rFonts w:ascii="맑은 고딕" w:cs="맑은 고딕" w:eastAsia="맑은 고딕" w:hAnsi="맑은 고딕"/>
+                <w:b w:val="false"/>
+                <w:bCs w:val="false"/>
+                <w:color w:val="000000"/>
+                <w:sz w:val="18"/>
+                <w:szCs w:val="18"/>
+              </w:rPr>
+              <w:t xml:space="preserve">AM130BN4DBH1</w:t>
+            </w:r>
+          </w:p>
+        </w:tc>
+        <w:tc>
+          <w:tcPr>
+            <w:tcW w:type="dxa" w:w="964"/>
+            <w:tcMar>
+              <w:top w:type="dxa" w:w="60"/>
+              <w:left w:type="dxa" w:w="90"/>
+              <w:bottom w:type="dxa" w:w="60"/>
+              <w:right w:type="dxa" w:w="90"/>
+            </w:tcMar>
+            <w:vAlign w:val="center"/>
+          </w:tcPr>
+          <w:p>
+            <w:pPr>
+              <w:spacing w:after="20" w:before="20"/>
+              <w:jc w:val="center"/>
+            </w:pPr>
+            <w:r>
+              <w:rPr>
+                <w:rFonts w:ascii="맑은 고딕" w:cs="맑은 고딕" w:eastAsia="맑은 고딕" w:hAnsi="맑은 고딕"/>
+                <w:b w:val="false"/>
+                <w:bCs w:val="false"/>
+                <w:color w:val="000000"/>
+                <w:sz w:val="18"/>
+                <w:szCs w:val="18"/>
+              </w:rPr>
+              <w:t xml:space="preserve">식</w:t>
+            </w:r>
+          </w:p>
+        </w:tc>
+        <w:tc>
+          <w:tcPr>
+            <w:tcW w:type="dxa" w:w="964"/>
+            <w:tcMar>
+              <w:top w:type="dxa" w:w="60"/>
+              <w:left w:type="dxa" w:w="90"/>
+              <w:bottom w:type="dxa" w:w="60"/>
+              <w:right w:type="dxa" w:w="90"/>
+            </w:tcMar>
+            <w:vAlign w:val="center"/>
+          </w:tcPr>
+          <w:p>
+            <w:pPr>
+              <w:spacing w:after="20" w:before="20"/>
+              <w:jc w:val="center"/>
+            </w:pPr>
+            <w:r>
+              <w:rPr>
+                <w:rFonts w:ascii="맑은 고딕" w:cs="맑은 고딕" w:eastAsia="맑은 고딕" w:hAnsi="맑은 고딕"/>
+                <w:b w:val="false"/>
+                <w:bCs w:val="false"/>
+                <w:color w:val="000000"/>
+                <w:sz w:val="18"/>
+                <w:szCs w:val="18"/>
+              </w:rPr>
+              <w:t xml:space="preserve">1</w:t>
+            </w:r>
+          </w:p>
+        </w:tc>
+        <w:tc>
+          <w:tcPr>
+            <w:tcW w:type="dxa" w:w="1542"/>
+            <w:tcMar>
+              <w:top w:type="dxa" w:w="60"/>
+              <w:left w:type="dxa" w:w="90"/>
+              <w:bottom w:type="dxa" w:w="60"/>
+              <w:right w:type="dxa" w:w="90"/>
+            </w:tcMar>
+            <w:vAlign w:val="center"/>
+          </w:tcPr>
+          <w:p>
+            <w:pPr>
+              <w:spacing w:after="20" w:before="20"/>
+              <w:jc w:val="center"/>
+            </w:pPr>
+            <w:r>
+              <w:rPr>
+                <w:rFonts w:ascii="맑은 고딕" w:cs="맑은 고딕" w:eastAsia="맑은 고딕" w:hAnsi="맑은 고딕"/>
+                <w:b w:val="false"/>
+                <w:bCs w:val="false"/>
+                <w:color w:val="000000"/>
+                <w:sz w:val="18"/>
+                <w:szCs w:val="18"/>
+              </w:rPr>
+              <w:t xml:space="preserve">적합</w:t>
+            </w:r>
+          </w:p>
+        </w:tc>
+      </w:tr>
+      <w:tr>
+        <w:tc>
+          <w:tcPr>
+            <w:tcW w:type="dxa" w:w="675"/>
+            <w:tcMar>
+              <w:top w:type="dxa" w:w="60"/>
+              <w:left w:type="dxa" w:w="90"/>
+              <w:bottom w:type="dxa" w:w="60"/>
+              <w:right w:type="dxa" w:w="90"/>
+            </w:tcMar>
+            <w:vAlign w:val="center"/>
+          </w:tcPr>
+          <w:p>
+            <w:pPr>
+              <w:spacing w:after="20" w:before="20"/>
+              <w:jc w:val="center"/>
+            </w:pPr>
+            <w:r>
+              <w:rPr>
+                <w:rFonts w:ascii="맑은 고딕" w:cs="맑은 고딕" w:eastAsia="맑은 고딕" w:hAnsi="맑은 고딕"/>
+                <w:b w:val="false"/>
+                <w:bCs w:val="false"/>
+                <w:color w:val="000000"/>
+                <w:sz w:val="18"/>
+                <w:szCs w:val="18"/>
+              </w:rPr>
+              <w:t xml:space="preserve">41</w:t>
+            </w:r>
+          </w:p>
+        </w:tc>
+        <w:tc>
+          <w:tcPr>
+            <w:tcW w:type="dxa" w:w="3181"/>
+            <w:tcMar>
+              <w:top w:type="dxa" w:w="60"/>
+              <w:left w:type="dxa" w:w="90"/>
+              <w:bottom w:type="dxa" w:w="60"/>
+              <w:right w:type="dxa" w:w="90"/>
+            </w:tcMar>
+            <w:vAlign w:val="center"/>
+          </w:tcPr>
+          <w:p>
+            <w:pPr>
+              <w:spacing w:after="20" w:before="20"/>
+              <w:jc w:val="left"/>
+            </w:pPr>
+            <w:r>
+              <w:rPr>
+                <w:rFonts w:ascii="맑은 고딕" w:cs="맑은 고딕" w:eastAsia="맑은 고딕" w:hAnsi="맑은 고딕"/>
+                <w:b w:val="false"/>
+                <w:bCs w:val="false"/>
+                <w:color w:val="000000"/>
+                <w:sz w:val="18"/>
+                <w:szCs w:val="18"/>
+              </w:rPr>
+              <w:t xml:space="preserve">모션데스크 스마트</w:t>
+            </w:r>
+          </w:p>
+        </w:tc>
+        <w:tc>
+          <w:tcPr>
+            <w:tcW w:type="dxa" w:w="2313"/>
+            <w:tcMar>
+              <w:top w:type="dxa" w:w="60"/>
+              <w:left w:type="dxa" w:w="90"/>
+              <w:bottom w:type="dxa" w:w="60"/>
+              <w:right w:type="dxa" w:w="90"/>
+            </w:tcMar>
+            <w:vAlign w:val="center"/>
+          </w:tcPr>
+          <w:p>
+            <w:pPr>
+              <w:spacing w:after="20" w:before="20"/>
+              <w:jc w:val="left"/>
+            </w:pPr>
+            <w:r>
+              <w:rPr>
+                <w:rFonts w:ascii="맑은 고딕" w:cs="맑은 고딕" w:eastAsia="맑은 고딕" w:hAnsi="맑은 고딕"/>
+                <w:b w:val="false"/>
+                <w:bCs w:val="false"/>
+                <w:color w:val="000000"/>
+                <w:sz w:val="18"/>
+                <w:szCs w:val="18"/>
+              </w:rPr>
+              <w:t xml:space="preserve">모션데스크</w:t>
+            </w:r>
+          </w:p>
+        </w:tc>
+        <w:tc>
+          <w:tcPr>
+            <w:tcW w:type="dxa" w:w="964"/>
+            <w:tcMar>
+              <w:top w:type="dxa" w:w="60"/>
+              <w:left w:type="dxa" w:w="90"/>
+              <w:bottom w:type="dxa" w:w="60"/>
+              <w:right w:type="dxa" w:w="90"/>
+            </w:tcMar>
+            <w:vAlign w:val="center"/>
+          </w:tcPr>
+          <w:p>
+            <w:pPr>
+              <w:spacing w:after="20" w:before="20"/>
+              <w:jc w:val="center"/>
+            </w:pPr>
+            <w:r>
+              <w:rPr>
+                <w:rFonts w:ascii="맑은 고딕" w:cs="맑은 고딕" w:eastAsia="맑은 고딕" w:hAnsi="맑은 고딕"/>
+                <w:b w:val="false"/>
+                <w:bCs w:val="false"/>
+                <w:color w:val="000000"/>
+                <w:sz w:val="18"/>
+                <w:szCs w:val="18"/>
+              </w:rPr>
+              <w:t xml:space="preserve">식</w:t>
+            </w:r>
+          </w:p>
+        </w:tc>
+        <w:tc>
+          <w:tcPr>
+            <w:tcW w:type="dxa" w:w="964"/>
+            <w:tcMar>
+              <w:top w:type="dxa" w:w="60"/>
+              <w:left w:type="dxa" w:w="90"/>
+              <w:bottom w:type="dxa" w:w="60"/>
+              <w:right w:type="dxa" w:w="90"/>
+            </w:tcMar>
+            <w:vAlign w:val="center"/>
+          </w:tcPr>
+          <w:p>
+            <w:pPr>
+              <w:spacing w:after="20" w:before="20"/>
+              <w:jc w:val="center"/>
+            </w:pPr>
+            <w:r>
+              <w:rPr>
+                <w:rFonts w:ascii="맑은 고딕" w:cs="맑은 고딕" w:eastAsia="맑은 고딕" w:hAnsi="맑은 고딕"/>
+                <w:b w:val="false"/>
+                <w:bCs w:val="false"/>
+                <w:color w:val="000000"/>
+                <w:sz w:val="18"/>
+                <w:szCs w:val="18"/>
+              </w:rPr>
+              <w:t xml:space="preserve">1</w:t>
+            </w:r>
+          </w:p>
+        </w:tc>
+        <w:tc>
+          <w:tcPr>
+            <w:tcW w:type="dxa" w:w="1542"/>
+            <w:tcMar>
+              <w:top w:type="dxa" w:w="60"/>
+              <w:left w:type="dxa" w:w="90"/>
+              <w:bottom w:type="dxa" w:w="60"/>
+              <w:right w:type="dxa" w:w="90"/>
+            </w:tcMar>
+            <w:vAlign w:val="center"/>
+          </w:tcPr>
+          <w:p>
+            <w:pPr>
+              <w:spacing w:after="20" w:before="20"/>
+              <w:jc w:val="center"/>
+            </w:pPr>
+            <w:r>
+              <w:rPr>
+                <w:rFonts w:ascii="맑은 고딕" w:cs="맑은 고딕" w:eastAsia="맑은 고딕" w:hAnsi="맑은 고딕"/>
+                <w:b w:val="false"/>
+                <w:bCs w:val="false"/>
+                <w:color w:val="000000"/>
+                <w:sz w:val="18"/>
+                <w:szCs w:val="18"/>
+              </w:rPr>
+              <w:t xml:space="preserve">적합</w:t>
+            </w:r>
+          </w:p>
+        </w:tc>
+      </w:tr>
+      <w:tr>
+        <w:tc>
+          <w:tcPr>
+            <w:tcW w:type="dxa" w:w="675"/>
+            <w:tcMar>
+              <w:top w:type="dxa" w:w="60"/>
+              <w:left w:type="dxa" w:w="90"/>
+              <w:bottom w:type="dxa" w:w="60"/>
+              <w:right w:type="dxa" w:w="90"/>
+            </w:tcMar>
+            <w:vAlign w:val="center"/>
+          </w:tcPr>
+          <w:p>
+            <w:pPr>
+              <w:spacing w:after="20" w:before="20"/>
+              <w:jc w:val="center"/>
+            </w:pPr>
+            <w:r>
+              <w:rPr>
+                <w:rFonts w:ascii="맑은 고딕" w:cs="맑은 고딕" w:eastAsia="맑은 고딕" w:hAnsi="맑은 고딕"/>
+                <w:b w:val="false"/>
+                <w:bCs w:val="false"/>
+                <w:color w:val="000000"/>
+                <w:sz w:val="18"/>
+                <w:szCs w:val="18"/>
+              </w:rPr>
+              <w:t xml:space="preserve">42</w:t>
+            </w:r>
+          </w:p>
+        </w:tc>
+        <w:tc>
+          <w:tcPr>
+            <w:tcW w:type="dxa" w:w="3181"/>
+            <w:tcMar>
+              <w:top w:type="dxa" w:w="60"/>
+              <w:left w:type="dxa" w:w="90"/>
+              <w:bottom w:type="dxa" w:w="60"/>
+              <w:right w:type="dxa" w:w="90"/>
+            </w:tcMar>
+            <w:vAlign w:val="center"/>
+          </w:tcPr>
+          <w:p>
+            <w:pPr>
+              <w:spacing w:after="20" w:before="20"/>
+              <w:jc w:val="left"/>
+            </w:pPr>
+            <w:r>
+              <w:rPr>
+                <w:rFonts w:ascii="맑은 고딕" w:cs="맑은 고딕" w:eastAsia="맑은 고딕" w:hAnsi="맑은 고딕"/>
+                <w:b w:val="false"/>
+                <w:bCs w:val="false"/>
+                <w:color w:val="000000"/>
+                <w:sz w:val="18"/>
+                <w:szCs w:val="18"/>
+              </w:rPr>
+              <w:t xml:space="preserve">이퀄라이저</w:t>
+            </w:r>
+          </w:p>
+        </w:tc>
+        <w:tc>
+          <w:tcPr>
+            <w:tcW w:type="dxa" w:w="2313"/>
+            <w:tcMar>
+              <w:top w:type="dxa" w:w="60"/>
+              <w:left w:type="dxa" w:w="90"/>
+              <w:bottom w:type="dxa" w:w="60"/>
+              <w:right w:type="dxa" w:w="90"/>
+            </w:tcMar>
+            <w:vAlign w:val="center"/>
+          </w:tcPr>
+          <w:p>
+            <w:pPr>
+              <w:spacing w:after="20" w:before="20"/>
+              <w:jc w:val="left"/>
+            </w:pPr>
+            <w:r>
+              <w:rPr>
+                <w:rFonts w:ascii="맑은 고딕" w:cs="맑은 고딕" w:eastAsia="맑은 고딕" w:hAnsi="맑은 고딕"/>
+                <w:b w:val="false"/>
+                <w:bCs w:val="false"/>
+                <w:color w:val="000000"/>
+                <w:sz w:val="18"/>
+                <w:szCs w:val="18"/>
+              </w:rPr>
+              <w:t xml:space="preserve">IKEQ-C231</w:t>
+            </w:r>
+          </w:p>
+        </w:tc>
+        <w:tc>
+          <w:tcPr>
+            <w:tcW w:type="dxa" w:w="964"/>
+            <w:tcMar>
+              <w:top w:type="dxa" w:w="60"/>
+              <w:left w:type="dxa" w:w="90"/>
+              <w:bottom w:type="dxa" w:w="60"/>
+              <w:right w:type="dxa" w:w="90"/>
+            </w:tcMar>
+            <w:vAlign w:val="center"/>
+          </w:tcPr>
+          <w:p>
+            <w:pPr>
+              <w:spacing w:after="20" w:before="20"/>
+              <w:jc w:val="center"/>
+            </w:pPr>
+            <w:r>
+              <w:rPr>
+                <w:rFonts w:ascii="맑은 고딕" w:cs="맑은 고딕" w:eastAsia="맑은 고딕" w:hAnsi="맑은 고딕"/>
+                <w:b w:val="false"/>
+                <w:bCs w:val="false"/>
+                <w:color w:val="000000"/>
+                <w:sz w:val="18"/>
+                <w:szCs w:val="18"/>
+              </w:rPr>
+              <w:t xml:space="preserve">식</w:t>
+            </w:r>
+          </w:p>
+        </w:tc>
+        <w:tc>
+          <w:tcPr>
+            <w:tcW w:type="dxa" w:w="964"/>
+            <w:tcMar>
+              <w:top w:type="dxa" w:w="60"/>
+              <w:left w:type="dxa" w:w="90"/>
+              <w:bottom w:type="dxa" w:w="60"/>
+              <w:right w:type="dxa" w:w="90"/>
+            </w:tcMar>
+            <w:vAlign w:val="center"/>
+          </w:tcPr>
+          <w:p>
+            <w:pPr>
+              <w:spacing w:after="20" w:before="20"/>
+              <w:jc w:val="center"/>
+            </w:pPr>
+            <w:r>
+              <w:rPr>
+                <w:rFonts w:ascii="맑은 고딕" w:cs="맑은 고딕" w:eastAsia="맑은 고딕" w:hAnsi="맑은 고딕"/>
+                <w:b w:val="false"/>
+                <w:bCs w:val="false"/>
+                <w:color w:val="000000"/>
+                <w:sz w:val="18"/>
+                <w:szCs w:val="18"/>
+              </w:rPr>
+              <w:t xml:space="preserve">1</w:t>
+            </w:r>
+          </w:p>
+        </w:tc>
+        <w:tc>
+          <w:tcPr>
+            <w:tcW w:type="dxa" w:w="1542"/>
+            <w:tcMar>
+              <w:top w:type="dxa" w:w="60"/>
+              <w:left w:type="dxa" w:w="90"/>
+              <w:bottom w:type="dxa" w:w="60"/>
+              <w:right w:type="dxa" w:w="90"/>
+            </w:tcMar>
+            <w:vAlign w:val="center"/>
+          </w:tcPr>
+          <w:p>
+            <w:pPr>
+              <w:spacing w:after="20" w:before="20"/>
+              <w:jc w:val="center"/>
+            </w:pPr>
+            <w:r>
+              <w:rPr>
+                <w:rFonts w:ascii="맑은 고딕" w:cs="맑은 고딕" w:eastAsia="맑은 고딕" w:hAnsi="맑은 고딕"/>
+                <w:b w:val="false"/>
+                <w:bCs w:val="false"/>
+                <w:color w:val="000000"/>
+                <w:sz w:val="18"/>
+                <w:szCs w:val="18"/>
+              </w:rPr>
+              <w:t xml:space="preserve">적합</w:t>
+            </w:r>
+          </w:p>
+        </w:tc>
+      </w:tr>
+      <w:tr>
+        <w:tc>
+          <w:tcPr>
+            <w:tcW w:type="dxa" w:w="675"/>
+            <w:tcMar>
+              <w:top w:type="dxa" w:w="60"/>
+              <w:left w:type="dxa" w:w="90"/>
+              <w:bottom w:type="dxa" w:w="60"/>
+              <w:right w:type="dxa" w:w="90"/>
+            </w:tcMar>
+            <w:vAlign w:val="center"/>
+          </w:tcPr>
+          <w:p>
+            <w:pPr>
+              <w:spacing w:after="20" w:before="20"/>
+              <w:jc w:val="center"/>
+            </w:pPr>
+            <w:r>
+              <w:rPr>
+                <w:rFonts w:ascii="맑은 고딕" w:cs="맑은 고딕" w:eastAsia="맑은 고딕" w:hAnsi="맑은 고딕"/>
+                <w:b w:val="false"/>
+                <w:bCs w:val="false"/>
+                <w:color w:val="000000"/>
+                <w:sz w:val="18"/>
+                <w:szCs w:val="18"/>
+              </w:rPr>
+              <w:t xml:space="preserve">43</w:t>
+            </w:r>
+          </w:p>
+        </w:tc>
+        <w:tc>
+          <w:tcPr>
+            <w:tcW w:type="dxa" w:w="3181"/>
+            <w:tcMar>
+              <w:top w:type="dxa" w:w="60"/>
+              <w:left w:type="dxa" w:w="90"/>
+              <w:bottom w:type="dxa" w:w="60"/>
+              <w:right w:type="dxa" w:w="90"/>
+            </w:tcMar>
+            <w:vAlign w:val="center"/>
+          </w:tcPr>
+          <w:p>
+            <w:pPr>
+              <w:spacing w:after="20" w:before="20"/>
+              <w:jc w:val="left"/>
+            </w:pPr>
+            <w:r>
+              <w:rPr>
+                <w:rFonts w:ascii="맑은 고딕" w:cs="맑은 고딕" w:eastAsia="맑은 고딕" w:hAnsi="맑은 고딕"/>
+                <w:b w:val="false"/>
+                <w:bCs w:val="false"/>
+                <w:color w:val="000000"/>
+                <w:sz w:val="18"/>
+                <w:szCs w:val="18"/>
+              </w:rPr>
+              <w:t xml:space="preserve">전원공급장치</w:t>
+            </w:r>
+          </w:p>
+        </w:tc>
+        <w:tc>
+          <w:tcPr>
+            <w:tcW w:type="dxa" w:w="2313"/>
+            <w:tcMar>
+              <w:top w:type="dxa" w:w="60"/>
+              <w:left w:type="dxa" w:w="90"/>
+              <w:bottom w:type="dxa" w:w="60"/>
+              <w:right w:type="dxa" w:w="90"/>
+            </w:tcMar>
+            <w:vAlign w:val="center"/>
+          </w:tcPr>
+          <w:p>
+            <w:pPr>
+              <w:spacing w:after="20" w:before="20"/>
+              <w:jc w:val="left"/>
+            </w:pPr>
+            <w:r>
+              <w:rPr>
+                <w:rFonts w:ascii="맑은 고딕" w:cs="맑은 고딕" w:eastAsia="맑은 고딕" w:hAnsi="맑은 고딕"/>
+                <w:b w:val="false"/>
+                <w:bCs w:val="false"/>
+                <w:color w:val="000000"/>
+                <w:sz w:val="18"/>
+                <w:szCs w:val="18"/>
+              </w:rPr>
+              <w:t xml:space="preserve">KPD-S708</w:t>
+            </w:r>
+          </w:p>
+        </w:tc>
+        <w:tc>
+          <w:tcPr>
+            <w:tcW w:type="dxa" w:w="964"/>
+            <w:tcMar>
+              <w:top w:type="dxa" w:w="60"/>
+              <w:left w:type="dxa" w:w="90"/>
+              <w:bottom w:type="dxa" w:w="60"/>
+              <w:right w:type="dxa" w:w="90"/>
+            </w:tcMar>
+            <w:vAlign w:val="center"/>
+          </w:tcPr>
+          <w:p>
+            <w:pPr>
+              <w:spacing w:after="20" w:before="20"/>
+              <w:jc w:val="center"/>
+            </w:pPr>
+            <w:r>
+              <w:rPr>
+                <w:rFonts w:ascii="맑은 고딕" w:cs="맑은 고딕" w:eastAsia="맑은 고딕" w:hAnsi="맑은 고딕"/>
+                <w:b w:val="false"/>
+                <w:bCs w:val="false"/>
+                <w:color w:val="000000"/>
+                <w:sz w:val="18"/>
+                <w:szCs w:val="18"/>
+              </w:rPr>
+              <w:t xml:space="preserve">식</w:t>
+            </w:r>
+          </w:p>
+        </w:tc>
+        <w:tc>
+          <w:tcPr>
+            <w:tcW w:type="dxa" w:w="964"/>
+            <w:tcMar>
+              <w:top w:type="dxa" w:w="60"/>
+              <w:left w:type="dxa" w:w="90"/>
+              <w:bottom w:type="dxa" w:w="60"/>
+              <w:right w:type="dxa" w:w="90"/>
+            </w:tcMar>
+            <w:vAlign w:val="center"/>
+          </w:tcPr>
+          <w:p>
+            <w:pPr>
+              <w:spacing w:after="20" w:before="20"/>
+              <w:jc w:val="center"/>
+            </w:pPr>
+            <w:r>
+              <w:rPr>
+                <w:rFonts w:ascii="맑은 고딕" w:cs="맑은 고딕" w:eastAsia="맑은 고딕" w:hAnsi="맑은 고딕"/>
+                <w:b w:val="false"/>
+                <w:bCs w:val="false"/>
+                <w:color w:val="000000"/>
+                <w:sz w:val="18"/>
+                <w:szCs w:val="18"/>
+              </w:rPr>
+              <w:t xml:space="preserve">1</w:t>
+            </w:r>
+          </w:p>
+        </w:tc>
+        <w:tc>
+          <w:tcPr>
+            <w:tcW w:type="dxa" w:w="1542"/>
+            <w:tcMar>
+              <w:top w:type="dxa" w:w="60"/>
+              <w:left w:type="dxa" w:w="90"/>
+              <w:bottom w:type="dxa" w:w="60"/>
+              <w:right w:type="dxa" w:w="90"/>
+            </w:tcMar>
+            <w:vAlign w:val="center"/>
+          </w:tcPr>
+          <w:p>
+            <w:pPr>
+              <w:spacing w:after="20" w:before="20"/>
+              <w:jc w:val="center"/>
+            </w:pPr>
+            <w:r>
+              <w:rPr>
+                <w:rFonts w:ascii="맑은 고딕" w:cs="맑은 고딕" w:eastAsia="맑은 고딕" w:hAnsi="맑은 고딕"/>
+                <w:b w:val="false"/>
+                <w:bCs w:val="false"/>
+                <w:color w:val="000000"/>
+                <w:sz w:val="18"/>
+                <w:szCs w:val="18"/>
+              </w:rPr>
+              <w:t xml:space="preserve">적합</w:t>
+            </w:r>
+          </w:p>
+        </w:tc>
+      </w:tr>
+      <w:tr>
+        <w:tc>
+          <w:tcPr>
+            <w:tcW w:type="dxa" w:w="675"/>
+            <w:tcMar>
+              <w:top w:type="dxa" w:w="60"/>
+              <w:left w:type="dxa" w:w="90"/>
+              <w:bottom w:type="dxa" w:w="60"/>
+              <w:right w:type="dxa" w:w="90"/>
+            </w:tcMar>
+            <w:vAlign w:val="center"/>
+          </w:tcPr>
+          <w:p>
+            <w:pPr>
+              <w:spacing w:after="20" w:before="20"/>
+              <w:jc w:val="center"/>
+            </w:pPr>
+            <w:r>
+              <w:rPr>
+                <w:rFonts w:ascii="맑은 고딕" w:cs="맑은 고딕" w:eastAsia="맑은 고딕" w:hAnsi="맑은 고딕"/>
+                <w:b w:val="false"/>
+                <w:bCs w:val="false"/>
+                <w:color w:val="000000"/>
+                <w:sz w:val="18"/>
+                <w:szCs w:val="18"/>
+              </w:rPr>
+              <w:t xml:space="preserve">44</w:t>
+            </w:r>
+          </w:p>
+        </w:tc>
+        <w:tc>
+          <w:tcPr>
+            <w:tcW w:type="dxa" w:w="3181"/>
+            <w:tcMar>
+              <w:top w:type="dxa" w:w="60"/>
+              <w:left w:type="dxa" w:w="90"/>
+              <w:bottom w:type="dxa" w:w="60"/>
+              <w:right w:type="dxa" w:w="90"/>
+            </w:tcMar>
+            <w:vAlign w:val="center"/>
+          </w:tcPr>
+          <w:p>
+            <w:pPr>
+              <w:spacing w:after="20" w:before="20"/>
+              <w:jc w:val="left"/>
+            </w:pPr>
+            <w:r>
+              <w:rPr>
+                <w:rFonts w:ascii="맑은 고딕" w:cs="맑은 고딕" w:eastAsia="맑은 고딕" w:hAnsi="맑은 고딕"/>
+                <w:b w:val="false"/>
+                <w:bCs w:val="false"/>
+                <w:color w:val="000000"/>
+                <w:sz w:val="18"/>
+                <w:szCs w:val="18"/>
+              </w:rPr>
+              <w:t xml:space="preserve">LED 전광판</w:t>
+            </w:r>
+          </w:p>
+        </w:tc>
+        <w:tc>
+          <w:tcPr>
+            <w:tcW w:type="dxa" w:w="2313"/>
+            <w:tcMar>
+              <w:top w:type="dxa" w:w="60"/>
+              <w:left w:type="dxa" w:w="90"/>
+              <w:bottom w:type="dxa" w:w="60"/>
+              <w:right w:type="dxa" w:w="90"/>
+            </w:tcMar>
+            <w:vAlign w:val="center"/>
+          </w:tcPr>
+          <w:p>
+            <w:pPr>
+              <w:spacing w:after="20" w:before="20"/>
+              <w:jc w:val="left"/>
+            </w:pPr>
+            <w:r>
+              <w:rPr>
+                <w:rFonts w:ascii="맑은 고딕" w:cs="맑은 고딕" w:eastAsia="맑은 고딕" w:hAnsi="맑은 고딕"/>
+                <w:b w:val="false"/>
+                <w:bCs w:val="false"/>
+                <w:color w:val="000000"/>
+                <w:sz w:val="18"/>
+                <w:szCs w:val="18"/>
+              </w:rPr>
+              <w:t xml:space="preserve">UminiW1.5</w:t>
+            </w:r>
+          </w:p>
+        </w:tc>
+        <w:tc>
+          <w:tcPr>
+            <w:tcW w:type="dxa" w:w="964"/>
+            <w:tcMar>
+              <w:top w:type="dxa" w:w="60"/>
+              <w:left w:type="dxa" w:w="90"/>
+              <w:bottom w:type="dxa" w:w="60"/>
+              <w:right w:type="dxa" w:w="90"/>
+            </w:tcMar>
+            <w:vAlign w:val="center"/>
+          </w:tcPr>
+          <w:p>
+            <w:pPr>
+              <w:spacing w:after="20" w:before="20"/>
+              <w:jc w:val="center"/>
+            </w:pPr>
+            <w:r>
+              <w:rPr>
+                <w:rFonts w:ascii="맑은 고딕" w:cs="맑은 고딕" w:eastAsia="맑은 고딕" w:hAnsi="맑은 고딕"/>
+                <w:b w:val="false"/>
+                <w:bCs w:val="false"/>
+                <w:color w:val="000000"/>
+                <w:sz w:val="18"/>
+                <w:szCs w:val="18"/>
+              </w:rPr>
+              <w:t xml:space="preserve">식</w:t>
+            </w:r>
+          </w:p>
+        </w:tc>
+        <w:tc>
+          <w:tcPr>
+            <w:tcW w:type="dxa" w:w="964"/>
+            <w:tcMar>
+              <w:top w:type="dxa" w:w="60"/>
+              <w:left w:type="dxa" w:w="90"/>
+              <w:bottom w:type="dxa" w:w="60"/>
+              <w:right w:type="dxa" w:w="90"/>
+            </w:tcMar>
+            <w:vAlign w:val="center"/>
+          </w:tcPr>
+          <w:p>
+            <w:pPr>
+              <w:spacing w:after="20" w:before="20"/>
+              <w:jc w:val="center"/>
+            </w:pPr>
+            <w:r>
+              <w:rPr>
+                <w:rFonts w:ascii="맑은 고딕" w:cs="맑은 고딕" w:eastAsia="맑은 고딕" w:hAnsi="맑은 고딕"/>
+                <w:b w:val="false"/>
+                <w:bCs w:val="false"/>
+                <w:color w:val="000000"/>
+                <w:sz w:val="18"/>
+                <w:szCs w:val="18"/>
+              </w:rPr>
+              <w:t xml:space="preserve">1</w:t>
+            </w:r>
+          </w:p>
+        </w:tc>
+        <w:tc>
+          <w:tcPr>
+            <w:tcW w:type="dxa" w:w="1542"/>
+            <w:tcMar>
+              <w:top w:type="dxa" w:w="60"/>
+              <w:left w:type="dxa" w:w="90"/>
+              <w:bottom w:type="dxa" w:w="60"/>
+              <w:right w:type="dxa" w:w="90"/>
+            </w:tcMar>
+            <w:vAlign w:val="center"/>
+          </w:tcPr>
+          <w:p>
+            <w:pPr>
+              <w:spacing w:after="20" w:before="20"/>
+              <w:jc w:val="center"/>
+            </w:pPr>
+            <w:r>
+              <w:rPr>
+                <w:rFonts w:ascii="맑은 고딕" w:cs="맑은 고딕" w:eastAsia="맑은 고딕" w:hAnsi="맑은 고딕"/>
+                <w:b w:val="false"/>
+                <w:bCs w:val="false"/>
+                <w:color w:val="000000"/>
+                <w:sz w:val="18"/>
+                <w:szCs w:val="18"/>
+              </w:rPr>
+              <w:t xml:space="preserve">적합</w:t>
+            </w:r>
+          </w:p>
+        </w:tc>
+      </w:tr>
+      <w:tr>
+        <w:tc>
+          <w:tcPr>
+            <w:tcW w:type="dxa" w:w="675"/>
+            <w:tcMar>
+              <w:top w:type="dxa" w:w="60"/>
+              <w:left w:type="dxa" w:w="90"/>
+              <w:bottom w:type="dxa" w:w="60"/>
+              <w:right w:type="dxa" w:w="90"/>
+            </w:tcMar>
+            <w:vAlign w:val="center"/>
+          </w:tcPr>
+          <w:p>
+            <w:pPr>
+              <w:spacing w:after="20" w:before="20"/>
+              <w:jc w:val="center"/>
+            </w:pPr>
+            <w:r>
+              <w:rPr>
+                <w:rFonts w:ascii="맑은 고딕" w:cs="맑은 고딕" w:eastAsia="맑은 고딕" w:hAnsi="맑은 고딕"/>
+                <w:b w:val="false"/>
+                <w:bCs w:val="false"/>
+                <w:color w:val="000000"/>
+                <w:sz w:val="18"/>
+                <w:szCs w:val="18"/>
+              </w:rPr>
+              <w:t xml:space="preserve">45</w:t>
+            </w:r>
+          </w:p>
+        </w:tc>
+        <w:tc>
+          <w:tcPr>
+            <w:tcW w:type="dxa" w:w="3181"/>
+            <w:tcMar>
+              <w:top w:type="dxa" w:w="60"/>
+              <w:left w:type="dxa" w:w="90"/>
+              <w:bottom w:type="dxa" w:w="60"/>
+              <w:right w:type="dxa" w:w="90"/>
+            </w:tcMar>
+            <w:vAlign w:val="center"/>
+          </w:tcPr>
+          <w:p>
+            <w:pPr>
+              <w:spacing w:after="20" w:before="20"/>
+              <w:jc w:val="left"/>
+            </w:pPr>
+            <w:r>
+              <w:rPr>
+                <w:rFonts w:ascii="맑은 고딕" w:cs="맑은 고딕" w:eastAsia="맑은 고딕" w:hAnsi="맑은 고딕"/>
+                <w:b w:val="false"/>
+                <w:bCs w:val="false"/>
+                <w:color w:val="000000"/>
+                <w:sz w:val="18"/>
+                <w:szCs w:val="18"/>
+              </w:rPr>
+              <w:t xml:space="preserve">네트워크장비용랙</w:t>
+            </w:r>
+          </w:p>
+        </w:tc>
+        <w:tc>
+          <w:tcPr>
+            <w:tcW w:type="dxa" w:w="2313"/>
+            <w:tcMar>
+              <w:top w:type="dxa" w:w="60"/>
+              <w:left w:type="dxa" w:w="90"/>
+              <w:bottom w:type="dxa" w:w="60"/>
+              <w:right w:type="dxa" w:w="90"/>
+            </w:tcMar>
+            <w:vAlign w:val="center"/>
+          </w:tcPr>
+          <w:p>
+            <w:pPr>
+              <w:spacing w:after="20" w:before="20"/>
+              <w:jc w:val="left"/>
+            </w:pPr>
+            <w:r>
+              <w:rPr>
+                <w:rFonts w:ascii="맑은 고딕" w:cs="맑은 고딕" w:eastAsia="맑은 고딕" w:hAnsi="맑은 고딕"/>
+                <w:b w:val="false"/>
+                <w:bCs w:val="false"/>
+                <w:color w:val="000000"/>
+                <w:sz w:val="18"/>
+                <w:szCs w:val="18"/>
+              </w:rPr>
+              <w:t xml:space="preserve">GRS-23</w:t>
+            </w:r>
+          </w:p>
+        </w:tc>
+        <w:tc>
+          <w:tcPr>
+            <w:tcW w:type="dxa" w:w="964"/>
+            <w:tcMar>
+              <w:top w:type="dxa" w:w="60"/>
+              <w:left w:type="dxa" w:w="90"/>
+              <w:bottom w:type="dxa" w:w="60"/>
+              <w:right w:type="dxa" w:w="90"/>
+            </w:tcMar>
+            <w:vAlign w:val="center"/>
+          </w:tcPr>
+          <w:p>
+            <w:pPr>
+              <w:spacing w:after="20" w:before="20"/>
+              <w:jc w:val="center"/>
+            </w:pPr>
+            <w:r>
+              <w:rPr>
+                <w:rFonts w:ascii="맑은 고딕" w:cs="맑은 고딕" w:eastAsia="맑은 고딕" w:hAnsi="맑은 고딕"/>
+                <w:b w:val="false"/>
+                <w:bCs w:val="false"/>
+                <w:color w:val="000000"/>
+                <w:sz w:val="18"/>
+                <w:szCs w:val="18"/>
+              </w:rPr>
+              <w:t xml:space="preserve">식</w:t>
+            </w:r>
+          </w:p>
+        </w:tc>
+        <w:tc>
+          <w:tcPr>
+            <w:tcW w:type="dxa" w:w="964"/>
+            <w:tcMar>
+              <w:top w:type="dxa" w:w="60"/>
+              <w:left w:type="dxa" w:w="90"/>
+              <w:bottom w:type="dxa" w:w="60"/>
+              <w:right w:type="dxa" w:w="90"/>
+            </w:tcMar>
+            <w:vAlign w:val="center"/>
+          </w:tcPr>
+          <w:p>
+            <w:pPr>
+              <w:spacing w:after="20" w:before="20"/>
+              <w:jc w:val="center"/>
+            </w:pPr>
+            <w:r>
+              <w:rPr>
+                <w:rFonts w:ascii="맑은 고딕" w:cs="맑은 고딕" w:eastAsia="맑은 고딕" w:hAnsi="맑은 고딕"/>
+                <w:b w:val="false"/>
+                <w:bCs w:val="false"/>
+                <w:color w:val="000000"/>
+                <w:sz w:val="18"/>
+                <w:szCs w:val="18"/>
+              </w:rPr>
+              <w:t xml:space="preserve">1</w:t>
+            </w:r>
+          </w:p>
+        </w:tc>
+        <w:tc>
+          <w:tcPr>
+            <w:tcW w:type="dxa" w:w="1542"/>
+            <w:tcMar>
+              <w:top w:type="dxa" w:w="60"/>
+              <w:left w:type="dxa" w:w="90"/>
+              <w:bottom w:type="dxa" w:w="60"/>
+              <w:right w:type="dxa" w:w="90"/>
+            </w:tcMar>
+            <w:vAlign w:val="center"/>
+          </w:tcPr>
+          <w:p>
+            <w:pPr>
+              <w:spacing w:after="20" w:before="20"/>
+              <w:jc w:val="center"/>
+            </w:pPr>
+            <w:r>
+              <w:rPr>
+                <w:rFonts w:ascii="맑은 고딕" w:cs="맑은 고딕" w:eastAsia="맑은 고딕" w:hAnsi="맑은 고딕"/>
+                <w:b w:val="false"/>
+                <w:bCs w:val="false"/>
+                <w:color w:val="000000"/>
+                <w:sz w:val="18"/>
+                <w:szCs w:val="18"/>
+              </w:rPr>
+              <w:t xml:space="preserve">적합</w:t>
+            </w:r>
+          </w:p>
+        </w:tc>
+      </w:tr>
+      <w:tr>
+        <w:tc>
+          <w:tcPr>
+            <w:tcW w:type="dxa" w:w="675"/>
+            <w:tcMar>
+              <w:top w:type="dxa" w:w="60"/>
+              <w:left w:type="dxa" w:w="90"/>
+              <w:bottom w:type="dxa" w:w="60"/>
+              <w:right w:type="dxa" w:w="90"/>
+            </w:tcMar>
+            <w:vAlign w:val="center"/>
+          </w:tcPr>
+          <w:p>
+            <w:pPr>
+              <w:spacing w:after="20" w:before="20"/>
+              <w:jc w:val="center"/>
+            </w:pPr>
+            <w:r>
+              <w:rPr>
+                <w:rFonts w:ascii="맑은 고딕" w:cs="맑은 고딕" w:eastAsia="맑은 고딕" w:hAnsi="맑은 고딕"/>
+                <w:b w:val="false"/>
+                <w:bCs w:val="false"/>
+                <w:color w:val="000000"/>
+                <w:sz w:val="18"/>
+                <w:szCs w:val="18"/>
+              </w:rPr>
+              <w:t xml:space="preserve">46</w:t>
+            </w:r>
+          </w:p>
+        </w:tc>
+        <w:tc>
+          <w:tcPr>
+            <w:tcW w:type="dxa" w:w="3181"/>
+            <w:tcMar>
+              <w:top w:type="dxa" w:w="60"/>
+              <w:left w:type="dxa" w:w="90"/>
+              <w:bottom w:type="dxa" w:w="60"/>
+              <w:right w:type="dxa" w:w="90"/>
+            </w:tcMar>
+            <w:vAlign w:val="center"/>
+          </w:tcPr>
+          <w:p>
+            <w:pPr>
+              <w:spacing w:after="20" w:before="20"/>
+              <w:jc w:val="left"/>
+            </w:pPr>
+            <w:r>
+              <w:rPr>
+                <w:rFonts w:ascii="맑은 고딕" w:cs="맑은 고딕" w:eastAsia="맑은 고딕" w:hAnsi="맑은 고딕"/>
+                <w:b w:val="false"/>
+                <w:bCs w:val="false"/>
+                <w:color w:val="000000"/>
+                <w:sz w:val="18"/>
+                <w:szCs w:val="18"/>
+              </w:rPr>
+              <w:t xml:space="preserve">이동식 단상</w:t>
+            </w:r>
+          </w:p>
+        </w:tc>
+        <w:tc>
+          <w:tcPr>
+            <w:tcW w:type="dxa" w:w="2313"/>
+            <w:tcMar>
+              <w:top w:type="dxa" w:w="60"/>
+              <w:left w:type="dxa" w:w="90"/>
+              <w:bottom w:type="dxa" w:w="60"/>
+              <w:right w:type="dxa" w:w="90"/>
+            </w:tcMar>
+            <w:vAlign w:val="center"/>
+          </w:tcPr>
+          <w:p>
+            <w:pPr>
+              <w:spacing w:after="20" w:before="20"/>
+              <w:jc w:val="left"/>
+            </w:pPr>
+            <w:r>
+              <w:rPr>
+                <w:rFonts w:ascii="맑은 고딕" w:cs="맑은 고딕" w:eastAsia="맑은 고딕" w:hAnsi="맑은 고딕"/>
+                <w:b w:val="false"/>
+                <w:bCs w:val="false"/>
+                <w:color w:val="000000"/>
+                <w:sz w:val="18"/>
+                <w:szCs w:val="18"/>
+              </w:rPr>
+              <w:t xml:space="preserve">CBR005C</w:t>
+            </w:r>
+          </w:p>
+        </w:tc>
+        <w:tc>
+          <w:tcPr>
+            <w:tcW w:type="dxa" w:w="964"/>
+            <w:tcMar>
+              <w:top w:type="dxa" w:w="60"/>
+              <w:left w:type="dxa" w:w="90"/>
+              <w:bottom w:type="dxa" w:w="60"/>
+              <w:right w:type="dxa" w:w="90"/>
+            </w:tcMar>
+            <w:vAlign w:val="center"/>
+          </w:tcPr>
+          <w:p>
+            <w:pPr>
+              <w:spacing w:after="20" w:before="20"/>
+              <w:jc w:val="center"/>
+            </w:pPr>
+            <w:r>
+              <w:rPr>
+                <w:rFonts w:ascii="맑은 고딕" w:cs="맑은 고딕" w:eastAsia="맑은 고딕" w:hAnsi="맑은 고딕"/>
+                <w:b w:val="false"/>
+                <w:bCs w:val="false"/>
+                <w:color w:val="000000"/>
+                <w:sz w:val="18"/>
+                <w:szCs w:val="18"/>
+              </w:rPr>
+              <w:t xml:space="preserve">식</w:t>
+            </w:r>
+          </w:p>
+        </w:tc>
+        <w:tc>
+          <w:tcPr>
+            <w:tcW w:type="dxa" w:w="964"/>
+            <w:tcMar>
+              <w:top w:type="dxa" w:w="60"/>
+              <w:left w:type="dxa" w:w="90"/>
+              <w:bottom w:type="dxa" w:w="60"/>
+              <w:right w:type="dxa" w:w="90"/>
+            </w:tcMar>
+            <w:vAlign w:val="center"/>
+          </w:tcPr>
+          <w:p>
+            <w:pPr>
+              <w:spacing w:after="20" w:before="20"/>
+              <w:jc w:val="center"/>
+            </w:pPr>
+            <w:r>
+              <w:rPr>
+                <w:rFonts w:ascii="맑은 고딕" w:cs="맑은 고딕" w:eastAsia="맑은 고딕" w:hAnsi="맑은 고딕"/>
+                <w:b w:val="false"/>
+                <w:bCs w:val="false"/>
+                <w:color w:val="000000"/>
+                <w:sz w:val="18"/>
+                <w:szCs w:val="18"/>
+              </w:rPr>
+              <w:t xml:space="preserve">1</w:t>
+            </w:r>
+          </w:p>
+        </w:tc>
+        <w:tc>
+          <w:tcPr>
+            <w:tcW w:type="dxa" w:w="1542"/>
+            <w:tcMar>
+              <w:top w:type="dxa" w:w="60"/>
+              <w:left w:type="dxa" w:w="90"/>
+              <w:bottom w:type="dxa" w:w="60"/>
+              <w:right w:type="dxa" w:w="90"/>
+            </w:tcMar>
+            <w:vAlign w:val="center"/>
+          </w:tcPr>
+          <w:p>
+            <w:pPr>
+              <w:spacing w:after="20" w:before="20"/>
+              <w:jc w:val="center"/>
+            </w:pPr>
+            <w:r>
+              <w:rPr>
+                <w:rFonts w:ascii="맑은 고딕" w:cs="맑은 고딕" w:eastAsia="맑은 고딕" w:hAnsi="맑은 고딕"/>
+                <w:b w:val="false"/>
+                <w:bCs w:val="false"/>
+                <w:color w:val="000000"/>
+                <w:sz w:val="18"/>
+                <w:szCs w:val="18"/>
+              </w:rPr>
+              <w:t xml:space="preserve">적합</w:t>
+            </w:r>
+          </w:p>
+        </w:tc>
+      </w:tr>
+      <w:tr>
+        <w:tc>
+          <w:tcPr>
+            <w:tcW w:type="dxa" w:w="675"/>
+            <w:tcMar>
+              <w:top w:type="dxa" w:w="60"/>
+              <w:left w:type="dxa" w:w="90"/>
+              <w:bottom w:type="dxa" w:w="60"/>
+              <w:right w:type="dxa" w:w="90"/>
+            </w:tcMar>
+            <w:vAlign w:val="center"/>
+          </w:tcPr>
+          <w:p>
+            <w:pPr>
+              <w:spacing w:after="20" w:before="20"/>
+              <w:jc w:val="center"/>
+            </w:pPr>
+            <w:r>
+              <w:rPr>
+                <w:rFonts w:ascii="맑은 고딕" w:cs="맑은 고딕" w:eastAsia="맑은 고딕" w:hAnsi="맑은 고딕"/>
+                <w:b w:val="false"/>
+                <w:bCs w:val="false"/>
+                <w:color w:val="000000"/>
+                <w:sz w:val="18"/>
+                <w:szCs w:val="18"/>
+              </w:rPr>
+              <w:t xml:space="preserve">47</w:t>
+            </w:r>
+          </w:p>
+        </w:tc>
+        <w:tc>
+          <w:tcPr>
+            <w:tcW w:type="dxa" w:w="3181"/>
+            <w:tcMar>
+              <w:top w:type="dxa" w:w="60"/>
+              <w:left w:type="dxa" w:w="90"/>
+              <w:bottom w:type="dxa" w:w="60"/>
+              <w:right w:type="dxa" w:w="90"/>
+            </w:tcMar>
+            <w:vAlign w:val="center"/>
+          </w:tcPr>
+          <w:p>
+            <w:pPr>
+              <w:spacing w:after="20" w:before="20"/>
+              <w:jc w:val="left"/>
+            </w:pPr>
+            <w:r>
+              <w:rPr>
+                <w:rFonts w:ascii="맑은 고딕" w:cs="맑은 고딕" w:eastAsia="맑은 고딕" w:hAnsi="맑은 고딕"/>
+                <w:b w:val="false"/>
+                <w:bCs w:val="false"/>
+                <w:color w:val="000000"/>
+                <w:sz w:val="18"/>
+                <w:szCs w:val="18"/>
+              </w:rPr>
+              <w:t xml:space="preserve">무선마이크 송신기</w:t>
+            </w:r>
+          </w:p>
+        </w:tc>
+        <w:tc>
+          <w:tcPr>
+            <w:tcW w:type="dxa" w:w="2313"/>
+            <w:tcMar>
+              <w:top w:type="dxa" w:w="60"/>
+              <w:left w:type="dxa" w:w="90"/>
+              <w:bottom w:type="dxa" w:w="60"/>
+              <w:right w:type="dxa" w:w="90"/>
+            </w:tcMar>
+            <w:vAlign w:val="center"/>
+          </w:tcPr>
+          <w:p>
+            <w:pPr>
+              <w:spacing w:after="20" w:before="20"/>
+              <w:jc w:val="left"/>
+            </w:pPr>
+            <w:r>
+              <w:rPr>
+                <w:rFonts w:ascii="맑은 고딕" w:cs="맑은 고딕" w:eastAsia="맑은 고딕" w:hAnsi="맑은 고딕"/>
+                <w:b w:val="false"/>
+                <w:bCs w:val="false"/>
+                <w:color w:val="000000"/>
+                <w:sz w:val="18"/>
+                <w:szCs w:val="18"/>
+              </w:rPr>
+              <w:t xml:space="preserve">EM-XSW2</w:t>
+            </w:r>
+          </w:p>
+        </w:tc>
+        <w:tc>
+          <w:tcPr>
+            <w:tcW w:type="dxa" w:w="964"/>
+            <w:tcMar>
+              <w:top w:type="dxa" w:w="60"/>
+              <w:left w:type="dxa" w:w="90"/>
+              <w:bottom w:type="dxa" w:w="60"/>
+              <w:right w:type="dxa" w:w="90"/>
+            </w:tcMar>
+            <w:vAlign w:val="center"/>
+          </w:tcPr>
+          <w:p>
+            <w:pPr>
+              <w:spacing w:after="20" w:before="20"/>
+              <w:jc w:val="center"/>
+            </w:pPr>
+            <w:r>
+              <w:rPr>
+                <w:rFonts w:ascii="맑은 고딕" w:cs="맑은 고딕" w:eastAsia="맑은 고딕" w:hAnsi="맑은 고딕"/>
+                <w:b w:val="false"/>
+                <w:bCs w:val="false"/>
+                <w:color w:val="000000"/>
+                <w:sz w:val="18"/>
+                <w:szCs w:val="18"/>
+              </w:rPr>
+              <w:t xml:space="preserve">식</w:t>
+            </w:r>
+          </w:p>
+        </w:tc>
+        <w:tc>
+          <w:tcPr>
+            <w:tcW w:type="dxa" w:w="964"/>
+            <w:tcMar>
+              <w:top w:type="dxa" w:w="60"/>
+              <w:left w:type="dxa" w:w="90"/>
+              <w:bottom w:type="dxa" w:w="60"/>
+              <w:right w:type="dxa" w:w="90"/>
+            </w:tcMar>
+            <w:vAlign w:val="center"/>
+          </w:tcPr>
+          <w:p>
+            <w:pPr>
+              <w:spacing w:after="20" w:before="20"/>
+              <w:jc w:val="center"/>
+            </w:pPr>
+            <w:r>
+              <w:rPr>
+                <w:rFonts w:ascii="맑은 고딕" w:cs="맑은 고딕" w:eastAsia="맑은 고딕" w:hAnsi="맑은 고딕"/>
+                <w:b w:val="false"/>
+                <w:bCs w:val="false"/>
+                <w:color w:val="000000"/>
+                <w:sz w:val="18"/>
+                <w:szCs w:val="18"/>
+              </w:rPr>
+              <w:t xml:space="preserve">1</w:t>
+            </w:r>
+          </w:p>
+        </w:tc>
+        <w:tc>
+          <w:tcPr>
+            <w:tcW w:type="dxa" w:w="1542"/>
+            <w:tcMar>
+              <w:top w:type="dxa" w:w="60"/>
+              <w:left w:type="dxa" w:w="90"/>
+              <w:bottom w:type="dxa" w:w="60"/>
+              <w:right w:type="dxa" w:w="90"/>
+            </w:tcMar>
+            <w:vAlign w:val="center"/>
+          </w:tcPr>
+          <w:p>
+            <w:pPr>
+              <w:spacing w:after="20" w:before="20"/>
+              <w:jc w:val="center"/>
+            </w:pPr>
+            <w:r>
+              <w:rPr>
+                <w:rFonts w:ascii="맑은 고딕" w:cs="맑은 고딕" w:eastAsia="맑은 고딕" w:hAnsi="맑은 고딕"/>
+                <w:b w:val="false"/>
+                <w:bCs w:val="false"/>
+                <w:color w:val="000000"/>
+                <w:sz w:val="18"/>
+                <w:szCs w:val="18"/>
+              </w:rPr>
+              <w:t xml:space="preserve">적합</w:t>
+            </w:r>
+          </w:p>
+        </w:tc>
+      </w:tr>
+      <w:tr>
+        <w:tc>
+          <w:tcPr>
+            <w:tcW w:type="dxa" w:w="675"/>
+            <w:gridSpan w:val="4"/>
+            <w:shd w:fill="F2F2F2" w:color="auto" w:val="clear"/>
+            <w:tcMar>
+              <w:top w:type="dxa" w:w="60"/>
+              <w:left w:type="dxa" w:w="90"/>
+              <w:bottom w:type="dxa" w:w="60"/>
+              <w:right w:type="dxa" w:w="90"/>
+            </w:tcMar>
+            <w:vAlign w:val="center"/>
+          </w:tcPr>
+          <w:p>
+            <w:pPr>
+              <w:spacing w:after="20" w:before="20"/>
+              <w:jc w:val="center"/>
+            </w:pPr>
+            <w:r>
+              <w:rPr>
+                <w:rFonts w:ascii="맑은 고딕" w:cs="맑은 고딕" w:eastAsia="맑은 고딕" w:hAnsi="맑은 고딕"/>
+                <w:b/>
+                <w:bCs/>
+                <w:color w:val="000000"/>
+                <w:sz w:val="18"/>
+                <w:szCs w:val="18"/>
+              </w:rPr>
+              <w:t xml:space="preserve">취득가액 계</w:t>
+            </w:r>
+          </w:p>
+        </w:tc>
+        <w:tc>
+          <w:tcPr>
+            <w:tcW w:type="dxa" w:w="3181"/>
+            <w:shd w:fill="F2F2F2" w:color="auto" w:val="clear"/>
+            <w:tcMar>
+              <w:top w:type="dxa" w:w="60"/>
+              <w:left w:type="dxa" w:w="90"/>
+              <w:bottom w:type="dxa" w:w="60"/>
+              <w:right w:type="dxa" w:w="90"/>
+            </w:tcMar>
+            <w:vAlign w:val="center"/>
+          </w:tcPr>
+          <w:p>
+            <w:pPr>
+              <w:spacing w:after="20" w:before="20"/>
+              <w:jc w:val="center"/>
+            </w:pPr>
+            <w:r>
+              <w:rPr>
+                <w:rFonts w:ascii="맑은 고딕" w:cs="맑은 고딕" w:eastAsia="맑은 고딕" w:hAnsi="맑은 고딕"/>
+                <w:b/>
+                <w:bCs/>
+                <w:color w:val="000000"/>
+                <w:sz w:val="18"/>
+                <w:szCs w:val="18"/>
+              </w:rPr>
+              <w:t xml:space="preserve">47건</w:t>
+            </w:r>
+          </w:p>
+        </w:tc>
+        <w:tc>
+          <w:tcPr>
+            <w:tcW w:type="dxa" w:w="2313"/>
+            <w:shd w:fill="F2F2F2" w:color="auto" w:val="clear"/>
+            <w:tcMar>
+              <w:top w:type="dxa" w:w="60"/>
+              <w:left w:type="dxa" w:w="90"/>
+              <w:bottom w:type="dxa" w:w="60"/>
+              <w:right w:type="dxa" w:w="90"/>
+            </w:tcMar>
+            <w:vAlign w:val="center"/>
+          </w:tcPr>
+          <w:p>
+            <w:pPr>
+              <w:spacing w:after="20" w:before="20"/>
+              <w:jc w:val="center"/>
+            </w:pPr>
+            <w:r>
+              <w:rPr>
+                <w:rFonts w:ascii="맑은 고딕" w:cs="맑은 고딕" w:eastAsia="맑은 고딕" w:hAnsi="맑은 고딕"/>
+                <w:b/>
+                <w:bCs/>
+                <w:color w:val="000000"/>
+                <w:sz w:val="18"/>
+                <w:szCs w:val="18"/>
+              </w:rPr>
+              <w:t xml:space="preserve">223,546,075원</w:t>
             </w:r>
           </w:p>
         </w:tc>
       </w:tr>
     </w:tbl>
+    <w:p>
+      <w:pPr>
+        <w:spacing w:after="40" w:before="60" w:line="300"/>
+        <w:jc w:val="left"/>
+      </w:pPr>
+      <w:r>
+        <w:rPr>
+          <w:rFonts w:ascii="맑은 고딕" w:cs="맑은 고딕" w:eastAsia="맑은 고딕" w:hAnsi="맑은 고딕"/>
+          <w:b w:val="false"/>
+          <w:bCs w:val="false"/>
+          <w:color w:val="2E5496"/>
+          <w:sz w:val="16"/>
+          <w:szCs w:val="16"/>
+        </w:rPr>
+        <w:t xml:space="preserve">※ 자산관리 시스템 연동 — SP-INNO 취득자산 47건 자동 반영</w:t>
+      </w:r>
+    </w:p>
     <w:p>
       <w:pPr>
         <w:pBdr>
@@ -2254,7 +9756,7 @@
           <w:sz w:val="21"/>
           <w:szCs w:val="21"/>
         </w:rPr>
-        <w:t xml:space="preserve">2026.09.04</w:t>
+        <w:t xml:space="preserve">2026.09.06</w:t>
       </w:r>
     </w:p>
     <w:tbl>

--- a/output/검수조서_CP-2026-0003.docx
+++ b/output/검수조서_CP-2026-0003.docx
@@ -9756,7 +9756,7 @@
           <w:sz w:val="21"/>
           <w:szCs w:val="21"/>
         </w:rPr>
-        <w:t xml:space="preserve">2026.09.06</w:t>
+        <w:t xml:space="preserve">2026.09.07</w:t>
       </w:r>
     </w:p>
     <w:tbl>

--- a/output/검수조서_CP-2026-0003.docx
+++ b/output/검수조서_CP-2026-0003.docx
@@ -335,7 +335,7 @@
                 <w:sz w:val="18"/>
                 <w:szCs w:val="18"/>
               </w:rPr>
-              <w:t xml:space="preserve"/>
+              <w:t xml:space="preserve">(계약 확정 후 기재)</w:t>
             </w:r>
           </w:p>
         </w:tc>
@@ -396,7 +396,7 @@
                 <w:sz w:val="18"/>
                 <w:szCs w:val="18"/>
               </w:rPr>
-              <w:t xml:space="preserve"/>
+              <w:t xml:space="preserve">2,323,789,189원 (집행액 기준)</w:t>
             </w:r>
           </w:p>
         </w:tc>
@@ -457,7 +457,7 @@
                 <w:sz w:val="18"/>
                 <w:szCs w:val="18"/>
               </w:rPr>
-              <w:t xml:space="preserve">        .     .     .</w:t>
+              <w:t xml:space="preserve">(계약 확정 후 기재)</w:t>
             </w:r>
           </w:p>
         </w:tc>
@@ -518,7 +518,7 @@
                 <w:sz w:val="18"/>
                 <w:szCs w:val="18"/>
               </w:rPr>
-              <w:t xml:space="preserve">        .     .     .</w:t>
+              <w:t xml:space="preserve">2025-09-30</w:t>
             </w:r>
           </w:p>
         </w:tc>
